--- a/bao_cao.docx
+++ b/bao_cao.docx
@@ -64,6 +64,7 @@
     </w:p>
     <w:p>
       <w:pPr>
+        <w:ind w:firstLine="567"/>
         <w:jc w:val="both"/>
         <w:rPr>
           <w:lang w:val="vi-VN"/>
@@ -130,6 +131,7 @@
     <w:p>
       <w:pPr>
         <w:spacing w:after="240"/>
+        <w:ind w:firstLine="567"/>
         <w:jc w:val="both"/>
         <w:rPr>
           <w:lang w:val="vi-VN"/>
@@ -208,23 +210,68 @@
     <w:p>
       <w:pPr>
         <w:spacing w:before="80" w:after="80" w:line="264" w:lineRule="auto"/>
-        <w:jc w:val="both"/>
-        <w:rPr>
-          <w:lang w:val="vi-VN"/>
-        </w:rPr>
-      </w:pPr>
-      <w:r>
-        <w:rPr>
-          <w:lang w:val="vi-VN"/>
-        </w:rPr>
-        <w:t xml:space="preserve">Trong các cơ sở giáo dục đại học, công tác quản lý chuyên cần của sinh viên có vai trò quan trọng trong việc hỗ trợ duy trì kỷ luật đào tạo và theo dõi quá trình học tập. Tuy nhiên, các phương pháp điểm danh truyền thống như gọi tên theo danh sách giấy, ký tên thủ công hoặc sử dụng thẻ từ vẫn tồn tại một số hạn chế. Những phương pháp này có thể làm gia tăng thời gian dành cho hoạt động điểm danh, tiềm ẩn nguy cơ xảy ra các hình thức điểm danh thay như điểm danh hộ, ký tên hộ hoặc cho mượn thẻ, đồng thời phát sinh thêm công sức trong quá trình nhập và đối soát dữ liệu với hệ thống quản lý đào tạo [1], </w:t>
+        <w:ind w:firstLine="567"/>
+        <w:jc w:val="both"/>
+        <w:rPr>
+          <w:lang w:val="vi-VN"/>
+        </w:rPr>
+      </w:pPr>
+      <w:r>
+        <w:rPr>
+          <w:lang w:val="vi-VN"/>
+        </w:rPr>
+        <w:t xml:space="preserve">Trong các cơ sở giáo dục đại học, công tác quản lý chuyên cần của sinh viên có vai trò quan trọng trong việc theo dõi quá trình học tập và hỗ trợ quản lý hoạt động đào tạo. Tuy nhiên, các phương pháp điểm danh truyền thống như gọi tên theo danh sách, ký tên thủ công hoặc sử dụng thẻ vẫn tồn tại một số hạn chế. Quá trình này có thể làm tăng thời gian dành cho hoạt động điểm danh, đồng thời tiềm ẩn nguy cơ xảy ra các hình thức điểm danh thay như điểm danh hộ, ký tên hộ hoặc cho mượn thẻ. Bên cạnh </w:t>
       </w:r>
       <w:r>
         <w:rPr>
           <w:lang w:val="vi-VN"/>
         </w:rPr>
         <w:lastRenderedPageBreak/>
-        <w:t>[2]. Một số nghiên cứu cho thấy hoạt động điểm danh thủ công có thể chiếm một phần đáng kể thời lượng tiết học. Do đó, việc ứng dụng các phương pháp tự động hóa dựa trên công nghệ sinh trắc học, đặc biệt là nhận diện khuôn mặt, được xem là một hướng tiếp cận có tiềm năng nhằm hỗ trợ nâng cao hiệu quả quản lý chuyên cần trong môi trường giáo dục đại học.</w:t>
+        <w:t>đó, dữ liệu điểm danh được ghi nhận thủ công còn cần được nhập và đối soát với hệ thống quản lý đào tạo, làm phát sinh thêm công việc cho giảng viên và cán bộ quản lý. Những vấn đề này đã thúc đẩy việc nghiên cứu các phương pháp tự động hóa điểm danh trong môi trường giáo dụ</w:t>
+      </w:r>
+      <w:r>
+        <w:rPr>
+          <w:lang w:val="vi-VN"/>
+        </w:rPr>
+        <w:t>c [1], [2].</w:t>
+      </w:r>
+    </w:p>
+    <w:p>
+      <w:pPr>
+        <w:spacing w:before="80" w:after="80" w:line="264" w:lineRule="auto"/>
+        <w:ind w:firstLine="567"/>
+        <w:jc w:val="both"/>
+        <w:rPr>
+          <w:lang w:val="vi-VN"/>
+        </w:rPr>
+      </w:pPr>
+      <w:r>
+        <w:rPr>
+          <w:lang w:val="vi-VN"/>
+        </w:rPr>
+        <w:t>Các hệ thống điểm danh dựa trên nhận diện khuôn mặt đã được nghiên cứu như một hướng tiếp cận nhằm tự động hóa quá trình xác minh danh tính người học. Thay vì yêu cầu sinh viên thực hiện các thao tác ghi nhận thủ công, hệ thống có thể sử dụng đặc trưng khuôn mặt để xác định danh tính và ghi nhận trạng thái chuyên cần. Một số nghiên cứu đã triển khai phương pháp này trong môi trường lớp học và cho thấy khả năng kết hợp nhận diện khuôn mặt với quy trình quản lý điể</w:t>
+      </w:r>
+      <w:r>
+        <w:rPr>
+          <w:lang w:val="vi-VN"/>
+        </w:rPr>
+        <w:t>m danh [1], [2].</w:t>
+      </w:r>
+    </w:p>
+    <w:p>
+      <w:pPr>
+        <w:spacing w:before="80" w:after="80" w:line="264" w:lineRule="auto"/>
+        <w:ind w:firstLine="567"/>
+        <w:jc w:val="both"/>
+        <w:rPr>
+          <w:lang w:val="vi-VN"/>
+        </w:rPr>
+      </w:pPr>
+      <w:r>
+        <w:rPr>
+          <w:lang w:val="vi-VN"/>
+        </w:rPr>
+        <w:t>Do đó, việc nghiên cứu và triển khai các hệ thống điểm danh tự động dựa trên công nghệ sinh trắc học, đặc biệt là nhận diện khuôn mặt, là một hướng tiếp cận có tiềm năng nhằm hỗ trợ tự động hóa quá trình quản lý chuyên cần trong môi trường giáo dục đại học.</w:t>
       </w:r>
     </w:p>
     <w:p>
@@ -247,17 +294,182 @@
     <w:p>
       <w:pPr>
         <w:spacing w:before="80" w:after="80" w:line="264" w:lineRule="auto"/>
-        <w:jc w:val="both"/>
-        <w:rPr>
-          <w:lang w:val="vi-VN"/>
-        </w:rPr>
-      </w:pPr>
-      <w:r>
-        <w:rPr>
-          <w:lang w:val="vi-VN"/>
-        </w:rPr>
-        <w:t>Nhận diện khuôn mặt dựa trên kỹ thuật Thị giác máy tính (Computer Vision) và Trí tuệ nhân tạo (AI) đã được ứng dụng rộng rãi vào các hệ thống điểm danh [3]. Sự phát triển từ các mô hình truyền thống đến các mạng nơ-ron tích chập sâu như FaceNet [3], ArcFace [1] và bộ công cụ InsightFace đã nâng cao vượt bậc độ chính xác nhận diện. Bên cạnh đó, việc ứng dụng Trí tuệ nhân tạo tại biên (Edge AI) trên vi máy tính như Raspberry Pi [11], [14], [15] kết hợp với các mạng chống giả mạo siêu nhẹ MiniFASNetV2 [4] thực thi bằng ONNX Runtime đã mở ra khả năng xử lý sinh trắc học trực tiếp tại chỗ mà không cần cảm biến đắt tiền.</w:t>
-      </w:r>
+        <w:ind w:firstLine="567"/>
+        <w:jc w:val="both"/>
+        <w:rPr>
+          <w:lang w:val="vi-VN"/>
+        </w:rPr>
+      </w:pPr>
+      <w:r>
+        <w:rPr>
+          <w:lang w:val="vi-VN"/>
+        </w:rPr>
+        <w:t>Nhận diện khuôn mặt dựa trên các kỹ thuật Thị giác máy tính (Computer Vision) và Trí tuệ nhân tạo (Artificial Intelligence – AI) đã được ứng dụng trong nhiều hệ thống điểm danh tự động. Các nghiên cứu về hệ thống điểm danh dựa trên nhận diện khuôn mặt đã được triển khai trong môi trường lớp học, trong đó quá trình xác định danh tính được sử dụng để tự động ghi nhận sự hiện diện củ</w:t>
+      </w:r>
+      <w:r>
+        <w:rPr>
+          <w:lang w:val="vi-VN"/>
+        </w:rPr>
+        <w:t>a sinh viên [1], [2].</w:t>
+      </w:r>
+    </w:p>
+    <w:p>
+      <w:pPr>
+        <w:spacing w:before="80" w:after="80" w:line="264" w:lineRule="auto"/>
+        <w:ind w:firstLine="567"/>
+        <w:jc w:val="both"/>
+        <w:rPr>
+          <w:lang w:val="vi-VN"/>
+        </w:rPr>
+      </w:pPr>
+      <w:r>
+        <w:rPr>
+          <w:lang w:val="vi-VN"/>
+        </w:rPr>
+        <w:t>Bên cạnh các hệ thống xử lý trên máy tính thông thường, một số nghiên cứu đã xem xét việc triển khai hệ thống điểm danh trên các thiết bị tính toán nhỏ gọn như Raspberry Pi. Cách tiếp cận này cho phép đưa một phần hoặc toàn bộ quá trình xử lý đến gần nguồn dữ liệu, qua đó phù hợp với các ứng dụng cần xử lý dữ liệu tại thiết bị</w:t>
+      </w:r>
+      <w:r>
+        <w:rPr>
+          <w:lang w:val="vi-VN"/>
+        </w:rPr>
+        <w:t xml:space="preserve"> biên [3].</w:t>
+      </w:r>
+    </w:p>
+    <w:p>
+      <w:pPr>
+        <w:spacing w:before="80" w:after="80" w:line="264" w:lineRule="auto"/>
+        <w:ind w:firstLine="567"/>
+        <w:jc w:val="both"/>
+        <w:rPr>
+          <w:lang w:val="vi-VN"/>
+        </w:rPr>
+      </w:pPr>
+      <w:r>
+        <w:rPr>
+          <w:lang w:val="vi-VN"/>
+        </w:rPr>
+        <w:t>Về phương diện nhận diện, các phương pháp học sâu đã tạo ra những cách tiếp cận hiệu quả để biểu diễn khuôn mặt dưới dạng vector đặc trưng. FaceNet đề xuất ánh xạ hình ảnh khuôn mặt vào một không gian đặc trưng, trong đó khoảng cách giữa các vector có thể được sử dụng để đánh giá mức độ tương đồng giữa các khuôn mặ</w:t>
+      </w:r>
+      <w:r>
+        <w:rPr>
+          <w:lang w:val="vi-VN"/>
+        </w:rPr>
+        <w:t>t [4].</w:t>
+      </w:r>
+    </w:p>
+    <w:p>
+      <w:pPr>
+        <w:spacing w:before="80" w:after="80" w:line="264" w:lineRule="auto"/>
+        <w:ind w:firstLine="567"/>
+        <w:jc w:val="both"/>
+        <w:rPr>
+          <w:lang w:val="vi-VN"/>
+        </w:rPr>
+      </w:pPr>
+      <w:r>
+        <w:rPr>
+          <w:lang w:val="vi-VN"/>
+        </w:rPr>
+        <w:t>Tiếp nối hướng tiếp cận biểu diễn khuôn mặt bằng vector đặc trưng, ArcFace sử dụng hàm mất mát với biên góc cộng thêm (Additive Angular Margin Loss) nhằm tăng khả năng phân biệt giữa các lớp danh tính trong không gian đặc trưng [5]. Các phương pháp này cung cấp cơ sở lý thuyết cho việc sử dụng embedding khuôn mặt kết hợp với các phép đo độ tương đồng tron</w:t>
+      </w:r>
+      <w:r>
+        <w:rPr>
+          <w:lang w:val="vi-VN"/>
+        </w:rPr>
+        <w:t>g quá trình xác minh danh tính.</w:t>
+      </w:r>
+    </w:p>
+    <w:p>
+      <w:pPr>
+        <w:spacing w:before="80" w:after="80" w:line="264" w:lineRule="auto"/>
+        <w:ind w:firstLine="567"/>
+        <w:jc w:val="both"/>
+        <w:rPr>
+          <w:lang w:val="vi-VN"/>
+        </w:rPr>
+      </w:pPr>
+      <w:r>
+        <w:rPr>
+          <w:lang w:val="vi-VN"/>
+        </w:rPr>
+        <w:t>Trong các hệ thống triển khai tại biên, việc xử lý dữ liệu sinh trắc học trực tiếp trên thiết bị cũng nhận được sự quan tâm do liên quan đến vấn đề bảo vệ dữ liệu và giảm sự phụ thuộc vào quá trình truyền dữ liệu đến máy chủ bên ngoài. Các nghiên cứu về xác minh khuôn mặt dựa trên tính toán biên cho thấy việc thực hiện xử lý tại thiết bị có thể được xem xét như một hướng tiếp cận nhằm giảm nhu cầu truyền dữ liệu sinh trắc học ra khỏi thiết bị [6]. Những nghiên cứu về bảo vệ quyền riêng tư trong nhận diện khuôn mặt trên môi trường Internet of Things cũng cho thấy kiến trúc xử lý tại biên có thể được kết hợp với các cơ chế bảo vệ dữ liệu sinh trắc họ</w:t>
+      </w:r>
+      <w:r>
+        <w:rPr>
+          <w:lang w:val="vi-VN"/>
+        </w:rPr>
+        <w:t>c [7].</w:t>
+      </w:r>
+    </w:p>
+    <w:p>
+      <w:pPr>
+        <w:spacing w:before="80" w:after="80" w:line="264" w:lineRule="auto"/>
+        <w:ind w:firstLine="567"/>
+        <w:jc w:val="both"/>
+        <w:rPr>
+          <w:lang w:val="vi-VN"/>
+        </w:rPr>
+      </w:pPr>
+      <w:r>
+        <w:rPr>
+          <w:lang w:val="vi-VN"/>
+        </w:rPr>
+        <w:t>Bên cạnh bài toán nhận diện danh tính, một vấn đề quan trọng khác là khả năng chống lại các hình thức giả mạo bằng ảnh hoặc nội dung hiển thị trên thiết bị điện tử. Do đó, các phương pháp Face Anti-Spoofing và Presentation Attack Detection (PAD) được sử dụng để hỗ trợ phân biệt giữa khuôn mặt hợp lệ và các mẫu trình diễn giả</w:t>
+      </w:r>
+      <w:r>
+        <w:rPr>
+          <w:lang w:val="vi-VN"/>
+        </w:rPr>
+        <w:t xml:space="preserve"> [8], [9].</w:t>
+      </w:r>
+    </w:p>
+    <w:p>
+      <w:pPr>
+        <w:spacing w:before="80" w:after="80" w:line="264" w:lineRule="auto"/>
+        <w:ind w:firstLine="567"/>
+        <w:jc w:val="both"/>
+        <w:rPr>
+          <w:lang w:val="vi-VN"/>
+        </w:rPr>
+      </w:pPr>
+      <w:r>
+        <w:rPr>
+          <w:lang w:val="vi-VN"/>
+        </w:rPr>
+        <w:t>Trong nghiên cứu này, SmartAttendance kết hợp mô hình InsightFace với bộ mô hình buffalo_l để trích xuất vector đặc trưng khuôn mặt và sử dụng MiniFASNetV2 để hỗ trợ kiểm tra tính sống. MiniFASNetV2 được triển khai thông qua ONNX Runtime nhằm thực hiện quá trình kiểm tra chống giả mạo 2D trên thiết bị</w:t>
+      </w:r>
+      <w:r>
+        <w:rPr>
+          <w:lang w:val="vi-VN"/>
+        </w:rPr>
+        <w:t xml:space="preserve"> Raspberry Pi 5 [8].</w:t>
+      </w:r>
+    </w:p>
+    <w:p>
+      <w:pPr>
+        <w:spacing w:before="80" w:after="80" w:line="264" w:lineRule="auto"/>
+        <w:ind w:firstLine="567"/>
+        <w:jc w:val="both"/>
+        <w:rPr>
+          <w:lang w:val="vi-VN"/>
+        </w:rPr>
+      </w:pPr>
+      <w:r>
+        <w:rPr>
+          <w:lang w:val="vi-VN"/>
+        </w:rPr>
+        <w:t>Như vậy, hướng tiếp cận của nghiên cứu không chỉ tập trung vào bài toán nhận diện khuôn mặt mà còn kết hợp ba thành phần gồm nhận diện danh tính, kiểm tra chống giả mạo và xử lý tại biên trong một hệ thống điểm danh tích hợp.</w:t>
+      </w:r>
+    </w:p>
+    <w:p>
+      <w:pPr>
+        <w:spacing w:before="80" w:after="80" w:line="264" w:lineRule="auto"/>
+        <w:ind w:firstLine="567"/>
+        <w:jc w:val="both"/>
+        <w:rPr>
+          <w:lang w:val="vi-VN"/>
+        </w:rPr>
+      </w:pPr>
     </w:p>
     <w:p>
       <w:pPr>
@@ -279,127 +491,99 @@
     <w:p>
       <w:pPr>
         <w:spacing w:before="40" w:after="60" w:line="264" w:lineRule="auto"/>
-        <w:jc w:val="both"/>
-        <w:rPr>
-          <w:lang w:val="vi-VN"/>
-        </w:rPr>
-      </w:pPr>
-      <w:r>
-        <w:rPr>
-          <w:lang w:val="vi-VN"/>
-        </w:rPr>
-        <w:t>Mặc dù nhận diện khuôn mặt đã được ứng dụng trong nhiều nghiên cứu về điểm danh tự động, một số giải pháp vẫn đặt ra các vấn đề liên quan đến kiến trúc triển khai, sử dụng tài nguyên và khả năng tích hợp với nghiệp vụ quản lý đào tạo. Trong phạm vi nghiên cứu này, các hạn chế được xem xét gồ</w:t>
-      </w:r>
-      <w:r>
-        <w:rPr>
-          <w:lang w:val="vi-VN"/>
-        </w:rPr>
-        <w:t>m:</w:t>
+        <w:ind w:firstLine="567"/>
+        <w:jc w:val="both"/>
+        <w:rPr>
+          <w:lang w:val="vi-VN"/>
+        </w:rPr>
+      </w:pPr>
+      <w:r>
+        <w:rPr>
+          <w:lang w:val="vi-VN"/>
+        </w:rPr>
+        <w:t>Mặc dù nhận diện khuôn mặt đã được ứng dụng trong nhiều hệ thống điểm danh tự động, việc triển khai trong môi trường thực tế vẫn đặt ra một số vấn đề liên quan đến kiến trúc xử lý, bảo vệ dữ liệu sinh trắc học và khả năng tích hợp với nghiệp vụ quản lý đào tạ</w:t>
+      </w:r>
+      <w:r>
+        <w:rPr>
+          <w:lang w:val="vi-VN"/>
+        </w:rPr>
+        <w:t>o.</w:t>
       </w:r>
     </w:p>
     <w:p>
       <w:pPr>
         <w:spacing w:before="40" w:after="60" w:line="264" w:lineRule="auto"/>
-        <w:jc w:val="both"/>
-        <w:rPr>
-          <w:lang w:val="vi-VN"/>
-        </w:rPr>
-      </w:pPr>
-      <w:r>
-        <w:rPr>
-          <w:lang w:val="vi-VN"/>
-        </w:rPr>
-        <w:t>Phụ thuộc vào Điệ</w:t>
-      </w:r>
-      <w:r>
-        <w:rPr>
-          <w:lang w:val="vi-VN"/>
-        </w:rPr>
-        <w:t>n toán đám mây (Cloud):</w:t>
-      </w:r>
-      <w:r>
-        <w:rPr>
-          <w:lang w:val="vi-VN"/>
-        </w:rPr>
-        <w:t xml:space="preserve"> Một số hệ thống dựa trên kiến trúc điện toán đám mây yêu cầu kết nối mạng để truyền hình ảnh hoặc dữ liệu đặc trưng đến máy chủ xử lý. Cách tiếp cận này có thể làm phát sinh độ trễ phụ thuộc vào điều kiện mạng và đặt ra các yêu cầu bổ sung đối với việc bảo vệ dữ liệu sinh trắc học trong quá trình truyền và lưu trữ [4], [5]. Đối với môi trường giáo dục, việc xử lý dữ liệu trực tiếp tại thiết bị biên có thể là một hướng tiếp cận nhằm hạn chế nhu cầu truyền dữ liệu sinh trắc học ra ngoài hệ thống cục bộ</w:t>
-      </w:r>
-      <w:r>
-        <w:rPr>
-          <w:lang w:val="vi-VN"/>
-        </w:rPr>
-        <w:t>.</w:t>
+        <w:ind w:firstLine="567"/>
+        <w:jc w:val="both"/>
+        <w:rPr>
+          <w:lang w:val="vi-VN"/>
+        </w:rPr>
+      </w:pPr>
+      <w:r>
+        <w:rPr>
+          <w:lang w:val="vi-VN"/>
+        </w:rPr>
+        <w:t>Phụ thuộc vào điện toán đám mây (Cloud): Một số kiến trúc nhận diện khuôn mặt có thể yêu cầu truyền hình ảnh hoặc dữ liệu đặc trưng đến máy chủ xử lý. Cách tiếp cận này làm phát sinh sự phụ thuộc vào kết nối mạng và đặt ra thêm yêu cầu đối với việc bảo vệ dữ liệu sinh trắc học trong quá trình truyền và lưu trữ. Các nghiên cứu về xác minh khuôn mặt dựa trên tính toán biên và bảo vệ quyền riêng tư trong nhận diện khuôn mặt cho thấy xử lý tại thiết bị có thể được xem xét như một hướng tiếp cận nhằm hạn chế việc truyền dữ liệu sinh trắc học ra ngoài hệ thống cục bộ [6]</w:t>
+      </w:r>
+      <w:r>
+        <w:rPr>
+          <w:lang w:val="vi-VN"/>
+        </w:rPr>
+        <w:t>, [7].</w:t>
       </w:r>
     </w:p>
     <w:p>
       <w:pPr>
         <w:spacing w:before="40" w:after="60" w:line="264" w:lineRule="auto"/>
-        <w:jc w:val="both"/>
-        <w:rPr>
-          <w:lang w:val="vi-VN"/>
-        </w:rPr>
-      </w:pPr>
-      <w:r>
-        <w:rPr>
-          <w:lang w:val="vi-VN"/>
-        </w:rPr>
-        <w:t>Sử dụng tài nguyên trong cơ chế nhận diện liên tụ</w:t>
-      </w:r>
-      <w:r>
-        <w:rPr>
-          <w:lang w:val="vi-VN"/>
-        </w:rPr>
-        <w:t>c:</w:t>
-      </w:r>
-      <w:r>
-        <w:t xml:space="preserve"> </w:t>
-      </w:r>
-      <w:r>
-        <w:rPr>
-          <w:lang w:val="vi-VN"/>
-        </w:rPr>
-        <w:t>Đối với các hệ thống sử dụng cơ chế giám sát hoặc quét thụ động, quá trình phát hiện và nhận diện có thể được thực hiện liên tục trên các khung hình từ camera. Việc duy trì suy luận AI thường xuyên có thể làm tăng mức sử dụng tài nguyên tính toán và phát sinh các trường hợp xử lý những người không chủ động thực hiện thao tác điểm danh. Do đó, cơ chế kích hoạt điểm danh theo thao tác của người dùng có thể được xem xét như một phương án nhằm giảm các lần suy luận không cần thiế</w:t>
-      </w:r>
-      <w:r>
-        <w:rPr>
-          <w:lang w:val="vi-VN"/>
-        </w:rPr>
-        <w:t>t.</w:t>
+        <w:ind w:firstLine="567"/>
+        <w:jc w:val="both"/>
+        <w:rPr>
+          <w:lang w:val="vi-VN"/>
+        </w:rPr>
+      </w:pPr>
+      <w:r>
+        <w:rPr>
+          <w:lang w:val="vi-VN"/>
+        </w:rPr>
+        <w:t>Sử dụng tài nguyên trong cơ chế nhận diện liên tục: Đối với các hệ thống sử dụng cơ chế giám sát hoặc quét thụ động, quá trình phát hiện và nhận diện có thể được thực hiện liên tục trên các khung hình từ camera. Việc duy trì suy luận AI thường xuyên có khả năng làm tăng mức sử dụng tài nguyên tính toán, đặc biệt đối với các thiết bị biên có tài nguyên hạn chế. Ngoài ra, cơ chế nhận diện liên tục có thể dẫn đến việc hệ thống xử lý cả những đối tượng không chủ động thực hiện điểm danh.</w:t>
       </w:r>
     </w:p>
     <w:p>
       <w:pPr>
         <w:spacing w:before="40" w:after="60" w:line="264" w:lineRule="auto"/>
-        <w:jc w:val="both"/>
-        <w:rPr>
-          <w:lang w:val="vi-VN"/>
-        </w:rPr>
-      </w:pPr>
-      <w:r>
-        <w:rPr>
-          <w:lang w:val="vi-VN"/>
-        </w:rPr>
-        <w:t>Thiếu liên kết với nghiệp vụ học thuậ</w:t>
-      </w:r>
-      <w:r>
-        <w:rPr>
-          <w:lang w:val="vi-VN"/>
-        </w:rPr>
-        <w:t>t:</w:t>
-      </w:r>
-      <w:r>
-        <w:t xml:space="preserve"> </w:t>
-      </w:r>
-      <w:r>
-        <w:rPr>
-          <w:lang w:val="vi-VN"/>
-        </w:rPr>
-        <w:t>Một số nghiên cứu tập trung chủ yếu vào bài toán nhận diện khuôn mặt hoặc đánh giá thuật toán, trong khi các chức năng quản lý đào tạo như lớp học phần, thời khóa biểu, phiên học và nhật ký điểm danh có thể chưa được tích hợp đầy đủ trong cùng một hệ thống [10]. Khoảng trống này cho thấy nhu cầu phát triển giải pháp không chỉ tập trung vào nhận diện khuôn mặt mà còn kết hợp xử lý sinh trắc học với các nghiệp vụ quản lý chuyên cần trong thực tế</w:t>
-      </w:r>
-      <w:r>
-        <w:rPr>
-          <w:lang w:val="vi-VN"/>
-        </w:rPr>
-        <w:t>.</w:t>
+        <w:ind w:firstLine="567"/>
+        <w:jc w:val="both"/>
+        <w:rPr>
+          <w:lang w:val="vi-VN"/>
+        </w:rPr>
+      </w:pPr>
+      <w:r>
+        <w:rPr>
+          <w:lang w:val="vi-VN"/>
+        </w:rPr>
+        <w:t>Từ vấn đề trên, cơ chế điểm danh chủ động theo thao tác của người dùng (Student-Initiated / Touch-Triggered Attendance) được xem xét trong nghiên cứu này. Theo đó, sinh viên cần tiếp cận Kiosk và thực hiện thao tác chạm nút “Điểm danh” trước khi hệ thống thu nhận hình ảnh và thực hiện suy luận AI. Cách thiết kế này nhằm hạn chế các lần suy luận không cần thiết và giảm khả năng xử lý các đối tượng chỉ đi ngang qua khu vự</w:t>
+      </w:r>
+      <w:r>
+        <w:rPr>
+          <w:lang w:val="vi-VN"/>
+        </w:rPr>
+        <w:t>c Kiosk.</w:t>
+      </w:r>
+    </w:p>
+    <w:p>
+      <w:pPr>
+        <w:spacing w:before="40" w:after="60" w:line="264" w:lineRule="auto"/>
+        <w:ind w:firstLine="567"/>
+        <w:jc w:val="both"/>
+        <w:rPr>
+          <w:lang w:val="vi-VN"/>
+        </w:rPr>
+      </w:pPr>
+      <w:r>
+        <w:rPr>
+          <w:lang w:val="vi-VN"/>
+        </w:rPr>
+        <w:t>Yêu cầu kiểm tra chống giả mạo: Nhận diện đúng danh tính không đồng nghĩa với việc hệ thống có thể phân biệt hoàn toàn giữa người thật và phương tiện trình diễn giả. Các nghiên cứu về Face Anti-Spoofing đã chỉ ra sự tồn tại của các hình thức tấn công sử dụng ảnh hoặc nội dung được trình diễn trước camera [9]. Vì vậy, việc bổ sung một phân hệ kiểm tra tính sống có thể hỗ trợ tăng khả năng phân biệt giữa mẫu hợp lệ và mẫu tấn công trong quá trình xác thực.</w:t>
       </w:r>
     </w:p>
     <w:p>
@@ -422,6 +606,7 @@
     <w:p>
       <w:pPr>
         <w:spacing w:before="40" w:after="60" w:line="264" w:lineRule="auto"/>
+        <w:ind w:firstLine="567"/>
         <w:jc w:val="both"/>
         <w:rPr>
           <w:lang w:val="vi-VN"/>
@@ -443,6 +628,7 @@
     <w:p>
       <w:pPr>
         <w:spacing w:before="40" w:after="60" w:line="264" w:lineRule="auto"/>
+        <w:ind w:firstLine="567"/>
         <w:jc w:val="both"/>
         <w:rPr>
           <w:lang w:val="vi-VN"/>
@@ -485,6 +671,7 @@
     <w:p>
       <w:pPr>
         <w:spacing w:before="40" w:after="60" w:line="264" w:lineRule="auto"/>
+        <w:ind w:firstLine="567"/>
         <w:jc w:val="both"/>
         <w:rPr>
           <w:lang w:val="vi-VN"/>
@@ -524,6 +711,7 @@
     <w:p>
       <w:pPr>
         <w:spacing w:before="40" w:after="60" w:line="264" w:lineRule="auto"/>
+        <w:ind w:firstLine="567"/>
         <w:jc w:val="both"/>
         <w:rPr>
           <w:lang w:val="vi-VN"/>
@@ -563,25 +751,16 @@
     <w:p>
       <w:pPr>
         <w:spacing w:before="40" w:after="60" w:line="264" w:lineRule="auto"/>
-        <w:jc w:val="both"/>
-        <w:rPr>
-          <w:lang w:val="vi-VN"/>
-        </w:rPr>
-      </w:pPr>
-    </w:p>
-    <w:p>
-      <w:pPr>
-        <w:spacing w:before="40" w:after="60" w:line="264" w:lineRule="auto"/>
-        <w:jc w:val="both"/>
-        <w:rPr>
-          <w:lang w:val="vi-VN"/>
-        </w:rPr>
-      </w:pPr>
-      <w:r>
-        <w:rPr>
-          <w:lang w:val="vi-VN"/>
-        </w:rPr>
-        <w:lastRenderedPageBreak/>
+        <w:ind w:firstLine="567"/>
+        <w:jc w:val="both"/>
+        <w:rPr>
+          <w:lang w:val="vi-VN"/>
+        </w:rPr>
+      </w:pPr>
+      <w:r>
+        <w:rPr>
+          <w:lang w:val="vi-VN"/>
+        </w:rPr>
         <w:t>C4</w:t>
       </w:r>
       <w:r>
@@ -591,7 +770,22 @@
         <w:rPr>
           <w:lang w:val="vi-VN"/>
         </w:rPr>
-        <w:t xml:space="preserve"> Tích hợp xử lý sinh trắc học với quản lý nghiệp vụ đào tạo:** Kết hợp chức năng nhận diện khuôn mặt với cơ sở dữ liệu SQLite gồm 19 bảng và các phân hệ quản lý lớp học phần, ca học đang hoạt động, đơn nghỉ phép, đơn dạy bù và xuất báo cáo Excel, hướng tới một quy trình quản lý chuyên cần được tích hợp trong cùng hệ thống.</w:t>
+        <w:t xml:space="preserve"> Tích hợp xử lý sinh trắc học với quản lý nghiệp vụ đào tạ</w:t>
+      </w:r>
+      <w:r>
+        <w:rPr>
+          <w:lang w:val="vi-VN"/>
+        </w:rPr>
+        <w:t>o:</w:t>
+      </w:r>
+      <w:r>
+        <w:t xml:space="preserve"> </w:t>
+      </w:r>
+      <w:r>
+        <w:rPr>
+          <w:lang w:val="vi-VN"/>
+        </w:rPr>
+        <w:t>Kết hợp chức năng nhận diện khuôn mặt với cơ sở dữ liệu SQLite gồm 19 bảng và các phân hệ quản lý lớp học phần, ca học đang hoạt động, đơn nghỉ phép, đơn dạy bù và xuất báo cáo Excel, hướng tới một quy trình quản lý chuyên cần được tích hợp trong cùng hệ thống.</w:t>
       </w:r>
     </w:p>
     <w:p>
@@ -609,6 +803,7 @@
           <w:sz w:val="24"/>
           <w:lang w:val="vi-VN"/>
         </w:rPr>
+        <w:lastRenderedPageBreak/>
         <w:t xml:space="preserve">2. </w:t>
       </w:r>
       <w:r>
@@ -650,6 +845,7 @@
     <w:p>
       <w:pPr>
         <w:spacing w:before="80" w:after="80" w:line="264" w:lineRule="auto"/>
+        <w:ind w:firstLine="567"/>
         <w:jc w:val="both"/>
         <w:rPr>
           <w:lang w:val="vi-VN"/>
@@ -678,7 +874,7 @@
         <w:tblLook w:val="04A0" w:firstRow="1" w:lastRow="0" w:firstColumn="1" w:lastColumn="0" w:noHBand="0" w:noVBand="1"/>
       </w:tblPr>
       <w:tblGrid>
-        <w:gridCol w:w="9062"/>
+        <w:gridCol w:w="9061"/>
       </w:tblGrid>
       <w:tr>
         <w:tc>
@@ -873,7 +1069,7 @@
         <w:tblLook w:val="04A0" w:firstRow="1" w:lastRow="0" w:firstColumn="1" w:lastColumn="0" w:noHBand="0" w:noVBand="1"/>
       </w:tblPr>
       <w:tblGrid>
-        <w:gridCol w:w="4531"/>
+        <w:gridCol w:w="4530"/>
         <w:gridCol w:w="4531"/>
       </w:tblGrid>
       <w:tr>
@@ -961,7 +1157,21 @@
                 <w:sz w:val="20"/>
                 <w:lang w:val="vi-VN"/>
               </w:rPr>
-              <w:t>Raspberry Pi 5 (Broadcom BCM2712 Quad-core ARM Cortex-A76 @ 2.4GHz, RAM 4GB/8GB)</w:t>
+              <w:t>Raspberry Pi 5 (Broadcom BCM2712 Quad-core ARM Cortex-A76</w:t>
+            </w:r>
+            <w:r>
+              <w:rPr>
+                <w:sz w:val="20"/>
+                <w:lang w:val="vi-VN"/>
+              </w:rPr>
+              <w:t xml:space="preserve"> @ 2.4GHz, RAM 4GB</w:t>
+            </w:r>
+            <w:r>
+              <w:rPr>
+                <w:sz w:val="20"/>
+                <w:lang w:val="vi-VN"/>
+              </w:rPr>
+              <w:t>)</w:t>
             </w:r>
           </w:p>
         </w:tc>
@@ -1299,7 +1509,6 @@
                 <w:sz w:val="20"/>
                 <w:lang w:val="vi-VN"/>
               </w:rPr>
-              <w:lastRenderedPageBreak/>
               <w:t>Nhận diện khuôn mặt</w:t>
             </w:r>
           </w:p>
@@ -1388,6 +1597,7 @@
               <w:rPr>
                 <w:sz w:val="20"/>
               </w:rPr>
+              <w:lastRenderedPageBreak/>
               <w:t>M</w:t>
             </w:r>
             <w:r>
@@ -1443,6 +1653,7 @@
     <w:p>
       <w:pPr>
         <w:spacing w:before="80" w:after="80" w:line="264" w:lineRule="auto"/>
+        <w:ind w:firstLine="567"/>
         <w:jc w:val="both"/>
         <w:rPr>
           <w:lang w:val="vi-VN"/>
@@ -1476,6 +1687,7 @@
     <w:p>
       <w:pPr>
         <w:spacing w:before="80" w:after="80" w:line="264" w:lineRule="auto"/>
+        <w:ind w:firstLine="567"/>
         <w:jc w:val="both"/>
         <w:rPr>
           <w:lang w:val="vi-VN"/>
@@ -1510,7 +1722,7 @@
         <w:tblLook w:val="04A0" w:firstRow="1" w:lastRow="0" w:firstColumn="1" w:lastColumn="0" w:noHBand="0" w:noVBand="1"/>
       </w:tblPr>
       <w:tblGrid>
-        <w:gridCol w:w="9062"/>
+        <w:gridCol w:w="9061"/>
       </w:tblGrid>
       <w:tr>
         <w:tc>
@@ -1644,6 +1856,7 @@
       <w:pPr>
         <w:keepNext/>
         <w:spacing w:before="160" w:after="60"/>
+        <w:ind w:firstLine="567"/>
         <w:jc w:val="both"/>
         <w:rPr>
           <w:color w:val="auto"/>
@@ -1711,6 +1924,7 @@
       <w:pPr>
         <w:keepNext/>
         <w:spacing w:before="160" w:after="60"/>
+        <w:ind w:firstLine="567"/>
         <w:jc w:val="both"/>
         <w:rPr>
           <w:color w:val="auto"/>
@@ -1834,6 +2048,7 @@
       <w:pPr>
         <w:keepNext/>
         <w:spacing w:before="160" w:after="60"/>
+        <w:ind w:firstLine="567"/>
         <w:jc w:val="both"/>
         <w:rPr>
           <w:color w:val="auto"/>
@@ -1887,6 +2102,7 @@
       <w:pPr>
         <w:keepNext/>
         <w:spacing w:before="160" w:after="60"/>
+        <w:ind w:firstLine="567"/>
         <w:jc w:val="both"/>
         <w:rPr>
           <w:color w:val="auto"/>
@@ -1974,6 +2190,7 @@
       <w:pPr>
         <w:keepNext/>
         <w:spacing w:before="160" w:after="60"/>
+        <w:ind w:firstLine="567"/>
         <w:jc w:val="both"/>
         <w:rPr>
           <w:color w:val="auto"/>
@@ -2041,6 +2258,7 @@
       <w:pPr>
         <w:keepNext/>
         <w:spacing w:before="160" w:after="60"/>
+        <w:ind w:firstLine="567"/>
         <w:jc w:val="both"/>
         <w:rPr>
           <w:color w:val="auto"/>
@@ -2086,7 +2304,7 @@
           <w:color w:val="auto"/>
           <w:lang w:val="vi-VN"/>
         </w:rPr>
-        <w:t xml:space="preserve">, cho phép Quản trị viên xem xét và phê duyệt. Khi yêu cầu được thông qua, hệ thống </w:t>
+        <w:t xml:space="preserve">, cho phép Quản trị viên xem xét và phê duyệt. Khi yêu cầu được thông qua, hệ </w:t>
       </w:r>
       <w:r>
         <w:rPr>
@@ -2094,7 +2312,7 @@
           <w:lang w:val="vi-VN"/>
         </w:rPr>
         <w:lastRenderedPageBreak/>
-        <w:t>có thể tạo phiên học tương ứng trong cơ sở dữ liệu để phục vụ việc mở phiên điểm danh Kiosk cho sinh viên.</w:t>
+        <w:t>thống có thể tạo phiên học tương ứng trong cơ sở dữ liệu để phục vụ việc mở phiên điểm danh Kiosk cho sinh viên.</w:t>
       </w:r>
     </w:p>
     <w:p>
@@ -2123,7 +2341,7 @@
         <w:tblLook w:val="04A0" w:firstRow="1" w:lastRow="0" w:firstColumn="1" w:lastColumn="0" w:noHBand="0" w:noVBand="1"/>
       </w:tblPr>
       <w:tblGrid>
-        <w:gridCol w:w="9062"/>
+        <w:gridCol w:w="9061"/>
       </w:tblGrid>
       <w:tr>
         <w:tc>
@@ -2240,6 +2458,7 @@
     <w:p>
       <w:pPr>
         <w:spacing w:before="80" w:after="80" w:line="264" w:lineRule="auto"/>
+        <w:ind w:firstLine="567"/>
         <w:jc w:val="both"/>
         <w:rPr>
           <w:lang w:val="vi-VN"/>
@@ -2326,7 +2545,7 @@
         <w:tblLook w:val="04A0" w:firstRow="1" w:lastRow="0" w:firstColumn="1" w:lastColumn="0" w:noHBand="0" w:noVBand="1"/>
       </w:tblPr>
       <w:tblGrid>
-        <w:gridCol w:w="9062"/>
+        <w:gridCol w:w="9061"/>
       </w:tblGrid>
       <w:tr>
         <w:tc>
@@ -2481,10 +2700,12 @@
             </w:r>
             <w:r>
               <w:rPr>
-                <w:i/>
                 <w:lang w:val="vi-VN"/>
               </w:rPr>
               <w:t>(1)</w:t>
+            </w:r>
+            <w:r>
+              <w:t xml:space="preserve">  </w:t>
             </w:r>
           </w:p>
         </w:tc>
@@ -2493,6 +2714,7 @@
     <w:p>
       <w:pPr>
         <w:spacing w:before="80" w:after="80" w:line="264" w:lineRule="auto"/>
+        <w:ind w:firstLine="567"/>
         <w:jc w:val="both"/>
         <w:rPr>
           <w:lang w:val="vi-VN"/>
@@ -2508,6 +2730,7 @@
     <w:p>
       <w:pPr>
         <w:spacing w:before="80" w:after="80" w:line="264" w:lineRule="auto"/>
+        <w:ind w:firstLine="567"/>
         <w:jc w:val="both"/>
         <w:rPr>
           <w:lang w:val="vi-VN"/>
@@ -2560,6 +2783,7 @@
     <w:p>
       <w:pPr>
         <w:spacing w:before="80" w:after="80" w:line="264" w:lineRule="auto"/>
+        <w:ind w:firstLine="567"/>
         <w:jc w:val="both"/>
         <w:rPr>
           <w:lang w:val="vi-VN"/>
@@ -2633,6 +2857,7 @@
     <w:p>
       <w:pPr>
         <w:spacing w:before="80" w:after="80" w:line="264" w:lineRule="auto"/>
+        <w:ind w:firstLine="567"/>
         <w:jc w:val="both"/>
         <w:rPr>
           <w:lang w:val="vi-VN"/>
@@ -2666,6 +2891,7 @@
     <w:p>
       <w:pPr>
         <w:spacing w:before="80" w:after="80" w:line="264" w:lineRule="auto"/>
+        <w:ind w:firstLine="567"/>
         <w:jc w:val="both"/>
         <w:rPr>
           <w:lang w:val="vi-VN"/>
@@ -2741,7 +2967,7 @@
         <w:tblLook w:val="04A0" w:firstRow="1" w:lastRow="0" w:firstColumn="1" w:lastColumn="0" w:noHBand="0" w:noVBand="1"/>
       </w:tblPr>
       <w:tblGrid>
-        <w:gridCol w:w="9062"/>
+        <w:gridCol w:w="9061"/>
       </w:tblGrid>
       <w:tr>
         <w:tc>
@@ -2879,6 +3105,7 @@
     <w:p>
       <w:pPr>
         <w:spacing w:before="80" w:after="80" w:line="264" w:lineRule="auto"/>
+        <w:ind w:firstLine="567"/>
         <w:jc w:val="both"/>
         <w:rPr>
           <w:color w:val="auto"/>
@@ -2903,6 +3130,7 @@
     <w:p>
       <w:pPr>
         <w:spacing w:before="80" w:after="80" w:line="264" w:lineRule="auto"/>
+        <w:ind w:firstLine="567"/>
         <w:jc w:val="both"/>
         <w:rPr>
           <w:color w:val="auto"/>
@@ -2933,6 +3161,7 @@
     <w:p>
       <w:pPr>
         <w:spacing w:before="80" w:after="80" w:line="264" w:lineRule="auto"/>
+        <w:ind w:firstLine="567"/>
         <w:jc w:val="both"/>
         <w:rPr>
           <w:color w:val="auto"/>
@@ -2958,6 +3187,7 @@
     <w:p>
       <w:pPr>
         <w:spacing w:before="80" w:after="80" w:line="264" w:lineRule="auto"/>
+        <w:ind w:firstLine="567"/>
         <w:jc w:val="both"/>
         <w:rPr>
           <w:color w:val="auto"/>
@@ -3025,6 +3255,7 @@
     <w:p>
       <w:pPr>
         <w:spacing w:before="80" w:after="80" w:line="264" w:lineRule="auto"/>
+        <w:ind w:firstLine="567"/>
         <w:jc w:val="both"/>
         <w:rPr>
           <w:color w:val="auto"/>
@@ -3043,87 +3274,644 @@
           <w:color w:val="auto"/>
           <w:lang w:val="vi-VN"/>
         </w:rPr>
-        <w:t xml:space="preserve">: </w:t>
-      </w:r>
-      <m:oMath>
-        <m:sSub>
-          <m:sSubPr>
-            <m:ctrlPr>
-              <w:rPr>
-                <w:rFonts w:ascii="Cambria Math" w:hAnsi="Cambria Math"/>
+        <w:t>:</w:t>
+      </w:r>
+    </w:p>
+    <w:tbl>
+      <w:tblPr>
+        <w:tblStyle w:val="TableGrid"/>
+        <w:tblW w:w="0" w:type="auto"/>
+        <w:tblLook w:val="04A0" w:firstRow="1" w:lastRow="0" w:firstColumn="1" w:lastColumn="0" w:noHBand="0" w:noVBand="1"/>
+      </w:tblPr>
+      <w:tblGrid>
+        <w:gridCol w:w="9061"/>
+      </w:tblGrid>
+      <w:tr>
+        <w:tc>
+          <w:tcPr>
+            <w:tcW w:w="9062" w:type="dxa"/>
+          </w:tcPr>
+          <w:p>
+            <w:pPr>
+              <w:spacing w:before="80" w:after="80" w:line="264" w:lineRule="auto"/>
+              <w:jc w:val="center"/>
+              <w:rPr>
+                <w:color w:val="auto"/>
+              </w:rPr>
+            </w:pPr>
+            <m:oMath>
+              <m:sSub>
+                <m:sSubPr>
+                  <m:ctrlPr>
+                    <w:rPr>
+                      <w:rFonts w:ascii="Cambria Math" w:hAnsi="Cambria Math"/>
+                      <w:i/>
+                      <w:color w:val="auto"/>
+                      <w:lang w:val="vi-VN"/>
+                    </w:rPr>
+                  </m:ctrlPr>
+                </m:sSubPr>
+                <m:e>
+                  <m:r>
+                    <w:rPr>
+                      <w:rFonts w:ascii="Cambria Math" w:hAnsi="Cambria Math"/>
+                      <w:color w:val="auto"/>
+                      <w:lang w:val="vi-VN"/>
+                    </w:rPr>
+                    <m:t>v</m:t>
+                  </m:r>
+                </m:e>
+                <m:sub>
+                  <m:r>
+                    <w:rPr>
+                      <w:rFonts w:ascii="Cambria Math" w:hAnsi="Cambria Math"/>
+                      <w:color w:val="auto"/>
+                      <w:lang w:val="vi-VN"/>
+                    </w:rPr>
+                    <m:t>norm</m:t>
+                  </m:r>
+                </m:sub>
+              </m:sSub>
+              <m:r>
+                <w:rPr>
+                  <w:rFonts w:ascii="Cambria Math" w:hAnsi="Cambria Math"/>
+                  <w:color w:val="auto"/>
+                  <w:lang w:val="vi-VN"/>
+                </w:rPr>
+                <m:t xml:space="preserve"> = </m:t>
+              </m:r>
+              <m:f>
+                <m:fPr>
+                  <m:ctrlPr>
+                    <w:rPr>
+                      <w:rFonts w:ascii="Cambria Math" w:hAnsi="Cambria Math"/>
+                      <w:i/>
+                      <w:color w:val="auto"/>
+                      <w:lang w:val="vi-VN"/>
+                    </w:rPr>
+                  </m:ctrlPr>
+                </m:fPr>
+                <m:num>
+                  <m:r>
+                    <w:rPr>
+                      <w:rFonts w:ascii="Cambria Math" w:hAnsi="Cambria Math"/>
+                      <w:color w:val="auto"/>
+                      <w:lang w:val="vi-VN"/>
+                    </w:rPr>
+                    <m:t>v</m:t>
+                  </m:r>
+                </m:num>
+                <m:den>
+                  <m:sSub>
+                    <m:sSubPr>
+                      <m:ctrlPr>
+                        <w:rPr>
+                          <w:rFonts w:ascii="Cambria Math" w:hAnsi="Cambria Math"/>
+                          <w:i/>
+                          <w:color w:val="auto"/>
+                          <w:lang w:val="vi-VN"/>
+                        </w:rPr>
+                      </m:ctrlPr>
+                    </m:sSubPr>
+                    <m:e>
+                      <m:d>
+                        <m:dPr>
+                          <m:begChr m:val="‖"/>
+                          <m:endChr m:val="‖"/>
+                          <m:ctrlPr>
+                            <w:rPr>
+                              <w:rFonts w:ascii="Cambria Math" w:hAnsi="Cambria Math"/>
+                              <w:i/>
+                              <w:color w:val="auto"/>
+                              <w:lang w:val="vi-VN"/>
+                            </w:rPr>
+                          </m:ctrlPr>
+                        </m:dPr>
+                        <m:e>
+                          <m:r>
+                            <w:rPr>
+                              <w:rFonts w:ascii="Cambria Math" w:hAnsi="Cambria Math"/>
+                              <w:color w:val="auto"/>
+                              <w:lang w:val="vi-VN"/>
+                            </w:rPr>
+                            <m:t>v</m:t>
+                          </m:r>
+                        </m:e>
+                      </m:d>
+                    </m:e>
+                    <m:sub>
+                      <m:r>
+                        <w:rPr>
+                          <w:rFonts w:ascii="Cambria Math" w:hAnsi="Cambria Math"/>
+                          <w:color w:val="auto"/>
+                          <w:lang w:val="vi-VN"/>
+                        </w:rPr>
+                        <m:t>2</m:t>
+                      </m:r>
+                    </m:sub>
+                  </m:sSub>
+                </m:den>
+              </m:f>
+            </m:oMath>
+            <w:r>
+              <w:rPr>
+                <w:color w:val="auto"/>
+              </w:rPr>
+              <w:t xml:space="preserve"> (2)</w:t>
+            </w:r>
+          </w:p>
+        </w:tc>
+      </w:tr>
+    </w:tbl>
+    <w:p>
+      <w:pPr>
+        <w:spacing w:before="80" w:after="80" w:line="264" w:lineRule="auto"/>
+        <w:jc w:val="both"/>
+        <w:rPr>
+          <w:color w:val="auto"/>
+          <w:lang w:val="vi-VN"/>
+        </w:rPr>
+      </w:pPr>
+    </w:p>
+    <w:p>
+      <w:pPr>
+        <w:spacing w:before="80" w:after="80" w:line="264" w:lineRule="auto"/>
+        <w:ind w:firstLine="567"/>
+        <w:jc w:val="both"/>
+        <w:rPr>
+          <w:color w:val="auto"/>
+          <w:lang w:val="vi-VN"/>
+        </w:rPr>
+      </w:pPr>
+      <w:r>
+        <w:rPr>
+          <w:color w:val="auto"/>
+          <w:lang w:val="vi-VN"/>
+        </w:rPr>
+        <w:t>So khớp Cosine Similarity: Độ tương đồng giữa vector đặc trưng của mẫu kiểm tra và vector mẫu lưu trong CSDL được tính theo công thức Cosine Similarity. Khi các vector đã được chuẩn hóa L2, phép tính có thể được thực hiện trực tiếp bằng tích vô hướng của hai vector chuẩn hóa [1]:</w:t>
+      </w:r>
+    </w:p>
+    <w:tbl>
+      <w:tblPr>
+        <w:tblStyle w:val="TableGrid"/>
+        <w:tblW w:w="0" w:type="auto"/>
+        <w:tblLook w:val="04A0" w:firstRow="1" w:lastRow="0" w:firstColumn="1" w:lastColumn="0" w:noHBand="0" w:noVBand="1"/>
+      </w:tblPr>
+      <w:tblGrid>
+        <w:gridCol w:w="9061"/>
+      </w:tblGrid>
+      <w:tr>
+        <w:tc>
+          <w:tcPr>
+            <w:tcW w:w="9062" w:type="dxa"/>
+          </w:tcPr>
+          <w:p>
+            <w:pPr>
+              <w:spacing w:before="80" w:after="80" w:line="264" w:lineRule="auto"/>
+              <w:jc w:val="both"/>
+              <w:rPr>
                 <w:i/>
                 <w:color w:val="auto"/>
                 <w:lang w:val="vi-VN"/>
               </w:rPr>
-            </m:ctrlPr>
-          </m:sSubPr>
-          <m:e>
-            <m:r>
-              <w:rPr>
-                <w:rFonts w:ascii="Cambria Math" w:hAnsi="Cambria Math"/>
-                <w:color w:val="auto"/>
-                <w:lang w:val="vi-VN"/>
-              </w:rPr>
-              <m:t>v</m:t>
-            </m:r>
-          </m:e>
-          <m:sub>
-            <m:r>
-              <w:rPr>
-                <w:rFonts w:ascii="Cambria Math" w:hAnsi="Cambria Math"/>
-                <w:color w:val="auto"/>
-                <w:lang w:val="vi-VN"/>
-              </w:rPr>
-              <m:t>norm</m:t>
-            </m:r>
-          </m:sub>
-        </m:sSub>
-        <m:r>
-          <w:rPr>
-            <w:rFonts w:ascii="Cambria Math" w:hAnsi="Cambria Math"/>
-            <w:color w:val="auto"/>
-            <w:lang w:val="vi-VN"/>
-          </w:rPr>
-          <m:t xml:space="preserve"> = </m:t>
-        </m:r>
-        <m:f>
-          <m:fPr>
-            <m:ctrlPr>
-              <w:rPr>
-                <w:rFonts w:ascii="Cambria Math" w:hAnsi="Cambria Math"/>
-                <w:i/>
-                <w:color w:val="auto"/>
-                <w:lang w:val="vi-VN"/>
-              </w:rPr>
-            </m:ctrlPr>
-          </m:fPr>
-          <m:num>
-            <m:r>
-              <w:rPr>
-                <w:rFonts w:ascii="Cambria Math" w:hAnsi="Cambria Math"/>
-                <w:color w:val="auto"/>
-                <w:lang w:val="vi-VN"/>
-              </w:rPr>
-              <m:t>v</m:t>
-            </m:r>
-          </m:num>
-          <m:den>
-            <m:sSub>
-              <m:sSubPr>
-                <m:ctrlPr>
+            </w:pPr>
+            <m:oMathPara>
+              <m:oMath>
+                <m:sSub>
+                  <m:sSubPr>
+                    <m:ctrlPr>
+                      <w:rPr>
+                        <w:rFonts w:ascii="Cambria Math" w:hAnsi="Cambria Math"/>
+                        <w:i/>
+                        <w:color w:val="auto"/>
+                        <w:lang w:val="vi-VN"/>
+                      </w:rPr>
+                    </m:ctrlPr>
+                  </m:sSubPr>
+                  <m:e>
+                    <m:r>
+                      <w:rPr>
+                        <w:rFonts w:ascii="Cambria Math" w:hAnsi="Cambria Math"/>
+                        <w:color w:val="auto"/>
+                        <w:lang w:val="vi-VN"/>
+                      </w:rPr>
+                      <m:t>s</m:t>
+                    </m:r>
+                  </m:e>
+                  <m:sub>
+                    <m:r>
+                      <w:rPr>
+                        <w:rFonts w:ascii="Cambria Math" w:hAnsi="Cambria Math"/>
+                        <w:color w:val="auto"/>
+                        <w:lang w:val="vi-VN"/>
+                      </w:rPr>
+                      <m:t>cosine</m:t>
+                    </m:r>
+                  </m:sub>
+                </m:sSub>
+                <m:r>
                   <w:rPr>
                     <w:rFonts w:ascii="Cambria Math" w:hAnsi="Cambria Math"/>
-                    <w:i/>
                     <w:color w:val="auto"/>
                     <w:lang w:val="vi-VN"/>
                   </w:rPr>
-                </m:ctrlPr>
-              </m:sSubPr>
-              <m:e>
+                  <m:t>=</m:t>
+                </m:r>
+                <m:func>
+                  <m:funcPr>
+                    <m:ctrlPr>
+                      <w:rPr>
+                        <w:rFonts w:ascii="Cambria Math" w:hAnsi="Cambria Math"/>
+                        <w:i/>
+                        <w:color w:val="auto"/>
+                        <w:lang w:val="vi-VN"/>
+                      </w:rPr>
+                    </m:ctrlPr>
+                  </m:funcPr>
+                  <m:fName>
+                    <m:r>
+                      <m:rPr>
+                        <m:sty m:val="p"/>
+                      </m:rPr>
+                      <w:rPr>
+                        <w:rFonts w:ascii="Cambria Math" w:hAnsi="Cambria Math"/>
+                        <w:color w:val="auto"/>
+                        <w:lang w:val="vi-VN"/>
+                      </w:rPr>
+                      <m:t>cos</m:t>
+                    </m:r>
+                  </m:fName>
+                  <m:e>
+                    <m:d>
+                      <m:dPr>
+                        <m:ctrlPr>
+                          <w:rPr>
+                            <w:rFonts w:ascii="Cambria Math" w:hAnsi="Cambria Math"/>
+                            <w:i/>
+                            <w:color w:val="auto"/>
+                            <w:lang w:val="vi-VN"/>
+                          </w:rPr>
+                        </m:ctrlPr>
+                      </m:dPr>
+                      <m:e>
+                        <m:sSub>
+                          <m:sSubPr>
+                            <m:ctrlPr>
+                              <w:rPr>
+                                <w:rFonts w:ascii="Cambria Math" w:hAnsi="Cambria Math"/>
+                                <w:i/>
+                                <w:color w:val="auto"/>
+                                <w:lang w:val="vi-VN"/>
+                              </w:rPr>
+                            </m:ctrlPr>
+                          </m:sSubPr>
+                          <m:e>
+                            <m:r>
+                              <w:rPr>
+                                <w:rFonts w:ascii="Cambria Math" w:hAnsi="Cambria Math"/>
+                                <w:color w:val="auto"/>
+                                <w:lang w:val="vi-VN"/>
+                              </w:rPr>
+                              <m:t>v</m:t>
+                            </m:r>
+                          </m:e>
+                          <m:sub>
+                            <m:r>
+                              <w:rPr>
+                                <w:rFonts w:ascii="Cambria Math" w:hAnsi="Cambria Math"/>
+                                <w:color w:val="auto"/>
+                                <w:lang w:val="vi-VN"/>
+                              </w:rPr>
+                              <m:t>1</m:t>
+                            </m:r>
+                          </m:sub>
+                        </m:sSub>
+                        <m:r>
+                          <w:rPr>
+                            <w:rFonts w:ascii="Cambria Math" w:hAnsi="Cambria Math"/>
+                            <w:color w:val="auto"/>
+                            <w:lang w:val="vi-VN"/>
+                          </w:rPr>
+                          <m:t>,</m:t>
+                        </m:r>
+                        <m:sSub>
+                          <m:sSubPr>
+                            <m:ctrlPr>
+                              <w:rPr>
+                                <w:rFonts w:ascii="Cambria Math" w:hAnsi="Cambria Math"/>
+                                <w:i/>
+                                <w:color w:val="auto"/>
+                                <w:lang w:val="vi-VN"/>
+                              </w:rPr>
+                            </m:ctrlPr>
+                          </m:sSubPr>
+                          <m:e>
+                            <m:r>
+                              <w:rPr>
+                                <w:rFonts w:ascii="Cambria Math" w:hAnsi="Cambria Math"/>
+                                <w:color w:val="auto"/>
+                                <w:lang w:val="vi-VN"/>
+                              </w:rPr>
+                              <m:t>v</m:t>
+                            </m:r>
+                          </m:e>
+                          <m:sub>
+                            <m:r>
+                              <w:rPr>
+                                <w:rFonts w:ascii="Cambria Math" w:hAnsi="Cambria Math"/>
+                                <w:color w:val="auto"/>
+                                <w:lang w:val="vi-VN"/>
+                              </w:rPr>
+                              <m:t>2</m:t>
+                            </m:r>
+                          </m:sub>
+                        </m:sSub>
+                      </m:e>
+                    </m:d>
+                  </m:e>
+                </m:func>
+                <m:r>
+                  <w:rPr>
+                    <w:rFonts w:ascii="Cambria Math" w:hAnsi="Cambria Math"/>
+                    <w:color w:val="auto"/>
+                    <w:lang w:val="vi-VN"/>
+                  </w:rPr>
+                  <m:t>=</m:t>
+                </m:r>
+                <m:f>
+                  <m:fPr>
+                    <m:ctrlPr>
+                      <w:rPr>
+                        <w:rFonts w:ascii="Cambria Math" w:hAnsi="Cambria Math"/>
+                        <w:i/>
+                        <w:color w:val="auto"/>
+                        <w:lang w:val="vi-VN"/>
+                      </w:rPr>
+                    </m:ctrlPr>
+                  </m:fPr>
+                  <m:num>
+                    <m:sSub>
+                      <m:sSubPr>
+                        <m:ctrlPr>
+                          <w:rPr>
+                            <w:rFonts w:ascii="Cambria Math" w:hAnsi="Cambria Math"/>
+                            <w:i/>
+                            <w:color w:val="auto"/>
+                            <w:lang w:val="vi-VN"/>
+                          </w:rPr>
+                        </m:ctrlPr>
+                      </m:sSubPr>
+                      <m:e>
+                        <m:r>
+                          <w:rPr>
+                            <w:rFonts w:ascii="Cambria Math" w:hAnsi="Cambria Math"/>
+                            <w:color w:val="auto"/>
+                            <w:lang w:val="vi-VN"/>
+                          </w:rPr>
+                          <m:t>v</m:t>
+                        </m:r>
+                      </m:e>
+                      <m:sub>
+                        <m:r>
+                          <w:rPr>
+                            <w:rFonts w:ascii="Cambria Math" w:hAnsi="Cambria Math"/>
+                            <w:color w:val="auto"/>
+                            <w:lang w:val="vi-VN"/>
+                          </w:rPr>
+                          <m:t>1</m:t>
+                        </m:r>
+                      </m:sub>
+                    </m:sSub>
+                    <m:r>
+                      <w:rPr>
+                        <w:rFonts w:ascii="Cambria Math" w:hAnsi="Cambria Math"/>
+                        <w:color w:val="auto"/>
+                        <w:lang w:val="vi-VN"/>
+                      </w:rPr>
+                      <m:t xml:space="preserve">. </m:t>
+                    </m:r>
+                    <m:sSub>
+                      <m:sSubPr>
+                        <m:ctrlPr>
+                          <w:rPr>
+                            <w:rFonts w:ascii="Cambria Math" w:hAnsi="Cambria Math"/>
+                            <w:i/>
+                            <w:color w:val="auto"/>
+                            <w:lang w:val="vi-VN"/>
+                          </w:rPr>
+                        </m:ctrlPr>
+                      </m:sSubPr>
+                      <m:e>
+                        <m:r>
+                          <w:rPr>
+                            <w:rFonts w:ascii="Cambria Math" w:hAnsi="Cambria Math"/>
+                            <w:color w:val="auto"/>
+                            <w:lang w:val="vi-VN"/>
+                          </w:rPr>
+                          <m:t>v</m:t>
+                        </m:r>
+                      </m:e>
+                      <m:sub>
+                        <m:r>
+                          <w:rPr>
+                            <w:rFonts w:ascii="Cambria Math" w:hAnsi="Cambria Math"/>
+                            <w:color w:val="auto"/>
+                            <w:lang w:val="vi-VN"/>
+                          </w:rPr>
+                          <m:t>2</m:t>
+                        </m:r>
+                      </m:sub>
+                    </m:sSub>
+                  </m:num>
+                  <m:den>
+                    <m:sSub>
+                      <m:sSubPr>
+                        <m:ctrlPr>
+                          <w:rPr>
+                            <w:rFonts w:ascii="Cambria Math" w:hAnsi="Cambria Math"/>
+                            <w:i/>
+                            <w:color w:val="auto"/>
+                            <w:lang w:val="vi-VN"/>
+                          </w:rPr>
+                        </m:ctrlPr>
+                      </m:sSubPr>
+                      <m:e>
+                        <m:d>
+                          <m:dPr>
+                            <m:begChr m:val="‖"/>
+                            <m:endChr m:val="‖"/>
+                            <m:ctrlPr>
+                              <w:rPr>
+                                <w:rFonts w:ascii="Cambria Math" w:hAnsi="Cambria Math"/>
+                                <w:i/>
+                                <w:color w:val="auto"/>
+                                <w:lang w:val="vi-VN"/>
+                              </w:rPr>
+                            </m:ctrlPr>
+                          </m:dPr>
+                          <m:e>
+                            <m:sSub>
+                              <m:sSubPr>
+                                <m:ctrlPr>
+                                  <w:rPr>
+                                    <w:rFonts w:ascii="Cambria Math" w:hAnsi="Cambria Math"/>
+                                    <w:i/>
+                                    <w:color w:val="auto"/>
+                                    <w:lang w:val="vi-VN"/>
+                                  </w:rPr>
+                                </m:ctrlPr>
+                              </m:sSubPr>
+                              <m:e>
+                                <m:r>
+                                  <w:rPr>
+                                    <w:rFonts w:ascii="Cambria Math" w:hAnsi="Cambria Math"/>
+                                    <w:color w:val="auto"/>
+                                    <w:lang w:val="vi-VN"/>
+                                  </w:rPr>
+                                  <m:t>v</m:t>
+                                </m:r>
+                              </m:e>
+                              <m:sub>
+                                <m:r>
+                                  <w:rPr>
+                                    <w:rFonts w:ascii="Cambria Math" w:hAnsi="Cambria Math"/>
+                                    <w:color w:val="auto"/>
+                                    <w:lang w:val="vi-VN"/>
+                                  </w:rPr>
+                                  <m:t>1</m:t>
+                                </m:r>
+                              </m:sub>
+                            </m:sSub>
+                          </m:e>
+                        </m:d>
+                      </m:e>
+                      <m:sub>
+                        <m:r>
+                          <w:rPr>
+                            <w:rFonts w:ascii="Cambria Math" w:hAnsi="Cambria Math"/>
+                            <w:color w:val="auto"/>
+                            <w:lang w:val="vi-VN"/>
+                          </w:rPr>
+                          <m:t>2</m:t>
+                        </m:r>
+                      </m:sub>
+                    </m:sSub>
+                    <m:sSub>
+                      <m:sSubPr>
+                        <m:ctrlPr>
+                          <w:rPr>
+                            <w:rFonts w:ascii="Cambria Math" w:hAnsi="Cambria Math"/>
+                            <w:i/>
+                            <w:color w:val="auto"/>
+                            <w:lang w:val="vi-VN"/>
+                          </w:rPr>
+                        </m:ctrlPr>
+                      </m:sSubPr>
+                      <m:e>
+                        <m:d>
+                          <m:dPr>
+                            <m:begChr m:val="‖"/>
+                            <m:endChr m:val="‖"/>
+                            <m:ctrlPr>
+                              <w:rPr>
+                                <w:rFonts w:ascii="Cambria Math" w:hAnsi="Cambria Math"/>
+                                <w:i/>
+                                <w:color w:val="auto"/>
+                                <w:lang w:val="vi-VN"/>
+                              </w:rPr>
+                            </m:ctrlPr>
+                          </m:dPr>
+                          <m:e>
+                            <m:sSub>
+                              <m:sSubPr>
+                                <m:ctrlPr>
+                                  <w:rPr>
+                                    <w:rFonts w:ascii="Cambria Math" w:hAnsi="Cambria Math"/>
+                                    <w:i/>
+                                    <w:color w:val="auto"/>
+                                    <w:lang w:val="vi-VN"/>
+                                  </w:rPr>
+                                </m:ctrlPr>
+                              </m:sSubPr>
+                              <m:e>
+                                <m:r>
+                                  <w:rPr>
+                                    <w:rFonts w:ascii="Cambria Math" w:hAnsi="Cambria Math"/>
+                                    <w:color w:val="auto"/>
+                                    <w:lang w:val="vi-VN"/>
+                                  </w:rPr>
+                                  <m:t>v</m:t>
+                                </m:r>
+                              </m:e>
+                              <m:sub>
+                                <m:r>
+                                  <w:rPr>
+                                    <w:rFonts w:ascii="Cambria Math" w:hAnsi="Cambria Math"/>
+                                    <w:color w:val="auto"/>
+                                    <w:lang w:val="vi-VN"/>
+                                  </w:rPr>
+                                  <m:t>2</m:t>
+                                </m:r>
+                              </m:sub>
+                            </m:sSub>
+                          </m:e>
+                        </m:d>
+                      </m:e>
+                      <m:sub>
+                        <m:r>
+                          <w:rPr>
+                            <w:rFonts w:ascii="Cambria Math" w:hAnsi="Cambria Math"/>
+                            <w:color w:val="auto"/>
+                            <w:lang w:val="vi-VN"/>
+                          </w:rPr>
+                          <m:t>2</m:t>
+                        </m:r>
+                      </m:sub>
+                    </m:sSub>
+                  </m:den>
+                </m:f>
+                <m:r>
+                  <w:rPr>
+                    <w:rFonts w:ascii="Cambria Math" w:hAnsi="Cambria Math"/>
+                    <w:color w:val="auto"/>
+                    <w:lang w:val="vi-VN"/>
+                  </w:rPr>
+                  <m:t xml:space="preserve"> và</m:t>
+                </m:r>
+                <m:sSub>
+                  <m:sSubPr>
+                    <m:ctrlPr>
+                      <w:rPr>
+                        <w:rFonts w:ascii="Cambria Math" w:hAnsi="Cambria Math"/>
+                        <w:i/>
+                        <w:color w:val="auto"/>
+                        <w:lang w:val="vi-VN"/>
+                      </w:rPr>
+                    </m:ctrlPr>
+                  </m:sSubPr>
+                  <m:e>
+                    <m:r>
+                      <w:rPr>
+                        <w:rFonts w:ascii="Cambria Math" w:hAnsi="Cambria Math"/>
+                        <w:color w:val="auto"/>
+                        <w:lang w:val="vi-VN"/>
+                      </w:rPr>
+                      <m:t xml:space="preserve"> S</m:t>
+                    </m:r>
+                  </m:e>
+                  <m:sub>
+                    <m:r>
+                      <w:rPr>
+                        <w:rFonts w:ascii="Cambria Math" w:hAnsi="Cambria Math"/>
+                        <w:color w:val="auto"/>
+                        <w:lang w:val="vi-VN"/>
+                      </w:rPr>
+                      <m:t>cosine</m:t>
+                    </m:r>
+                  </m:sub>
+                </m:sSub>
                 <m:d>
                   <m:dPr>
-                    <m:begChr m:val="‖"/>
-                    <m:endChr m:val="‖"/>
                     <m:ctrlPr>
                       <w:rPr>
                         <w:rFonts w:ascii="Cambria Math" w:hAnsi="Cambria Math"/>
@@ -3134,6 +3922,100 @@
                     </m:ctrlPr>
                   </m:dPr>
                   <m:e>
+                    <m:sSub>
+                      <m:sSubPr>
+                        <m:ctrlPr>
+                          <w:rPr>
+                            <w:rFonts w:ascii="Cambria Math" w:hAnsi="Cambria Math"/>
+                            <w:i/>
+                            <w:color w:val="auto"/>
+                            <w:lang w:val="vi-VN"/>
+                          </w:rPr>
+                        </m:ctrlPr>
+                      </m:sSubPr>
+                      <m:e>
+                        <m:r>
+                          <w:rPr>
+                            <w:rFonts w:ascii="Cambria Math" w:hAnsi="Cambria Math"/>
+                            <w:color w:val="auto"/>
+                            <w:lang w:val="vi-VN"/>
+                          </w:rPr>
+                          <m:t>v</m:t>
+                        </m:r>
+                      </m:e>
+                      <m:sub>
+                        <m:r>
+                          <w:rPr>
+                            <w:rFonts w:ascii="Cambria Math" w:hAnsi="Cambria Math"/>
+                            <w:color w:val="auto"/>
+                            <w:lang w:val="vi-VN"/>
+                          </w:rPr>
+                          <m:t>norm</m:t>
+                        </m:r>
+                      </m:sub>
+                    </m:sSub>
+                    <m:r>
+                      <w:rPr>
+                        <w:rFonts w:ascii="Cambria Math" w:hAnsi="Cambria Math"/>
+                        <w:color w:val="auto"/>
+                        <w:lang w:val="vi-VN"/>
+                      </w:rPr>
+                      <m:t xml:space="preserve">, </m:t>
+                    </m:r>
+                    <m:sSub>
+                      <m:sSubPr>
+                        <m:ctrlPr>
+                          <w:rPr>
+                            <w:rFonts w:ascii="Cambria Math" w:hAnsi="Cambria Math"/>
+                            <w:i/>
+                            <w:color w:val="auto"/>
+                            <w:lang w:val="vi-VN"/>
+                          </w:rPr>
+                        </m:ctrlPr>
+                      </m:sSubPr>
+                      <m:e>
+                        <m:r>
+                          <w:rPr>
+                            <w:rFonts w:ascii="Cambria Math" w:hAnsi="Cambria Math"/>
+                            <w:color w:val="auto"/>
+                            <w:lang w:val="vi-VN"/>
+                          </w:rPr>
+                          <m:t>v</m:t>
+                        </m:r>
+                      </m:e>
+                      <m:sub>
+                        <m:r>
+                          <w:rPr>
+                            <w:rFonts w:ascii="Cambria Math" w:hAnsi="Cambria Math"/>
+                            <w:color w:val="auto"/>
+                            <w:lang w:val="vi-VN"/>
+                          </w:rPr>
+                          <m:t>db</m:t>
+                        </m:r>
+                      </m:sub>
+                    </m:sSub>
+                  </m:e>
+                </m:d>
+                <m:r>
+                  <w:rPr>
+                    <w:rFonts w:ascii="Cambria Math" w:hAnsi="Cambria Math"/>
+                    <w:color w:val="auto"/>
+                    <w:lang w:val="vi-VN"/>
+                  </w:rPr>
+                  <m:t xml:space="preserve">= </m:t>
+                </m:r>
+                <m:sSub>
+                  <m:sSubPr>
+                    <m:ctrlPr>
+                      <w:rPr>
+                        <w:rFonts w:ascii="Cambria Math" w:hAnsi="Cambria Math"/>
+                        <w:i/>
+                        <w:color w:val="auto"/>
+                        <w:lang w:val="vi-VN"/>
+                      </w:rPr>
+                    </m:ctrlPr>
+                  </m:sSubPr>
+                  <m:e>
                     <m:r>
                       <w:rPr>
                         <w:rFonts w:ascii="Cambria Math" w:hAnsi="Cambria Math"/>
@@ -3143,350 +4025,411 @@
                       <m:t>v</m:t>
                     </m:r>
                   </m:e>
-                </m:d>
-              </m:e>
-              <m:sub>
+                  <m:sub>
+                    <m:r>
+                      <w:rPr>
+                        <w:rFonts w:ascii="Cambria Math" w:hAnsi="Cambria Math"/>
+                        <w:color w:val="auto"/>
+                        <w:lang w:val="vi-VN"/>
+                      </w:rPr>
+                      <m:t>norm</m:t>
+                    </m:r>
+                  </m:sub>
+                </m:sSub>
                 <m:r>
                   <w:rPr>
                     <w:rFonts w:ascii="Cambria Math" w:hAnsi="Cambria Math"/>
                     <w:color w:val="auto"/>
                     <w:lang w:val="vi-VN"/>
                   </w:rPr>
-                  <m:t>2</m:t>
+                  <m:t xml:space="preserve">⋅ </m:t>
                 </m:r>
-              </m:sub>
-            </m:sSub>
-          </m:den>
-        </m:f>
-      </m:oMath>
-    </w:p>
-    <w:p>
-      <w:pPr>
-        <w:spacing w:before="80" w:after="80" w:line="264" w:lineRule="auto"/>
-        <w:jc w:val="both"/>
-        <w:rPr>
-          <w:color w:val="auto"/>
-          <w:lang w:val="vi-VN"/>
-        </w:rPr>
-      </w:pPr>
-      <w:r>
-        <w:rPr>
-          <w:color w:val="auto"/>
-          <w:lang w:val="vi-VN"/>
-        </w:rPr>
-        <w:t>So khớp Cosine Similarity: So sánh độ tương đồng góc giữa vector vừa trích xuấ</w:t>
-      </w:r>
-      <w:r>
-        <w:rPr>
-          <w:color w:val="auto"/>
-          <w:lang w:val="vi-VN"/>
-        </w:rPr>
-        <w:t xml:space="preserve">t </w:t>
-      </w:r>
-      <m:oMath>
-        <m:sSub>
-          <m:sSubPr>
-            <m:ctrlPr>
-              <w:rPr>
-                <w:rFonts w:ascii="Cambria Math" w:hAnsi="Cambria Math"/>
-                <w:i/>
-                <w:color w:val="auto"/>
-                <w:lang w:val="vi-VN"/>
-              </w:rPr>
-            </m:ctrlPr>
-          </m:sSubPr>
-          <m:e>
-            <m:r>
-              <w:rPr>
-                <w:rFonts w:ascii="Cambria Math" w:hAnsi="Cambria Math"/>
-                <w:color w:val="auto"/>
-                <w:lang w:val="vi-VN"/>
-              </w:rPr>
-              <m:t>v</m:t>
-            </m:r>
-          </m:e>
-          <m:sub>
-            <m:r>
-              <w:rPr>
-                <w:rFonts w:ascii="Cambria Math" w:hAnsi="Cambria Math"/>
-                <w:color w:val="auto"/>
-                <w:lang w:val="vi-VN"/>
-              </w:rPr>
-              <m:t>nor</m:t>
-            </m:r>
-            <m:r>
-              <w:rPr>
-                <w:rFonts w:ascii="Cambria Math" w:hAnsi="Cambria Math"/>
-                <w:color w:val="auto"/>
-              </w:rPr>
-              <m:t>m</m:t>
-            </m:r>
-          </m:sub>
-        </m:sSub>
-      </m:oMath>
-      <w:r>
-        <w:rPr>
-          <w:color w:val="auto"/>
-          <w:lang w:val="vi-VN"/>
-        </w:rPr>
-        <w:t xml:space="preserve"> và vector mẫ</w:t>
-      </w:r>
-      <w:r>
-        <w:rPr>
-          <w:color w:val="auto"/>
-          <w:lang w:val="vi-VN"/>
-        </w:rPr>
-        <w:t xml:space="preserve">u </w:t>
-      </w:r>
-      <m:oMath>
-        <m:sSub>
-          <m:sSubPr>
-            <m:ctrlPr>
-              <w:rPr>
-                <w:rFonts w:ascii="Cambria Math" w:hAnsi="Cambria Math"/>
-                <w:i/>
-                <w:color w:val="auto"/>
-                <w:lang w:val="vi-VN"/>
-              </w:rPr>
-            </m:ctrlPr>
-          </m:sSubPr>
-          <m:e>
-            <m:r>
-              <w:rPr>
-                <w:rFonts w:ascii="Cambria Math" w:hAnsi="Cambria Math"/>
-                <w:color w:val="auto"/>
-                <w:lang w:val="vi-VN"/>
-              </w:rPr>
-              <m:t>v</m:t>
-            </m:r>
-          </m:e>
-          <m:sub>
-            <m:r>
-              <w:rPr>
-                <w:rFonts w:ascii="Cambria Math" w:hAnsi="Cambria Math"/>
-                <w:color w:val="auto"/>
-                <w:lang w:val="vi-VN"/>
-              </w:rPr>
-              <m:t>db</m:t>
-            </m:r>
-          </m:sub>
-        </m:sSub>
-      </m:oMath>
-      <w:r>
-        <w:rPr>
-          <w:color w:val="auto"/>
-          <w:lang w:val="vi-VN"/>
-        </w:rPr>
-        <w:t xml:space="preserve"> lưu trong CSDL: </w:t>
-      </w:r>
-      <m:oMath>
-        <m:sSub>
-          <m:sSubPr>
-            <m:ctrlPr>
-              <w:rPr>
-                <w:rFonts w:ascii="Cambria Math" w:hAnsi="Cambria Math"/>
-                <w:i/>
-                <w:color w:val="auto"/>
-                <w:lang w:val="vi-VN"/>
-              </w:rPr>
-            </m:ctrlPr>
-          </m:sSubPr>
-          <m:e>
-            <m:r>
-              <w:rPr>
-                <w:rFonts w:ascii="Cambria Math" w:hAnsi="Cambria Math"/>
-                <w:color w:val="auto"/>
-                <w:lang w:val="vi-VN"/>
-              </w:rPr>
-              <m:t>S</m:t>
-            </m:r>
-          </m:e>
-          <m:sub>
-            <m:r>
-              <w:rPr>
-                <w:rFonts w:ascii="Cambria Math" w:hAnsi="Cambria Math"/>
-                <w:color w:val="auto"/>
-                <w:lang w:val="vi-VN"/>
-              </w:rPr>
-              <m:t>cosine</m:t>
-            </m:r>
-          </m:sub>
-        </m:sSub>
-        <m:d>
-          <m:dPr>
-            <m:ctrlPr>
-              <w:rPr>
-                <w:rFonts w:ascii="Cambria Math" w:hAnsi="Cambria Math"/>
-                <w:i/>
-                <w:color w:val="auto"/>
-                <w:lang w:val="vi-VN"/>
-              </w:rPr>
-            </m:ctrlPr>
-          </m:dPr>
-          <m:e>
-            <m:sSub>
-              <m:sSubPr>
-                <m:ctrlPr>
-                  <w:rPr>
-                    <w:rFonts w:ascii="Cambria Math" w:hAnsi="Cambria Math"/>
-                    <w:i/>
-                    <w:color w:val="auto"/>
-                    <w:lang w:val="vi-VN"/>
-                  </w:rPr>
-                </m:ctrlPr>
-              </m:sSubPr>
-              <m:e>
+                <m:sSub>
+                  <m:sSubPr>
+                    <m:ctrlPr>
+                      <w:rPr>
+                        <w:rFonts w:ascii="Cambria Math" w:hAnsi="Cambria Math"/>
+                        <w:i/>
+                        <w:color w:val="auto"/>
+                        <w:lang w:val="vi-VN"/>
+                      </w:rPr>
+                    </m:ctrlPr>
+                  </m:sSubPr>
+                  <m:e>
+                    <m:r>
+                      <w:rPr>
+                        <w:rFonts w:ascii="Cambria Math" w:hAnsi="Cambria Math"/>
+                        <w:color w:val="auto"/>
+                        <w:lang w:val="vi-VN"/>
+                      </w:rPr>
+                      <m:t>v</m:t>
+                    </m:r>
+                  </m:e>
+                  <m:sub>
+                    <m:r>
+                      <w:rPr>
+                        <w:rFonts w:ascii="Cambria Math" w:hAnsi="Cambria Math"/>
+                        <w:color w:val="auto"/>
+                        <w:lang w:val="vi-VN"/>
+                      </w:rPr>
+                      <m:t>db</m:t>
+                    </m:r>
+                  </m:sub>
+                </m:sSub>
                 <m:r>
                   <w:rPr>
                     <w:rFonts w:ascii="Cambria Math" w:hAnsi="Cambria Math"/>
                     <w:color w:val="auto"/>
                     <w:lang w:val="vi-VN"/>
                   </w:rPr>
-                  <m:t>v</m:t>
+                  <m:t xml:space="preserve"> (3)</m:t>
                 </m:r>
-              </m:e>
-              <m:sub>
+              </m:oMath>
+            </m:oMathPara>
+          </w:p>
+        </w:tc>
+      </w:tr>
+    </w:tbl>
+    <w:p>
+      <w:pPr>
+        <w:spacing w:before="80" w:after="80" w:line="264" w:lineRule="auto"/>
+        <w:jc w:val="both"/>
+        <w:rPr>
+          <w:color w:val="auto"/>
+          <w:lang w:val="vi-VN"/>
+        </w:rPr>
+      </w:pPr>
+    </w:p>
+    <w:p>
+      <w:pPr>
+        <w:spacing w:before="80" w:after="80" w:line="264" w:lineRule="auto"/>
+        <w:ind w:firstLine="567"/>
+        <w:jc w:val="both"/>
+        <w:rPr>
+          <w:color w:val="auto"/>
+        </w:rPr>
+      </w:pPr>
+      <w:r>
+        <w:rPr>
+          <w:color w:val="auto"/>
+          <w:lang w:val="vi-VN"/>
+        </w:rPr>
+        <w:t>Xác thực danh tính thành công khi độ tương đồng đạt ngưỡ</w:t>
+      </w:r>
+      <w:r>
+        <w:rPr>
+          <w:color w:val="auto"/>
+          <w:lang w:val="vi-VN"/>
+        </w:rPr>
+        <w:t>ng</w:t>
+      </w:r>
+      <w:r>
+        <w:rPr>
+          <w:color w:val="auto"/>
+        </w:rPr>
+        <w:t>:</w:t>
+      </w:r>
+    </w:p>
+    <w:tbl>
+      <w:tblPr>
+        <w:tblStyle w:val="TableGrid"/>
+        <w:tblW w:w="0" w:type="auto"/>
+        <w:tblLook w:val="04A0" w:firstRow="1" w:lastRow="0" w:firstColumn="1" w:lastColumn="0" w:noHBand="0" w:noVBand="1"/>
+      </w:tblPr>
+      <w:tblGrid>
+        <w:gridCol w:w="9061"/>
+      </w:tblGrid>
+      <w:tr>
+        <w:tc>
+          <w:tcPr>
+            <w:tcW w:w="9062" w:type="dxa"/>
+          </w:tcPr>
+          <w:p>
+            <w:pPr>
+              <w:spacing w:before="80" w:after="80" w:line="264" w:lineRule="auto"/>
+              <w:jc w:val="center"/>
+              <w:rPr>
+                <w:color w:val="auto"/>
+              </w:rPr>
+            </w:pPr>
+            <m:oMath>
+              <m:r>
+                <w:rPr>
+                  <w:rFonts w:ascii="Cambria Math" w:hAnsi="Cambria Math"/>
+                  <w:color w:val="auto"/>
+                </w:rPr>
+                <m:t xml:space="preserve">Decision= </m:t>
+              </m:r>
+              <m:d>
+                <m:dPr>
+                  <m:begChr m:val="{"/>
+                  <m:endChr m:val=""/>
+                  <m:ctrlPr>
+                    <w:rPr>
+                      <w:rFonts w:ascii="Cambria Math" w:hAnsi="Cambria Math"/>
+                      <w:i/>
+                      <w:color w:val="auto"/>
+                    </w:rPr>
+                  </m:ctrlPr>
+                </m:dPr>
+                <m:e>
+                  <m:eqArr>
+                    <m:eqArrPr>
+                      <m:ctrlPr>
+                        <w:rPr>
+                          <w:rFonts w:ascii="Cambria Math" w:hAnsi="Cambria Math"/>
+                          <w:i/>
+                          <w:color w:val="auto"/>
+                        </w:rPr>
+                      </m:ctrlPr>
+                    </m:eqArrPr>
+                    <m:e>
+                      <m:r>
+                        <w:rPr>
+                          <w:rFonts w:ascii="Cambria Math" w:hAnsi="Cambria Math"/>
+                          <w:color w:val="auto"/>
+                        </w:rPr>
+                        <m:t xml:space="preserve">1, </m:t>
+                      </m:r>
+                      <m:sSub>
+                        <m:sSubPr>
+                          <m:ctrlPr>
+                            <w:rPr>
+                              <w:rFonts w:ascii="Cambria Math" w:hAnsi="Cambria Math"/>
+                              <w:i/>
+                              <w:color w:val="auto"/>
+                            </w:rPr>
+                          </m:ctrlPr>
+                        </m:sSubPr>
+                        <m:e>
+                          <m:r>
+                            <w:rPr>
+                              <w:rFonts w:ascii="Cambria Math" w:hAnsi="Cambria Math"/>
+                              <w:color w:val="auto"/>
+                            </w:rPr>
+                            <m:t>s</m:t>
+                          </m:r>
+                        </m:e>
+                        <m:sub>
+                          <m:r>
+                            <w:rPr>
+                              <w:rFonts w:ascii="Cambria Math" w:hAnsi="Cambria Math"/>
+                              <w:color w:val="auto"/>
+                            </w:rPr>
+                            <m:t>cosine</m:t>
+                          </m:r>
+                        </m:sub>
+                      </m:sSub>
+                      <m:r>
+                        <w:rPr>
+                          <w:rFonts w:ascii="Cambria Math" w:hAnsi="Cambria Math"/>
+                          <w:color w:val="auto"/>
+                        </w:rPr>
+                        <m:t xml:space="preserve"> ≥</m:t>
+                      </m:r>
+                      <m:sSub>
+                        <m:sSubPr>
+                          <m:ctrlPr>
+                            <w:rPr>
+                              <w:rFonts w:ascii="Cambria Math" w:hAnsi="Cambria Math"/>
+                              <w:i/>
+                              <w:color w:val="auto"/>
+                            </w:rPr>
+                          </m:ctrlPr>
+                        </m:sSubPr>
+                        <m:e>
+                          <m:r>
+                            <w:rPr>
+                              <w:rFonts w:ascii="Cambria Math" w:hAnsi="Cambria Math"/>
+                              <w:color w:val="auto"/>
+                            </w:rPr>
+                            <m:t>T</m:t>
+                          </m:r>
+                        </m:e>
+                        <m:sub>
+                          <m:r>
+                            <w:rPr>
+                              <w:rFonts w:ascii="Cambria Math" w:hAnsi="Cambria Math"/>
+                              <w:color w:val="auto"/>
+                            </w:rPr>
+                            <m:t>match</m:t>
+                          </m:r>
+                        </m:sub>
+                      </m:sSub>
+                    </m:e>
+                    <m:e>
+                      <m:r>
+                        <w:rPr>
+                          <w:rFonts w:ascii="Cambria Math" w:hAnsi="Cambria Math"/>
+                          <w:color w:val="auto"/>
+                        </w:rPr>
+                        <m:t xml:space="preserve">0, </m:t>
+                      </m:r>
+                      <m:sSub>
+                        <m:sSubPr>
+                          <m:ctrlPr>
+                            <w:rPr>
+                              <w:rFonts w:ascii="Cambria Math" w:hAnsi="Cambria Math"/>
+                              <w:i/>
+                              <w:color w:val="auto"/>
+                            </w:rPr>
+                          </m:ctrlPr>
+                        </m:sSubPr>
+                        <m:e>
+                          <m:r>
+                            <w:rPr>
+                              <w:rFonts w:ascii="Cambria Math" w:hAnsi="Cambria Math"/>
+                              <w:color w:val="auto"/>
+                            </w:rPr>
+                            <m:t>s</m:t>
+                          </m:r>
+                        </m:e>
+                        <m:sub>
+                          <m:r>
+                            <w:rPr>
+                              <w:rFonts w:ascii="Cambria Math" w:hAnsi="Cambria Math"/>
+                              <w:color w:val="auto"/>
+                            </w:rPr>
+                            <m:t>cosine</m:t>
+                          </m:r>
+                        </m:sub>
+                      </m:sSub>
+                      <m:r>
+                        <w:rPr>
+                          <w:rFonts w:ascii="Cambria Math" w:hAnsi="Cambria Math"/>
+                          <w:color w:val="auto"/>
+                        </w:rPr>
+                        <m:t>≤</m:t>
+                      </m:r>
+                      <m:sSub>
+                        <m:sSubPr>
+                          <m:ctrlPr>
+                            <w:rPr>
+                              <w:rFonts w:ascii="Cambria Math" w:hAnsi="Cambria Math"/>
+                              <w:i/>
+                              <w:color w:val="auto"/>
+                            </w:rPr>
+                          </m:ctrlPr>
+                        </m:sSubPr>
+                        <m:e>
+                          <m:r>
+                            <w:rPr>
+                              <w:rFonts w:ascii="Cambria Math" w:hAnsi="Cambria Math"/>
+                              <w:color w:val="auto"/>
+                            </w:rPr>
+                            <m:t>T</m:t>
+                          </m:r>
+                        </m:e>
+                        <m:sub>
+                          <m:r>
+                            <w:rPr>
+                              <w:rFonts w:ascii="Cambria Math" w:hAnsi="Cambria Math"/>
+                              <w:color w:val="auto"/>
+                            </w:rPr>
+                            <m:t>match</m:t>
+                          </m:r>
+                        </m:sub>
+                      </m:sSub>
+                    </m:e>
+                  </m:eqArr>
+                </m:e>
+              </m:d>
+            </m:oMath>
+            <w:r>
+              <w:rPr>
+                <w:color w:val="auto"/>
+              </w:rPr>
+              <w:t xml:space="preserve"> (4)</w:t>
+            </w:r>
+          </w:p>
+        </w:tc>
+      </w:tr>
+    </w:tbl>
+    <w:p>
+      <w:pPr>
+        <w:spacing w:before="80" w:after="80" w:line="264" w:lineRule="auto"/>
+        <w:jc w:val="both"/>
+        <w:rPr>
+          <w:color w:val="auto"/>
+        </w:rPr>
+      </w:pPr>
+      <w:r>
+        <w:rPr>
+          <w:color w:val="auto"/>
+        </w:rPr>
+        <w:t>Với</w:t>
+      </w:r>
+    </w:p>
+    <w:tbl>
+      <w:tblPr>
+        <w:tblStyle w:val="TableGrid"/>
+        <w:tblW w:w="0" w:type="auto"/>
+        <w:tblLook w:val="04A0" w:firstRow="1" w:lastRow="0" w:firstColumn="1" w:lastColumn="0" w:noHBand="0" w:noVBand="1"/>
+      </w:tblPr>
+      <w:tblGrid>
+        <w:gridCol w:w="9061"/>
+      </w:tblGrid>
+      <w:tr>
+        <w:tc>
+          <w:tcPr>
+            <w:tcW w:w="9062" w:type="dxa"/>
+          </w:tcPr>
+          <w:p>
+            <w:pPr>
+              <w:spacing w:before="80" w:after="80" w:line="264" w:lineRule="auto"/>
+              <w:jc w:val="both"/>
+              <w:rPr>
+                <w:color w:val="auto"/>
+              </w:rPr>
+            </w:pPr>
+            <m:oMathPara>
+              <m:oMath>
+                <m:sSub>
+                  <m:sSubPr>
+                    <m:ctrlPr>
+                      <w:rPr>
+                        <w:rFonts w:ascii="Cambria Math" w:hAnsi="Cambria Math"/>
+                        <w:i/>
+                        <w:color w:val="auto"/>
+                        <w:lang w:val="vi-VN"/>
+                      </w:rPr>
+                    </m:ctrlPr>
+                  </m:sSubPr>
+                  <m:e>
+                    <m:r>
+                      <w:rPr>
+                        <w:rFonts w:ascii="Cambria Math" w:hAnsi="Cambria Math"/>
+                        <w:color w:val="auto"/>
+                        <w:lang w:val="vi-VN"/>
+                      </w:rPr>
+                      <m:t>T</m:t>
+                    </m:r>
+                  </m:e>
+                  <m:sub>
+                    <m:r>
+                      <w:rPr>
+                        <w:rFonts w:ascii="Cambria Math" w:hAnsi="Cambria Math"/>
+                        <w:color w:val="auto"/>
+                        <w:lang w:val="vi-VN"/>
+                      </w:rPr>
+                      <m:t>match</m:t>
+                    </m:r>
+                  </m:sub>
+                </m:sSub>
                 <m:r>
                   <w:rPr>
                     <w:rFonts w:ascii="Cambria Math" w:hAnsi="Cambria Math"/>
                     <w:color w:val="auto"/>
                     <w:lang w:val="vi-VN"/>
                   </w:rPr>
-                  <m:t>norm</m:t>
+                  <m:t>= 0.65</m:t>
                 </m:r>
-              </m:sub>
-            </m:sSub>
-            <m:r>
-              <w:rPr>
-                <w:rFonts w:ascii="Cambria Math" w:hAnsi="Cambria Math"/>
-                <w:color w:val="auto"/>
-                <w:lang w:val="vi-VN"/>
-              </w:rPr>
-              <m:t xml:space="preserve">, </m:t>
-            </m:r>
-            <m:sSub>
-              <m:sSubPr>
-                <m:ctrlPr>
-                  <w:rPr>
-                    <w:rFonts w:ascii="Cambria Math" w:hAnsi="Cambria Math"/>
-                    <w:i/>
-                    <w:color w:val="auto"/>
-                    <w:lang w:val="vi-VN"/>
-                  </w:rPr>
-                </m:ctrlPr>
-              </m:sSubPr>
-              <m:e>
-                <m:r>
-                  <w:rPr>
-                    <w:rFonts w:ascii="Cambria Math" w:hAnsi="Cambria Math"/>
-                    <w:color w:val="auto"/>
-                    <w:lang w:val="vi-VN"/>
-                  </w:rPr>
-                  <m:t>v</m:t>
-                </m:r>
-              </m:e>
-              <m:sub>
-                <m:r>
-                  <w:rPr>
-                    <w:rFonts w:ascii="Cambria Math" w:hAnsi="Cambria Math"/>
-                    <w:color w:val="auto"/>
-                    <w:lang w:val="vi-VN"/>
-                  </w:rPr>
-                  <m:t>db</m:t>
-                </m:r>
-              </m:sub>
-            </m:sSub>
-          </m:e>
-        </m:d>
-        <m:r>
-          <w:rPr>
-            <w:rFonts w:ascii="Cambria Math" w:hAnsi="Cambria Math"/>
-            <w:color w:val="auto"/>
-            <w:lang w:val="vi-VN"/>
-          </w:rPr>
-          <m:t xml:space="preserve">= </m:t>
-        </m:r>
-        <m:sSub>
-          <m:sSubPr>
-            <m:ctrlPr>
-              <w:rPr>
-                <w:rFonts w:ascii="Cambria Math" w:hAnsi="Cambria Math"/>
-                <w:i/>
-                <w:color w:val="auto"/>
-                <w:lang w:val="vi-VN"/>
-              </w:rPr>
-            </m:ctrlPr>
-          </m:sSubPr>
-          <m:e>
-            <m:r>
-              <w:rPr>
-                <w:rFonts w:ascii="Cambria Math" w:hAnsi="Cambria Math"/>
-                <w:color w:val="auto"/>
-                <w:lang w:val="vi-VN"/>
-              </w:rPr>
-              <m:t>v</m:t>
-            </m:r>
-          </m:e>
-          <m:sub>
-            <m:r>
-              <w:rPr>
-                <w:rFonts w:ascii="Cambria Math" w:hAnsi="Cambria Math"/>
-                <w:color w:val="auto"/>
-                <w:lang w:val="vi-VN"/>
-              </w:rPr>
-              <m:t>norm</m:t>
-            </m:r>
-          </m:sub>
-        </m:sSub>
-        <m:r>
-          <w:rPr>
-            <w:rFonts w:ascii="Cambria Math" w:hAnsi="Cambria Math"/>
-            <w:color w:val="auto"/>
-            <w:lang w:val="vi-VN"/>
-          </w:rPr>
-          <m:t xml:space="preserve">⋅ </m:t>
-        </m:r>
-        <m:sSub>
-          <m:sSubPr>
-            <m:ctrlPr>
-              <w:rPr>
-                <w:rFonts w:ascii="Cambria Math" w:hAnsi="Cambria Math"/>
-                <w:i/>
-                <w:color w:val="auto"/>
-                <w:lang w:val="vi-VN"/>
-              </w:rPr>
-            </m:ctrlPr>
-          </m:sSubPr>
-          <m:e>
-            <m:r>
-              <w:rPr>
-                <w:rFonts w:ascii="Cambria Math" w:hAnsi="Cambria Math"/>
-                <w:color w:val="auto"/>
-                <w:lang w:val="vi-VN"/>
-              </w:rPr>
-              <m:t>v</m:t>
-            </m:r>
-          </m:e>
-          <m:sub>
-            <m:r>
-              <w:rPr>
-                <w:rFonts w:ascii="Cambria Math" w:hAnsi="Cambria Math"/>
-                <w:color w:val="auto"/>
-                <w:lang w:val="vi-VN"/>
-              </w:rPr>
-              <m:t>db</m:t>
-            </m:r>
-          </m:sub>
-        </m:sSub>
-      </m:oMath>
-      <w:r>
-        <w:rPr>
-          <w:color w:val="auto"/>
-          <w:lang w:val="vi-VN"/>
-        </w:rPr>
-        <w:t xml:space="preserve"> </w:t>
-      </w:r>
-    </w:p>
+              </m:oMath>
+            </m:oMathPara>
+          </w:p>
+        </w:tc>
+      </w:tr>
+    </w:tbl>
     <w:p>
       <w:pPr>
         <w:spacing w:before="80" w:after="80" w:line="264" w:lineRule="auto"/>
@@ -3496,90 +4439,29 @@
           <w:lang w:val="vi-VN"/>
         </w:rPr>
       </w:pPr>
-      <w:r>
-        <w:rPr>
-          <w:color w:val="auto"/>
-          <w:lang w:val="vi-VN"/>
-        </w:rPr>
-        <w:t>Xác thực danh tính thành công khi độ tương đồng đạt ngưỡ</w:t>
-      </w:r>
-      <w:r>
-        <w:rPr>
-          <w:color w:val="auto"/>
-          <w:lang w:val="vi-VN"/>
-        </w:rPr>
-        <w:t xml:space="preserve">ng </w:t>
-      </w:r>
-      <m:oMath>
-        <m:sSub>
-          <m:sSubPr>
-            <m:ctrlPr>
-              <w:rPr>
-                <w:rFonts w:ascii="Cambria Math" w:hAnsi="Cambria Math"/>
-                <w:i/>
-                <w:color w:val="auto"/>
-                <w:lang w:val="vi-VN"/>
-              </w:rPr>
-            </m:ctrlPr>
-          </m:sSubPr>
-          <m:e>
-            <m:r>
-              <w:rPr>
-                <w:rFonts w:ascii="Cambria Math" w:hAnsi="Cambria Math"/>
-                <w:color w:val="auto"/>
-                <w:lang w:val="vi-VN"/>
-              </w:rPr>
-              <m:t>T</m:t>
-            </m:r>
-          </m:e>
-          <m:sub>
-            <m:r>
-              <w:rPr>
-                <w:rFonts w:ascii="Cambria Math" w:hAnsi="Cambria Math"/>
-                <w:color w:val="auto"/>
-                <w:lang w:val="vi-VN"/>
-              </w:rPr>
-              <m:t>match</m:t>
-            </m:r>
-          </m:sub>
-        </m:sSub>
-        <m:r>
-          <w:rPr>
-            <w:rFonts w:ascii="Cambria Math" w:hAnsi="Cambria Math"/>
-            <w:color w:val="auto"/>
-            <w:lang w:val="vi-VN"/>
-          </w:rPr>
-          <m:t>≥ 0.65</m:t>
-        </m:r>
-      </m:oMath>
-      <w:r>
-        <w:rPr>
-          <w:color w:val="auto"/>
-          <w:lang w:val="vi-VN"/>
-        </w:rPr>
-        <w:t>.</w:t>
-      </w:r>
     </w:p>
     <w:p>
       <w:pPr>
         <w:spacing w:before="80" w:after="80" w:line="264" w:lineRule="auto"/>
-        <w:jc w:val="both"/>
-        <w:rPr>
-          <w:color w:val="auto"/>
-          <w:lang w:val="vi-VN"/>
-        </w:rPr>
-      </w:pPr>
-      <w:r>
-        <w:rPr>
-          <w:color w:val="auto"/>
-          <w:lang w:val="vi-VN"/>
-        </w:rPr>
-        <w:t>2.5.2. Phân hệ Chống giả mạo (MiniFASNetV2)</w:t>
+        <w:ind w:firstLine="567"/>
+        <w:jc w:val="both"/>
+        <w:rPr>
+          <w:color w:val="auto"/>
+          <w:lang w:val="vi-VN"/>
+        </w:rPr>
+      </w:pPr>
+      <w:r>
+        <w:rPr>
+          <w:color w:val="auto"/>
+          <w:lang w:val="vi-VN"/>
+        </w:rPr>
+        <w:t>Phân hệ Chống giả mạo (MiniFASNetV2)</w:t>
       </w:r>
     </w:p>
     <w:p>
       <w:pPr>
         <w:spacing w:before="80" w:after="80" w:line="264" w:lineRule="auto"/>
+        <w:ind w:firstLine="567"/>
         <w:jc w:val="both"/>
         <w:rPr>
           <w:color w:val="auto"/>
@@ -3604,6 +4486,7 @@
     <w:p>
       <w:pPr>
         <w:spacing w:before="80" w:after="80" w:line="264" w:lineRule="auto"/>
+        <w:ind w:firstLine="567"/>
         <w:jc w:val="both"/>
         <w:rPr>
           <w:color w:val="auto"/>
@@ -3645,6 +4528,7 @@
     <w:p>
       <w:pPr>
         <w:spacing w:before="80" w:after="80" w:line="264" w:lineRule="auto"/>
+        <w:ind w:firstLine="567"/>
         <w:jc w:val="both"/>
         <w:rPr>
           <w:color w:val="auto"/>
@@ -3662,25 +4546,324 @@
     <w:p>
       <w:pPr>
         <w:spacing w:before="80" w:after="80" w:line="264" w:lineRule="auto"/>
-        <w:jc w:val="both"/>
-        <w:rPr>
-          <w:color w:val="auto"/>
-          <w:lang w:val="vi-VN"/>
-        </w:rPr>
-      </w:pPr>
-      <w:r>
-        <w:rPr>
-          <w:color w:val="auto"/>
-          <w:lang w:val="vi-VN"/>
-        </w:rPr>
-        <w:t>Đánh giá Liveness: Mô hình tính toán điểm tin cậy sinh thể</w:t>
-      </w:r>
-      <w:r>
-        <w:rPr>
-          <w:color w:val="auto"/>
-          <w:lang w:val="vi-VN"/>
-        </w:rPr>
-        <w:t xml:space="preserve"> </w:t>
+        <w:ind w:firstLine="567"/>
+        <w:jc w:val="both"/>
+        <w:rPr>
+          <w:color w:val="auto"/>
+          <w:lang w:val="vi-VN"/>
+        </w:rPr>
+      </w:pPr>
+      <w:r>
+        <w:rPr>
+          <w:color w:val="auto"/>
+          <w:lang w:val="vi-VN"/>
+        </w:rPr>
+        <w:t xml:space="preserve">Đánh giá Liveness: </w:t>
+      </w:r>
+    </w:p>
+    <w:tbl>
+      <w:tblPr>
+        <w:tblStyle w:val="TableGrid"/>
+        <w:tblW w:w="0" w:type="auto"/>
+        <w:tblLook w:val="04A0" w:firstRow="1" w:lastRow="0" w:firstColumn="1" w:lastColumn="0" w:noHBand="0" w:noVBand="1"/>
+      </w:tblPr>
+      <w:tblGrid>
+        <w:gridCol w:w="9061"/>
+      </w:tblGrid>
+      <w:tr>
+        <w:tc>
+          <w:tcPr>
+            <w:tcW w:w="9062" w:type="dxa"/>
+          </w:tcPr>
+          <w:p>
+            <w:pPr>
+              <w:spacing w:before="80" w:after="80" w:line="264" w:lineRule="auto"/>
+              <w:jc w:val="center"/>
+              <w:rPr>
+                <w:i/>
+                <w:color w:val="auto"/>
+              </w:rPr>
+            </w:pPr>
+            <m:oMath>
+              <m:r>
+                <w:rPr>
+                  <w:rFonts w:ascii="Cambria Math" w:hAnsi="Cambria Math"/>
+                  <w:color w:val="auto"/>
+                  <w:lang w:val="vi-VN"/>
+                </w:rPr>
+                <m:t>Decisio</m:t>
+              </m:r>
+              <m:sSub>
+                <m:sSubPr>
+                  <m:ctrlPr>
+                    <w:rPr>
+                      <w:rFonts w:ascii="Cambria Math" w:hAnsi="Cambria Math"/>
+                      <w:i/>
+                      <w:color w:val="auto"/>
+                      <w:lang w:val="vi-VN"/>
+                    </w:rPr>
+                  </m:ctrlPr>
+                </m:sSubPr>
+                <m:e>
+                  <m:r>
+                    <w:rPr>
+                      <w:rFonts w:ascii="Cambria Math" w:hAnsi="Cambria Math"/>
+                      <w:color w:val="auto"/>
+                      <w:lang w:val="vi-VN"/>
+                    </w:rPr>
+                    <m:t>n</m:t>
+                  </m:r>
+                </m:e>
+                <m:sub>
+                  <m:r>
+                    <w:rPr>
+                      <w:rFonts w:ascii="Cambria Math" w:hAnsi="Cambria Math"/>
+                      <w:color w:val="auto"/>
+                      <w:lang w:val="vi-VN"/>
+                    </w:rPr>
+                    <m:t>live</m:t>
+                  </m:r>
+                </m:sub>
+              </m:sSub>
+              <m:r>
+                <w:rPr>
+                  <w:rFonts w:ascii="Cambria Math" w:hAnsi="Cambria Math"/>
+                  <w:color w:val="auto"/>
+                  <w:lang w:val="vi-VN"/>
+                </w:rPr>
+                <m:t xml:space="preserve">= </m:t>
+              </m:r>
+              <m:d>
+                <m:dPr>
+                  <m:begChr m:val="{"/>
+                  <m:endChr m:val=""/>
+                  <m:ctrlPr>
+                    <w:rPr>
+                      <w:rFonts w:ascii="Cambria Math" w:hAnsi="Cambria Math"/>
+                      <w:i/>
+                      <w:color w:val="auto"/>
+                      <w:lang w:val="vi-VN"/>
+                    </w:rPr>
+                  </m:ctrlPr>
+                </m:dPr>
+                <m:e>
+                  <m:eqArr>
+                    <m:eqArrPr>
+                      <m:ctrlPr>
+                        <w:rPr>
+                          <w:rFonts w:ascii="Cambria Math" w:hAnsi="Cambria Math"/>
+                          <w:i/>
+                          <w:color w:val="auto"/>
+                          <w:lang w:val="vi-VN"/>
+                        </w:rPr>
+                      </m:ctrlPr>
+                    </m:eqArrPr>
+                    <m:e>
+                      <m:r>
+                        <w:rPr>
+                          <w:rFonts w:ascii="Cambria Math" w:hAnsi="Cambria Math"/>
+                          <w:color w:val="auto"/>
+                          <w:lang w:val="vi-VN"/>
+                        </w:rPr>
+                        <m:t xml:space="preserve">1, </m:t>
+                      </m:r>
+                      <m:sSub>
+                        <m:sSubPr>
+                          <m:ctrlPr>
+                            <w:rPr>
+                              <w:rFonts w:ascii="Cambria Math" w:hAnsi="Cambria Math"/>
+                              <w:i/>
+                              <w:color w:val="auto"/>
+                              <w:lang w:val="vi-VN"/>
+                            </w:rPr>
+                          </m:ctrlPr>
+                        </m:sSubPr>
+                        <m:e>
+                          <m:r>
+                            <w:rPr>
+                              <w:rFonts w:ascii="Cambria Math" w:hAnsi="Cambria Math"/>
+                              <w:color w:val="auto"/>
+                              <w:lang w:val="vi-VN"/>
+                            </w:rPr>
+                            <m:t>s</m:t>
+                          </m:r>
+                        </m:e>
+                        <m:sub>
+                          <m:r>
+                            <w:rPr>
+                              <w:rFonts w:ascii="Cambria Math" w:hAnsi="Cambria Math"/>
+                              <w:color w:val="auto"/>
+                              <w:lang w:val="vi-VN"/>
+                            </w:rPr>
+                            <m:t>live</m:t>
+                          </m:r>
+                        </m:sub>
+                      </m:sSub>
+                      <m:r>
+                        <w:rPr>
+                          <w:rFonts w:ascii="Cambria Math" w:hAnsi="Cambria Math"/>
+                          <w:color w:val="auto"/>
+                          <w:lang w:val="vi-VN"/>
+                        </w:rPr>
+                        <m:t xml:space="preserve"> ≥</m:t>
+                      </m:r>
+                      <m:sSub>
+                        <m:sSubPr>
+                          <m:ctrlPr>
+                            <w:rPr>
+                              <w:rFonts w:ascii="Cambria Math" w:hAnsi="Cambria Math"/>
+                              <w:i/>
+                              <w:color w:val="auto"/>
+                              <w:lang w:val="vi-VN"/>
+                            </w:rPr>
+                          </m:ctrlPr>
+                        </m:sSubPr>
+                        <m:e>
+                          <m:r>
+                            <w:rPr>
+                              <w:rFonts w:ascii="Cambria Math" w:hAnsi="Cambria Math"/>
+                              <w:color w:val="auto"/>
+                              <w:lang w:val="vi-VN"/>
+                            </w:rPr>
+                            <m:t>T</m:t>
+                          </m:r>
+                        </m:e>
+                        <m:sub>
+                          <m:r>
+                            <w:rPr>
+                              <w:rFonts w:ascii="Cambria Math" w:hAnsi="Cambria Math"/>
+                              <w:color w:val="auto"/>
+                              <w:lang w:val="vi-VN"/>
+                            </w:rPr>
+                            <m:t>live</m:t>
+                          </m:r>
+                        </m:sub>
+                      </m:sSub>
+                    </m:e>
+                    <m:e>
+                      <m:r>
+                        <w:rPr>
+                          <w:rFonts w:ascii="Cambria Math" w:hAnsi="Cambria Math"/>
+                          <w:color w:val="auto"/>
+                          <w:lang w:val="vi-VN"/>
+                        </w:rPr>
+                        <m:t xml:space="preserve">0,   </m:t>
+                      </m:r>
+                      <m:sSub>
+                        <m:sSubPr>
+                          <m:ctrlPr>
+                            <w:rPr>
+                              <w:rFonts w:ascii="Cambria Math" w:hAnsi="Cambria Math"/>
+                              <w:i/>
+                              <w:color w:val="auto"/>
+                              <w:lang w:val="vi-VN"/>
+                            </w:rPr>
+                          </m:ctrlPr>
+                        </m:sSubPr>
+                        <m:e>
+                          <m:r>
+                            <w:rPr>
+                              <w:rFonts w:ascii="Cambria Math" w:hAnsi="Cambria Math"/>
+                              <w:color w:val="auto"/>
+                              <w:lang w:val="vi-VN"/>
+                            </w:rPr>
+                            <m:t>s</m:t>
+                          </m:r>
+                        </m:e>
+                        <m:sub>
+                          <m:r>
+                            <w:rPr>
+                              <w:rFonts w:ascii="Cambria Math" w:hAnsi="Cambria Math"/>
+                              <w:color w:val="auto"/>
+                              <w:lang w:val="vi-VN"/>
+                            </w:rPr>
+                            <m:t>live</m:t>
+                          </m:r>
+                        </m:sub>
+                      </m:sSub>
+                      <m:r>
+                        <w:rPr>
+                          <w:rFonts w:ascii="Cambria Math" w:hAnsi="Cambria Math"/>
+                          <w:color w:val="auto"/>
+                          <w:lang w:val="vi-VN"/>
+                        </w:rPr>
+                        <m:t xml:space="preserve"> &lt;  </m:t>
+                      </m:r>
+                      <m:sSub>
+                        <m:sSubPr>
+                          <m:ctrlPr>
+                            <w:rPr>
+                              <w:rFonts w:ascii="Cambria Math" w:hAnsi="Cambria Math"/>
+                              <w:i/>
+                              <w:color w:val="auto"/>
+                              <w:lang w:val="vi-VN"/>
+                            </w:rPr>
+                          </m:ctrlPr>
+                        </m:sSubPr>
+                        <m:e>
+                          <m:r>
+                            <w:rPr>
+                              <w:rFonts w:ascii="Cambria Math" w:hAnsi="Cambria Math"/>
+                              <w:color w:val="auto"/>
+                              <w:lang w:val="vi-VN"/>
+                            </w:rPr>
+                            <m:t>T</m:t>
+                          </m:r>
+                        </m:e>
+                        <m:sub>
+                          <m:r>
+                            <w:rPr>
+                              <w:rFonts w:ascii="Cambria Math" w:hAnsi="Cambria Math"/>
+                              <w:color w:val="auto"/>
+                              <w:lang w:val="vi-VN"/>
+                            </w:rPr>
+                            <m:t>live</m:t>
+                          </m:r>
+                        </m:sub>
+                      </m:sSub>
+                    </m:e>
+                  </m:eqArr>
+                </m:e>
+              </m:d>
+            </m:oMath>
+            <w:r>
+              <w:rPr>
+                <w:i/>
+                <w:color w:val="auto"/>
+              </w:rPr>
+              <w:t xml:space="preserve"> </w:t>
+            </w:r>
+            <w:r>
+              <w:rPr>
+                <w:i/>
+                <w:color w:val="auto"/>
+              </w:rPr>
+              <w:t xml:space="preserve"> </w:t>
+            </w:r>
+            <w:r>
+              <w:rPr>
+                <w:color w:val="auto"/>
+              </w:rPr>
+              <w:t>(5)</w:t>
+            </w:r>
+          </w:p>
+        </w:tc>
+      </w:tr>
+    </w:tbl>
+    <w:p>
+      <w:pPr>
+        <w:spacing w:before="80" w:after="80" w:line="264" w:lineRule="auto"/>
+        <w:ind w:firstLine="567"/>
+        <w:jc w:val="both"/>
+        <w:rPr>
+          <w:color w:val="auto"/>
+        </w:rPr>
+      </w:pPr>
+      <w:r>
+        <w:rPr>
+          <w:color w:val="auto"/>
+        </w:rPr>
+        <w:t xml:space="preserve">Với: </w:t>
       </w:r>
       <m:oMath>
         <m:sSub>
@@ -3690,7 +4873,6 @@
                 <w:rFonts w:ascii="Cambria Math" w:hAnsi="Cambria Math"/>
                 <w:i/>
                 <w:color w:val="auto"/>
-                <w:lang w:val="vi-VN"/>
               </w:rPr>
             </m:ctrlPr>
           </m:sSubPr>
@@ -3699,9 +4881,8 @@
               <w:rPr>
                 <w:rFonts w:ascii="Cambria Math" w:hAnsi="Cambria Math"/>
                 <w:color w:val="auto"/>
-                <w:lang w:val="vi-VN"/>
-              </w:rPr>
-              <m:t>s</m:t>
+              </w:rPr>
+              <m:t>T</m:t>
             </m:r>
           </m:e>
           <m:sub>
@@ -3709,7 +4890,6 @@
               <w:rPr>
                 <w:rFonts w:ascii="Cambria Math" w:hAnsi="Cambria Math"/>
                 <w:color w:val="auto"/>
-                <w:lang w:val="vi-VN"/>
               </w:rPr>
               <m:t>live</m:t>
             </m:r>
@@ -3719,24 +4899,15 @@
           <w:rPr>
             <w:rFonts w:ascii="Cambria Math" w:hAnsi="Cambria Math"/>
             <w:color w:val="auto"/>
-            <w:lang w:val="vi-VN"/>
           </w:rPr>
-          <m:t>∈ [0, 1]</m:t>
+          <m:t>=0.60</m:t>
         </m:r>
       </m:oMath>
       <w:r>
         <w:rPr>
           <w:color w:val="auto"/>
-          <w:lang w:val="vi-VN"/>
-        </w:rPr>
-        <w:t>. Yêu cầu xác thực sinh thể hợp lệ bắt buộc đạt ngưỡ</w:t>
-      </w:r>
-      <w:r>
-        <w:rPr>
-          <w:color w:val="auto"/>
-          <w:lang w:val="vi-VN"/>
-        </w:rPr>
-        <w:t xml:space="preserve">ng: </w:t>
+        </w:rPr>
+        <w:t xml:space="preserve"> và </w:t>
       </w:r>
       <m:oMath>
         <m:sSub>
@@ -3746,7 +4917,6 @@
                 <w:rFonts w:ascii="Cambria Math" w:hAnsi="Cambria Math"/>
                 <w:i/>
                 <w:color w:val="auto"/>
-                <w:lang w:val="vi-VN"/>
               </w:rPr>
             </m:ctrlPr>
           </m:sSubPr>
@@ -3755,9 +4925,8 @@
               <w:rPr>
                 <w:rFonts w:ascii="Cambria Math" w:hAnsi="Cambria Math"/>
                 <w:color w:val="auto"/>
-                <w:lang w:val="vi-VN"/>
-              </w:rPr>
-              <m:t>T</m:t>
+              </w:rPr>
+              <m:t>s</m:t>
             </m:r>
           </m:e>
           <m:sub>
@@ -3765,7 +4934,6 @@
               <w:rPr>
                 <w:rFonts w:ascii="Cambria Math" w:hAnsi="Cambria Math"/>
                 <w:color w:val="auto"/>
-                <w:lang w:val="vi-VN"/>
               </w:rPr>
               <m:t>live</m:t>
             </m:r>
@@ -3775,27 +4943,98 @@
           <w:rPr>
             <w:rFonts w:ascii="Cambria Math" w:hAnsi="Cambria Math"/>
             <w:color w:val="auto"/>
-            <w:lang w:val="vi-VN"/>
           </w:rPr>
-          <m:t>≥ 0.60</m:t>
+          <m:t xml:space="preserve"> ∈ </m:t>
         </m:r>
+        <m:d>
+          <m:dPr>
+            <m:begChr m:val="["/>
+            <m:endChr m:val="]"/>
+            <m:ctrlPr>
+              <w:rPr>
+                <w:rFonts w:ascii="Cambria Math" w:hAnsi="Cambria Math"/>
+                <w:i/>
+                <w:color w:val="auto"/>
+              </w:rPr>
+            </m:ctrlPr>
+          </m:dPr>
+          <m:e>
+            <m:r>
+              <w:rPr>
+                <w:rFonts w:ascii="Cambria Math" w:hAnsi="Cambria Math"/>
+                <w:color w:val="auto"/>
+              </w:rPr>
+              <m:t>0,1</m:t>
+            </m:r>
+          </m:e>
+        </m:d>
       </m:oMath>
     </w:p>
     <w:p>
       <w:pPr>
-        <w:keepNext/>
-        <w:spacing w:before="160" w:after="60"/>
-        <w:rPr>
-          <w:lang w:val="vi-VN"/>
-        </w:rPr>
-      </w:pPr>
-      <w:r>
+        <w:spacing w:before="80" w:after="80" w:line="264" w:lineRule="auto"/>
+        <w:jc w:val="both"/>
         <w:rPr>
           <w:b/>
-          <w:color w:val="222222"/>
-          <w:lang w:val="vi-VN"/>
-        </w:rPr>
-        <w:t>2.6. Quy trình điểm danh trên Kiosk</w:t>
+          <w:color w:val="auto"/>
+        </w:rPr>
+      </w:pPr>
+      <w:r>
+        <w:rPr>
+          <w:b/>
+          <w:color w:val="auto"/>
+        </w:rPr>
+        <w:t>2.6. Các chỉ số đánh giá hệ thống</w:t>
+      </w:r>
+    </w:p>
+    <w:p>
+      <w:pPr>
+        <w:spacing w:before="80" w:after="80" w:line="264" w:lineRule="auto"/>
+        <w:ind w:firstLine="567"/>
+        <w:jc w:val="both"/>
+        <w:rPr>
+          <w:color w:val="auto"/>
+        </w:rPr>
+      </w:pPr>
+      <w:r>
+        <w:rPr>
+          <w:color w:val="auto"/>
+        </w:rPr>
+        <w:t>Để đánh giá khả năng nhận diện khuôn mặt của SmartAttendance, nghiên cứu sử dụng các chỉ số đánh giá phổ biến trong bài toán phân loại và nhận dạng</w:t>
+      </w:r>
+      <w:r>
+        <w:rPr>
+          <w:color w:val="auto"/>
+        </w:rPr>
+        <w:t>.</w:t>
+      </w:r>
+    </w:p>
+    <w:p>
+      <w:pPr>
+        <w:spacing w:before="80" w:after="80" w:line="264" w:lineRule="auto"/>
+        <w:ind w:firstLine="567"/>
+        <w:jc w:val="both"/>
+        <w:rPr>
+          <w:color w:val="auto"/>
+        </w:rPr>
+      </w:pPr>
+      <w:r>
+        <w:rPr>
+          <w:color w:val="auto"/>
+        </w:rPr>
+        <w:t>Độ chính xác tổng thể của hệ thống được đánh giá bằng Accuracy, biểu thị tỷ lệ số trường hợp được nhận diện đúng trên tổng số trường hợp kiểm thử. Chỉ số này được thể hiện qua công thứ</w:t>
+      </w:r>
+      <w:r>
+        <w:rPr>
+          <w:color w:val="auto"/>
+        </w:rPr>
+        <w:t>c (6)</w:t>
+      </w:r>
+      <w:r>
+        <w:rPr>
+          <w:color w:val="auto"/>
+        </w:rPr>
+        <w:t>:</w:t>
       </w:r>
     </w:p>
     <w:tbl>
@@ -3805,7 +5044,1530 @@
         <w:tblLook w:val="04A0" w:firstRow="1" w:lastRow="0" w:firstColumn="1" w:lastColumn="0" w:noHBand="0" w:noVBand="1"/>
       </w:tblPr>
       <w:tblGrid>
-        <w:gridCol w:w="9062"/>
+        <w:gridCol w:w="9061"/>
+      </w:tblGrid>
+      <w:tr>
+        <w:tc>
+          <w:tcPr>
+            <w:tcW w:w="9062" w:type="dxa"/>
+          </w:tcPr>
+          <w:p>
+            <w:pPr>
+              <w:spacing w:before="80" w:after="80" w:line="264" w:lineRule="auto"/>
+              <w:jc w:val="center"/>
+              <w:rPr>
+                <w:color w:val="auto"/>
+              </w:rPr>
+            </w:pPr>
+            <m:oMath>
+              <m:r>
+                <w:rPr>
+                  <w:rFonts w:ascii="Cambria Math" w:hAnsi="Cambria Math"/>
+                  <w:color w:val="auto"/>
+                </w:rPr>
+                <m:t xml:space="preserve">Accuracy= </m:t>
+              </m:r>
+              <m:f>
+                <m:fPr>
+                  <m:ctrlPr>
+                    <w:rPr>
+                      <w:rFonts w:ascii="Cambria Math" w:hAnsi="Cambria Math"/>
+                      <w:i/>
+                      <w:color w:val="auto"/>
+                    </w:rPr>
+                  </m:ctrlPr>
+                </m:fPr>
+                <m:num>
+                  <m:r>
+                    <w:rPr>
+                      <w:rFonts w:ascii="Cambria Math" w:hAnsi="Cambria Math"/>
+                      <w:color w:val="auto"/>
+                    </w:rPr>
+                    <m:t>TP+TN</m:t>
+                  </m:r>
+                </m:num>
+                <m:den>
+                  <m:r>
+                    <w:rPr>
+                      <w:rFonts w:ascii="Cambria Math" w:hAnsi="Cambria Math"/>
+                      <w:color w:val="auto"/>
+                    </w:rPr>
+                    <m:t>TP+TN+FP+FN</m:t>
+                  </m:r>
+                </m:den>
+              </m:f>
+            </m:oMath>
+            <w:r>
+              <w:rPr>
+                <w:color w:val="auto"/>
+              </w:rPr>
+              <w:t xml:space="preserve"> (6)</w:t>
+            </w:r>
+          </w:p>
+        </w:tc>
+      </w:tr>
+    </w:tbl>
+    <w:p>
+      <w:pPr>
+        <w:spacing w:before="80" w:after="80" w:line="264" w:lineRule="auto"/>
+        <w:jc w:val="both"/>
+        <w:rPr>
+          <w:color w:val="auto"/>
+        </w:rPr>
+      </w:pPr>
+    </w:p>
+    <w:p>
+      <w:pPr>
+        <w:spacing w:before="80" w:after="80" w:line="264" w:lineRule="auto"/>
+        <w:ind w:firstLine="567"/>
+        <w:jc w:val="both"/>
+        <w:rPr>
+          <w:color w:val="auto"/>
+        </w:rPr>
+      </w:pPr>
+      <w:r>
+        <w:rPr>
+          <w:color w:val="auto"/>
+        </w:rPr>
+        <w:t>Trong đó, (TP) và (TN) là số trường hợp được phân loại đúng; (FP) và (FN) là số trường hợp được phân loại sai theo nhãn thực tế.</w:t>
+      </w:r>
+    </w:p>
+    <w:p>
+      <w:pPr>
+        <w:spacing w:before="80" w:after="80" w:line="264" w:lineRule="auto"/>
+        <w:ind w:firstLine="567"/>
+        <w:jc w:val="both"/>
+        <w:rPr>
+          <w:color w:val="auto"/>
+        </w:rPr>
+      </w:pPr>
+      <w:r>
+        <w:rPr>
+          <w:color w:val="auto"/>
+        </w:rPr>
+        <w:lastRenderedPageBreak/>
+        <w:t>Precision biểu thị tỷ lệ các trường hợp được hệ thống xác định là một danh tính và thực tế thuộc danh tính đó. Chỉ số Precision được tính theo công thứ</w:t>
+      </w:r>
+      <w:r>
+        <w:rPr>
+          <w:color w:val="auto"/>
+        </w:rPr>
+        <w:t>c (7):</w:t>
+      </w:r>
+    </w:p>
+    <w:tbl>
+      <w:tblPr>
+        <w:tblStyle w:val="TableGrid"/>
+        <w:tblW w:w="0" w:type="auto"/>
+        <w:tblLook w:val="04A0" w:firstRow="1" w:lastRow="0" w:firstColumn="1" w:lastColumn="0" w:noHBand="0" w:noVBand="1"/>
+      </w:tblPr>
+      <w:tblGrid>
+        <w:gridCol w:w="9061"/>
+      </w:tblGrid>
+      <w:tr>
+        <w:tc>
+          <w:tcPr>
+            <w:tcW w:w="9062" w:type="dxa"/>
+          </w:tcPr>
+          <w:p>
+            <w:pPr>
+              <w:spacing w:before="80" w:after="80" w:line="264" w:lineRule="auto"/>
+              <w:jc w:val="center"/>
+              <w:rPr>
+                <w:color w:val="auto"/>
+              </w:rPr>
+            </w:pPr>
+            <m:oMath>
+              <m:r>
+                <w:rPr>
+                  <w:rFonts w:ascii="Cambria Math" w:hAnsi="Cambria Math"/>
+                  <w:color w:val="auto"/>
+                </w:rPr>
+                <m:t xml:space="preserve">Precision= </m:t>
+              </m:r>
+              <m:f>
+                <m:fPr>
+                  <m:ctrlPr>
+                    <w:rPr>
+                      <w:rFonts w:ascii="Cambria Math" w:hAnsi="Cambria Math"/>
+                      <w:i/>
+                      <w:color w:val="auto"/>
+                    </w:rPr>
+                  </m:ctrlPr>
+                </m:fPr>
+                <m:num>
+                  <m:r>
+                    <w:rPr>
+                      <w:rFonts w:ascii="Cambria Math" w:hAnsi="Cambria Math"/>
+                      <w:color w:val="auto"/>
+                    </w:rPr>
+                    <m:t>TP</m:t>
+                  </m:r>
+                </m:num>
+                <m:den>
+                  <m:r>
+                    <w:rPr>
+                      <w:rFonts w:ascii="Cambria Math" w:hAnsi="Cambria Math"/>
+                      <w:color w:val="auto"/>
+                    </w:rPr>
+                    <m:t>TP+FP</m:t>
+                  </m:r>
+                </m:den>
+              </m:f>
+            </m:oMath>
+            <w:r>
+              <w:rPr>
+                <w:color w:val="auto"/>
+              </w:rPr>
+              <w:t xml:space="preserve">  (7)</w:t>
+            </w:r>
+          </w:p>
+        </w:tc>
+      </w:tr>
+    </w:tbl>
+    <w:p>
+      <w:pPr>
+        <w:spacing w:before="80" w:after="80" w:line="264" w:lineRule="auto"/>
+        <w:ind w:firstLine="567"/>
+        <w:jc w:val="both"/>
+        <w:rPr>
+          <w:color w:val="auto"/>
+        </w:rPr>
+      </w:pPr>
+      <w:r>
+        <w:rPr>
+          <w:color w:val="auto"/>
+        </w:rPr>
+        <w:t>Recall biểu thị khả năng hệ thống nhận diện đúng các trường hợp thuộc danh tính thực tế trong tập kiểm thử. Chỉ số Recall được xác định theo công thứ</w:t>
+      </w:r>
+      <w:r>
+        <w:rPr>
+          <w:color w:val="auto"/>
+        </w:rPr>
+        <w:t>c (8):</w:t>
+      </w:r>
+    </w:p>
+    <w:tbl>
+      <w:tblPr>
+        <w:tblStyle w:val="TableGrid"/>
+        <w:tblW w:w="0" w:type="auto"/>
+        <w:tblLook w:val="04A0" w:firstRow="1" w:lastRow="0" w:firstColumn="1" w:lastColumn="0" w:noHBand="0" w:noVBand="1"/>
+      </w:tblPr>
+      <w:tblGrid>
+        <w:gridCol w:w="9061"/>
+      </w:tblGrid>
+      <w:tr>
+        <w:tc>
+          <w:tcPr>
+            <w:tcW w:w="9062" w:type="dxa"/>
+          </w:tcPr>
+          <w:p>
+            <w:pPr>
+              <w:spacing w:before="80" w:after="80" w:line="264" w:lineRule="auto"/>
+              <w:jc w:val="center"/>
+              <w:rPr>
+                <w:color w:val="auto"/>
+              </w:rPr>
+            </w:pPr>
+            <m:oMath>
+              <m:r>
+                <w:rPr>
+                  <w:rFonts w:ascii="Cambria Math" w:hAnsi="Cambria Math"/>
+                  <w:color w:val="auto"/>
+                </w:rPr>
+                <m:t xml:space="preserve">Recall= </m:t>
+              </m:r>
+              <m:f>
+                <m:fPr>
+                  <m:ctrlPr>
+                    <w:rPr>
+                      <w:rFonts w:ascii="Cambria Math" w:hAnsi="Cambria Math"/>
+                      <w:i/>
+                      <w:color w:val="auto"/>
+                    </w:rPr>
+                  </m:ctrlPr>
+                </m:fPr>
+                <m:num>
+                  <m:r>
+                    <w:rPr>
+                      <w:rFonts w:ascii="Cambria Math" w:hAnsi="Cambria Math"/>
+                      <w:color w:val="auto"/>
+                    </w:rPr>
+                    <m:t>TP</m:t>
+                  </m:r>
+                </m:num>
+                <m:den>
+                  <m:r>
+                    <w:rPr>
+                      <w:rFonts w:ascii="Cambria Math" w:hAnsi="Cambria Math"/>
+                      <w:color w:val="auto"/>
+                    </w:rPr>
+                    <m:t>TP+FP</m:t>
+                  </m:r>
+                </m:den>
+              </m:f>
+            </m:oMath>
+            <w:r>
+              <w:rPr>
+                <w:color w:val="auto"/>
+              </w:rPr>
+              <w:t xml:space="preserve"> (8)</w:t>
+            </w:r>
+          </w:p>
+        </w:tc>
+      </w:tr>
+    </w:tbl>
+    <w:p>
+      <w:pPr>
+        <w:spacing w:before="80" w:after="80" w:line="264" w:lineRule="auto"/>
+        <w:ind w:firstLine="567"/>
+        <w:jc w:val="both"/>
+        <w:rPr>
+          <w:color w:val="auto"/>
+        </w:rPr>
+      </w:pPr>
+      <w:r>
+        <w:rPr>
+          <w:color w:val="auto"/>
+        </w:rPr>
+        <w:t>F1-score là chỉ số kết hợp Precision và Recall thông qua trung bình điều hòa, được sử dụng để đánh giá cân bằng giữa hai chỉ số này. F1-score được tính theo công thức (9)</w:t>
+      </w:r>
+      <w:r>
+        <w:rPr>
+          <w:color w:val="auto"/>
+        </w:rPr>
+        <w:t>:</w:t>
+      </w:r>
+    </w:p>
+    <w:tbl>
+      <w:tblPr>
+        <w:tblStyle w:val="TableGrid"/>
+        <w:tblW w:w="0" w:type="auto"/>
+        <w:tblLook w:val="04A0" w:firstRow="1" w:lastRow="0" w:firstColumn="1" w:lastColumn="0" w:noHBand="0" w:noVBand="1"/>
+      </w:tblPr>
+      <w:tblGrid>
+        <w:gridCol w:w="9061"/>
+      </w:tblGrid>
+      <w:tr>
+        <w:tc>
+          <w:tcPr>
+            <w:tcW w:w="9062" w:type="dxa"/>
+          </w:tcPr>
+          <w:p>
+            <w:pPr>
+              <w:spacing w:before="80" w:after="80" w:line="264" w:lineRule="auto"/>
+              <w:jc w:val="center"/>
+              <w:rPr>
+                <w:color w:val="auto"/>
+              </w:rPr>
+            </w:pPr>
+            <m:oMath>
+              <m:r>
+                <w:rPr>
+                  <w:rFonts w:ascii="Cambria Math" w:hAnsi="Cambria Math"/>
+                  <w:color w:val="auto"/>
+                </w:rPr>
+                <m:t>F1=2</m:t>
+              </m:r>
+              <m:f>
+                <m:fPr>
+                  <m:ctrlPr>
+                    <w:rPr>
+                      <w:rFonts w:ascii="Cambria Math" w:hAnsi="Cambria Math"/>
+                      <w:i/>
+                      <w:color w:val="auto"/>
+                    </w:rPr>
+                  </m:ctrlPr>
+                </m:fPr>
+                <m:num>
+                  <m:r>
+                    <w:rPr>
+                      <w:rFonts w:ascii="Cambria Math" w:hAnsi="Cambria Math"/>
+                      <w:color w:val="auto"/>
+                    </w:rPr>
+                    <m:t>Precision ×Recall</m:t>
+                  </m:r>
+                </m:num>
+                <m:den>
+                  <m:r>
+                    <w:rPr>
+                      <w:rFonts w:ascii="Cambria Math" w:hAnsi="Cambria Math"/>
+                      <w:color w:val="auto"/>
+                    </w:rPr>
+                    <m:t>Precision+Recall</m:t>
+                  </m:r>
+                </m:den>
+              </m:f>
+            </m:oMath>
+            <w:r>
+              <w:rPr>
+                <w:color w:val="auto"/>
+              </w:rPr>
+              <w:t xml:space="preserve"> (9)</w:t>
+            </w:r>
+          </w:p>
+        </w:tc>
+      </w:tr>
+    </w:tbl>
+    <w:p>
+      <w:pPr>
+        <w:spacing w:before="80" w:after="80" w:line="264" w:lineRule="auto"/>
+        <w:ind w:firstLine="567"/>
+        <w:jc w:val="both"/>
+        <w:rPr>
+          <w:color w:val="auto"/>
+        </w:rPr>
+      </w:pPr>
+      <w:r>
+        <w:rPr>
+          <w:color w:val="auto"/>
+        </w:rPr>
+        <w:t>Đối với bài toán so khớp khuôn mặt, False Acceptance Rate (FAR) biểu thị tỷ lệ các lần thử của đối tượng không hợp lệ nhưng được hệ thống chấp nhận. FAR được xác định theo công thức (10)</w:t>
+      </w:r>
+      <w:r>
+        <w:rPr>
+          <w:color w:val="auto"/>
+        </w:rPr>
+        <w:t>:</w:t>
+      </w:r>
+    </w:p>
+    <w:tbl>
+      <w:tblPr>
+        <w:tblStyle w:val="TableGrid"/>
+        <w:tblW w:w="0" w:type="auto"/>
+        <w:tblLook w:val="04A0" w:firstRow="1" w:lastRow="0" w:firstColumn="1" w:lastColumn="0" w:noHBand="0" w:noVBand="1"/>
+      </w:tblPr>
+      <w:tblGrid>
+        <w:gridCol w:w="9061"/>
+      </w:tblGrid>
+      <w:tr>
+        <w:tc>
+          <w:tcPr>
+            <w:tcW w:w="9062" w:type="dxa"/>
+          </w:tcPr>
+          <w:p>
+            <w:pPr>
+              <w:spacing w:before="80" w:after="80" w:line="264" w:lineRule="auto"/>
+              <w:jc w:val="center"/>
+              <w:rPr>
+                <w:color w:val="auto"/>
+              </w:rPr>
+            </w:pPr>
+            <m:oMath>
+              <m:r>
+                <w:rPr>
+                  <w:rFonts w:ascii="Cambria Math" w:hAnsi="Cambria Math"/>
+                  <w:color w:val="auto"/>
+                </w:rPr>
+                <m:t xml:space="preserve">FAR= </m:t>
+              </m:r>
+              <m:f>
+                <m:fPr>
+                  <m:ctrlPr>
+                    <w:rPr>
+                      <w:rFonts w:ascii="Cambria Math" w:hAnsi="Cambria Math"/>
+                      <w:i/>
+                      <w:color w:val="auto"/>
+                    </w:rPr>
+                  </m:ctrlPr>
+                </m:fPr>
+                <m:num>
+                  <m:sSub>
+                    <m:sSubPr>
+                      <m:ctrlPr>
+                        <w:rPr>
+                          <w:rFonts w:ascii="Cambria Math" w:hAnsi="Cambria Math"/>
+                          <w:i/>
+                          <w:color w:val="auto"/>
+                        </w:rPr>
+                      </m:ctrlPr>
+                    </m:sSubPr>
+                    <m:e>
+                      <m:r>
+                        <w:rPr>
+                          <w:rFonts w:ascii="Cambria Math" w:hAnsi="Cambria Math"/>
+                          <w:color w:val="auto"/>
+                        </w:rPr>
+                        <m:t>N</m:t>
+                      </m:r>
+                    </m:e>
+                    <m:sub>
+                      <m:r>
+                        <w:rPr>
+                          <w:rFonts w:ascii="Cambria Math" w:hAnsi="Cambria Math"/>
+                          <w:color w:val="auto"/>
+                        </w:rPr>
+                        <m:t>FA</m:t>
+                      </m:r>
+                    </m:sub>
+                  </m:sSub>
+                </m:num>
+                <m:den>
+                  <m:sSub>
+                    <m:sSubPr>
+                      <m:ctrlPr>
+                        <w:rPr>
+                          <w:rFonts w:ascii="Cambria Math" w:hAnsi="Cambria Math"/>
+                          <w:i/>
+                          <w:color w:val="auto"/>
+                        </w:rPr>
+                      </m:ctrlPr>
+                    </m:sSubPr>
+                    <m:e>
+                      <m:r>
+                        <w:rPr>
+                          <w:rFonts w:ascii="Cambria Math" w:hAnsi="Cambria Math"/>
+                          <w:color w:val="auto"/>
+                        </w:rPr>
+                        <m:t>N</m:t>
+                      </m:r>
+                    </m:e>
+                    <m:sub>
+                      <m:r>
+                        <w:rPr>
+                          <w:rFonts w:ascii="Cambria Math" w:hAnsi="Cambria Math"/>
+                          <w:color w:val="auto"/>
+                        </w:rPr>
+                        <m:t>imp</m:t>
+                      </m:r>
+                    </m:sub>
+                  </m:sSub>
+                </m:den>
+              </m:f>
+            </m:oMath>
+            <w:r>
+              <w:rPr>
+                <w:color w:val="auto"/>
+              </w:rPr>
+              <w:t xml:space="preserve">  (10)</w:t>
+            </w:r>
+          </w:p>
+        </w:tc>
+      </w:tr>
+    </w:tbl>
+    <w:p>
+      <w:pPr>
+        <w:spacing w:before="80" w:after="80" w:line="264" w:lineRule="auto"/>
+        <w:ind w:firstLine="567"/>
+        <w:jc w:val="both"/>
+        <w:rPr>
+          <w:color w:val="auto"/>
+        </w:rPr>
+      </w:pPr>
+      <w:r>
+        <w:rPr>
+          <w:color w:val="auto"/>
+        </w:rPr>
+        <w:t>False Rejection Rate (FRR) biểu thị tỷ lệ các lần thử hợp lệ nhưng bị hệ thống từ chối. FRR được tính theo công thứ</w:t>
+      </w:r>
+      <w:r>
+        <w:rPr>
+          <w:color w:val="auto"/>
+        </w:rPr>
+        <w:t>c (11):</w:t>
+      </w:r>
+    </w:p>
+    <w:tbl>
+      <w:tblPr>
+        <w:tblStyle w:val="TableGrid"/>
+        <w:tblW w:w="0" w:type="auto"/>
+        <w:tblLook w:val="04A0" w:firstRow="1" w:lastRow="0" w:firstColumn="1" w:lastColumn="0" w:noHBand="0" w:noVBand="1"/>
+      </w:tblPr>
+      <w:tblGrid>
+        <w:gridCol w:w="9061"/>
+      </w:tblGrid>
+      <w:tr>
+        <w:tc>
+          <w:tcPr>
+            <w:tcW w:w="9062" w:type="dxa"/>
+          </w:tcPr>
+          <w:p>
+            <w:pPr>
+              <w:spacing w:before="80" w:after="80" w:line="264" w:lineRule="auto"/>
+              <w:jc w:val="center"/>
+              <w:rPr>
+                <w:color w:val="auto"/>
+              </w:rPr>
+            </w:pPr>
+            <m:oMath>
+              <m:r>
+                <w:rPr>
+                  <w:rFonts w:ascii="Cambria Math" w:hAnsi="Cambria Math"/>
+                  <w:color w:val="auto"/>
+                </w:rPr>
+                <m:t xml:space="preserve">FRR= </m:t>
+              </m:r>
+              <m:f>
+                <m:fPr>
+                  <m:ctrlPr>
+                    <w:rPr>
+                      <w:rFonts w:ascii="Cambria Math" w:hAnsi="Cambria Math"/>
+                      <w:i/>
+                      <w:color w:val="auto"/>
+                    </w:rPr>
+                  </m:ctrlPr>
+                </m:fPr>
+                <m:num>
+                  <m:sSub>
+                    <m:sSubPr>
+                      <m:ctrlPr>
+                        <w:rPr>
+                          <w:rFonts w:ascii="Cambria Math" w:hAnsi="Cambria Math"/>
+                          <w:i/>
+                          <w:color w:val="auto"/>
+                        </w:rPr>
+                      </m:ctrlPr>
+                    </m:sSubPr>
+                    <m:e>
+                      <m:r>
+                        <w:rPr>
+                          <w:rFonts w:ascii="Cambria Math" w:hAnsi="Cambria Math"/>
+                          <w:color w:val="auto"/>
+                        </w:rPr>
+                        <m:t>N</m:t>
+                      </m:r>
+                    </m:e>
+                    <m:sub>
+                      <m:r>
+                        <w:rPr>
+                          <w:rFonts w:ascii="Cambria Math" w:hAnsi="Cambria Math"/>
+                          <w:color w:val="auto"/>
+                        </w:rPr>
+                        <m:t>FR</m:t>
+                      </m:r>
+                    </m:sub>
+                  </m:sSub>
+                </m:num>
+                <m:den>
+                  <m:sSub>
+                    <m:sSubPr>
+                      <m:ctrlPr>
+                        <w:rPr>
+                          <w:rFonts w:ascii="Cambria Math" w:hAnsi="Cambria Math"/>
+                          <w:i/>
+                          <w:color w:val="auto"/>
+                        </w:rPr>
+                      </m:ctrlPr>
+                    </m:sSubPr>
+                    <m:e>
+                      <m:r>
+                        <w:rPr>
+                          <w:rFonts w:ascii="Cambria Math" w:hAnsi="Cambria Math"/>
+                          <w:color w:val="auto"/>
+                        </w:rPr>
+                        <m:t>N</m:t>
+                      </m:r>
+                    </m:e>
+                    <m:sub>
+                      <m:r>
+                        <w:rPr>
+                          <w:rFonts w:ascii="Cambria Math" w:hAnsi="Cambria Math"/>
+                          <w:color w:val="auto"/>
+                        </w:rPr>
+                        <m:t>gen</m:t>
+                      </m:r>
+                    </m:sub>
+                  </m:sSub>
+                </m:den>
+              </m:f>
+            </m:oMath>
+            <w:r>
+              <w:rPr>
+                <w:color w:val="auto"/>
+              </w:rPr>
+              <w:t xml:space="preserve"> (11)</w:t>
+            </w:r>
+          </w:p>
+        </w:tc>
+      </w:tr>
+    </w:tbl>
+    <w:p>
+      <w:pPr>
+        <w:spacing w:before="80" w:after="80" w:line="264" w:lineRule="auto"/>
+        <w:ind w:firstLine="567"/>
+        <w:jc w:val="both"/>
+        <w:rPr>
+          <w:color w:val="auto"/>
+        </w:rPr>
+      </w:pPr>
+      <w:r>
+        <w:rPr>
+          <w:color w:val="auto"/>
+        </w:rPr>
+        <w:t>Trong đó, (</w:t>
+      </w:r>
+      <m:oMath>
+        <m:sSub>
+          <m:sSubPr>
+            <m:ctrlPr>
+              <w:rPr>
+                <w:rFonts w:ascii="Cambria Math" w:hAnsi="Cambria Math"/>
+                <w:i/>
+                <w:color w:val="auto"/>
+              </w:rPr>
+            </m:ctrlPr>
+          </m:sSubPr>
+          <m:e>
+            <m:r>
+              <w:rPr>
+                <w:rFonts w:ascii="Cambria Math" w:hAnsi="Cambria Math"/>
+                <w:color w:val="auto"/>
+              </w:rPr>
+              <m:t>N</m:t>
+            </m:r>
+          </m:e>
+          <m:sub>
+            <m:r>
+              <w:rPr>
+                <w:rFonts w:ascii="Cambria Math" w:hAnsi="Cambria Math"/>
+                <w:color w:val="auto"/>
+              </w:rPr>
+              <m:t>FA</m:t>
+            </m:r>
+          </m:sub>
+        </m:sSub>
+      </m:oMath>
+      <w:r>
+        <w:rPr>
+          <w:color w:val="auto"/>
+        </w:rPr>
+        <w:t>) là số lần thử không hợp lệ được chấp nhậ</w:t>
+      </w:r>
+      <w:r>
+        <w:rPr>
+          <w:color w:val="auto"/>
+        </w:rPr>
+        <w:t>n, (</w:t>
+      </w:r>
+      <m:oMath>
+        <m:sSub>
+          <m:sSubPr>
+            <m:ctrlPr>
+              <w:rPr>
+                <w:rFonts w:ascii="Cambria Math" w:hAnsi="Cambria Math"/>
+                <w:i/>
+                <w:color w:val="auto"/>
+              </w:rPr>
+            </m:ctrlPr>
+          </m:sSubPr>
+          <m:e>
+            <m:r>
+              <w:rPr>
+                <w:rFonts w:ascii="Cambria Math" w:hAnsi="Cambria Math"/>
+                <w:color w:val="auto"/>
+              </w:rPr>
+              <m:t>N</m:t>
+            </m:r>
+          </m:e>
+          <m:sub>
+            <m:r>
+              <w:rPr>
+                <w:rFonts w:ascii="Cambria Math" w:hAnsi="Cambria Math"/>
+                <w:color w:val="auto"/>
+              </w:rPr>
+              <m:t>imp</m:t>
+            </m:r>
+          </m:sub>
+        </m:sSub>
+      </m:oMath>
+      <w:r>
+        <w:rPr>
+          <w:color w:val="auto"/>
+        </w:rPr>
+        <w:t>) là tổng số lần thử không hợp lệ</w:t>
+      </w:r>
+      <w:r>
+        <w:rPr>
+          <w:color w:val="auto"/>
+        </w:rPr>
+        <w:t>; (</w:t>
+      </w:r>
+      <m:oMath>
+        <m:sSub>
+          <m:sSubPr>
+            <m:ctrlPr>
+              <w:rPr>
+                <w:rFonts w:ascii="Cambria Math" w:hAnsi="Cambria Math"/>
+                <w:i/>
+                <w:color w:val="auto"/>
+              </w:rPr>
+            </m:ctrlPr>
+          </m:sSubPr>
+          <m:e>
+            <m:r>
+              <w:rPr>
+                <w:rFonts w:ascii="Cambria Math" w:hAnsi="Cambria Math"/>
+                <w:color w:val="auto"/>
+              </w:rPr>
+              <m:t>N</m:t>
+            </m:r>
+          </m:e>
+          <m:sub>
+            <m:r>
+              <w:rPr>
+                <w:rFonts w:ascii="Cambria Math" w:hAnsi="Cambria Math"/>
+                <w:color w:val="auto"/>
+              </w:rPr>
+              <m:t>FR</m:t>
+            </m:r>
+          </m:sub>
+        </m:sSub>
+      </m:oMath>
+      <w:r>
+        <w:rPr>
+          <w:color w:val="auto"/>
+        </w:rPr>
+        <w:t>) là số lần thử hợp lệ bị từ chố</w:t>
+      </w:r>
+      <w:r>
+        <w:rPr>
+          <w:color w:val="auto"/>
+        </w:rPr>
+        <w:t>i và (</w:t>
+      </w:r>
+      <m:oMath>
+        <m:sSub>
+          <m:sSubPr>
+            <m:ctrlPr>
+              <w:rPr>
+                <w:rFonts w:ascii="Cambria Math" w:hAnsi="Cambria Math"/>
+                <w:i/>
+                <w:color w:val="auto"/>
+              </w:rPr>
+            </m:ctrlPr>
+          </m:sSubPr>
+          <m:e>
+            <m:r>
+              <w:rPr>
+                <w:rFonts w:ascii="Cambria Math" w:hAnsi="Cambria Math"/>
+                <w:color w:val="auto"/>
+              </w:rPr>
+              <m:t>N</m:t>
+            </m:r>
+          </m:e>
+          <m:sub>
+            <m:r>
+              <w:rPr>
+                <w:rFonts w:ascii="Cambria Math" w:hAnsi="Cambria Math"/>
+                <w:color w:val="auto"/>
+              </w:rPr>
+              <m:t>gen</m:t>
+            </m:r>
+          </m:sub>
+        </m:sSub>
+      </m:oMath>
+      <w:r>
+        <w:rPr>
+          <w:color w:val="auto"/>
+        </w:rPr>
+        <w:t>) là tổng số lần thử hợp lệ</w:t>
+      </w:r>
+      <w:r>
+        <w:rPr>
+          <w:color w:val="auto"/>
+        </w:rPr>
+        <w:t>.</w:t>
+      </w:r>
+    </w:p>
+    <w:p>
+      <w:pPr>
+        <w:spacing w:before="80" w:after="80" w:line="264" w:lineRule="auto"/>
+        <w:ind w:firstLine="567"/>
+        <w:jc w:val="both"/>
+        <w:rPr>
+          <w:color w:val="auto"/>
+        </w:rPr>
+      </w:pPr>
+      <w:r>
+        <w:rPr>
+          <w:color w:val="auto"/>
+        </w:rPr>
+        <w:t>Đối với phân hệ kiểm tra chống giả mạo (Presentation Attack Detection – PAD), nghiên cứu sử dụng các chỉ số APCER (Attack Presentation Classification Error Rate) và</w:t>
+      </w:r>
+      <w:bookmarkStart w:id="0" w:name="_GoBack"/>
+      <w:bookmarkEnd w:id="0"/>
+      <w:r>
+        <w:rPr>
+          <w:color w:val="auto"/>
+        </w:rPr>
+        <w:t xml:space="preserve"> BPCER (Bona Fide Presentation Classification Error Rate) để đánh giá khả năng phân loại giữa mẫu tấn công và mẫu hợp lệ. Các chỉ số này được sử dụng trong đánh giá hiệu năng của cơ chế PAD theo tiêu chuẩn ISO/IEC 30107-3:2023 [10].</w:t>
+      </w:r>
+    </w:p>
+    <w:p>
+      <w:pPr>
+        <w:spacing w:before="80" w:after="80" w:line="264" w:lineRule="auto"/>
+        <w:ind w:firstLine="567"/>
+        <w:jc w:val="both"/>
+        <w:rPr>
+          <w:color w:val="auto"/>
+        </w:rPr>
+      </w:pPr>
+      <w:r>
+        <w:rPr>
+          <w:color w:val="auto"/>
+        </w:rPr>
+        <w:t>Đối với phân hệ kiểm tra tính sống, APCER biểu thị tỷ lệ các mẫu tấn công bị hệ thống chấp nhận nhầm. Chỉ số này được tính theo công thức (12).</w:t>
+      </w:r>
+    </w:p>
+    <w:tbl>
+      <w:tblPr>
+        <w:tblStyle w:val="TableGrid"/>
+        <w:tblW w:w="0" w:type="auto"/>
+        <w:tblLook w:val="04A0" w:firstRow="1" w:lastRow="0" w:firstColumn="1" w:lastColumn="0" w:noHBand="0" w:noVBand="1"/>
+      </w:tblPr>
+      <w:tblGrid>
+        <w:gridCol w:w="9061"/>
+      </w:tblGrid>
+      <w:tr>
+        <w:tc>
+          <w:tcPr>
+            <w:tcW w:w="9062" w:type="dxa"/>
+          </w:tcPr>
+          <w:p>
+            <w:pPr>
+              <w:spacing w:before="80" w:after="80" w:line="264" w:lineRule="auto"/>
+              <w:jc w:val="center"/>
+              <w:rPr>
+                <w:color w:val="auto"/>
+              </w:rPr>
+            </w:pPr>
+            <m:oMath>
+              <m:r>
+                <w:rPr>
+                  <w:rFonts w:ascii="Cambria Math" w:hAnsi="Cambria Math"/>
+                  <w:color w:val="auto"/>
+                </w:rPr>
+                <m:t xml:space="preserve">APCER= </m:t>
+              </m:r>
+              <m:f>
+                <m:fPr>
+                  <m:ctrlPr>
+                    <w:rPr>
+                      <w:rFonts w:ascii="Cambria Math" w:hAnsi="Cambria Math"/>
+                      <w:i/>
+                      <w:color w:val="auto"/>
+                    </w:rPr>
+                  </m:ctrlPr>
+                </m:fPr>
+                <m:num>
+                  <m:sSub>
+                    <m:sSubPr>
+                      <m:ctrlPr>
+                        <w:rPr>
+                          <w:rFonts w:ascii="Cambria Math" w:hAnsi="Cambria Math"/>
+                          <w:i/>
+                          <w:color w:val="auto"/>
+                        </w:rPr>
+                      </m:ctrlPr>
+                    </m:sSubPr>
+                    <m:e>
+                      <m:r>
+                        <w:rPr>
+                          <w:rFonts w:ascii="Cambria Math" w:hAnsi="Cambria Math"/>
+                          <w:color w:val="auto"/>
+                        </w:rPr>
+                        <m:t>N</m:t>
+                      </m:r>
+                    </m:e>
+                    <m:sub>
+                      <m:r>
+                        <w:rPr>
+                          <w:rFonts w:ascii="Cambria Math" w:hAnsi="Cambria Math"/>
+                          <w:color w:val="auto"/>
+                        </w:rPr>
+                        <m:t>AP</m:t>
+                      </m:r>
+                    </m:sub>
+                  </m:sSub>
+                </m:num>
+                <m:den>
+                  <m:sSub>
+                    <m:sSubPr>
+                      <m:ctrlPr>
+                        <w:rPr>
+                          <w:rFonts w:ascii="Cambria Math" w:hAnsi="Cambria Math"/>
+                          <w:i/>
+                          <w:color w:val="auto"/>
+                        </w:rPr>
+                      </m:ctrlPr>
+                    </m:sSubPr>
+                    <m:e>
+                      <m:r>
+                        <w:rPr>
+                          <w:rFonts w:ascii="Cambria Math" w:hAnsi="Cambria Math"/>
+                          <w:color w:val="auto"/>
+                        </w:rPr>
+                        <m:t>N</m:t>
+                      </m:r>
+                    </m:e>
+                    <m:sub>
+                      <m:r>
+                        <w:rPr>
+                          <w:rFonts w:ascii="Cambria Math" w:hAnsi="Cambria Math"/>
+                          <w:color w:val="auto"/>
+                        </w:rPr>
+                        <m:t>PA</m:t>
+                      </m:r>
+                    </m:sub>
+                  </m:sSub>
+                </m:den>
+              </m:f>
+              <m:r>
+                <w:rPr>
+                  <w:rFonts w:ascii="Cambria Math" w:hAnsi="Cambria Math"/>
+                  <w:color w:val="auto"/>
+                </w:rPr>
+                <m:t xml:space="preserve"> ×100%</m:t>
+              </m:r>
+            </m:oMath>
+            <w:r>
+              <w:rPr>
+                <w:color w:val="auto"/>
+              </w:rPr>
+              <w:t xml:space="preserve"> (12)</w:t>
+            </w:r>
+          </w:p>
+        </w:tc>
+      </w:tr>
+    </w:tbl>
+    <w:p>
+      <w:pPr>
+        <w:spacing w:before="80" w:after="80" w:line="264" w:lineRule="auto"/>
+        <w:ind w:firstLine="567"/>
+        <w:jc w:val="both"/>
+        <w:rPr>
+          <w:color w:val="auto"/>
+        </w:rPr>
+      </w:pPr>
+      <w:r>
+        <w:rPr>
+          <w:color w:val="auto"/>
+        </w:rPr>
+        <w:t>BPCER biểu thị tỷ lệ các mẫu hợp lệ bị hệ thống phân loại nhầm thành mẫu tấn công. Chỉ số này được xác định theo công thức (13).</w:t>
+      </w:r>
+    </w:p>
+    <w:tbl>
+      <w:tblPr>
+        <w:tblStyle w:val="TableGrid"/>
+        <w:tblW w:w="0" w:type="auto"/>
+        <w:tblLook w:val="04A0" w:firstRow="1" w:lastRow="0" w:firstColumn="1" w:lastColumn="0" w:noHBand="0" w:noVBand="1"/>
+      </w:tblPr>
+      <w:tblGrid>
+        <w:gridCol w:w="9061"/>
+      </w:tblGrid>
+      <w:tr>
+        <w:tc>
+          <w:tcPr>
+            <w:tcW w:w="9062" w:type="dxa"/>
+          </w:tcPr>
+          <w:p>
+            <w:pPr>
+              <w:spacing w:before="80" w:after="80" w:line="264" w:lineRule="auto"/>
+              <w:jc w:val="center"/>
+              <w:rPr>
+                <w:color w:val="auto"/>
+              </w:rPr>
+            </w:pPr>
+            <m:oMath>
+              <m:r>
+                <w:rPr>
+                  <w:rFonts w:ascii="Cambria Math" w:hAnsi="Cambria Math"/>
+                  <w:color w:val="auto"/>
+                </w:rPr>
+                <m:t xml:space="preserve">BPCER= </m:t>
+              </m:r>
+              <m:f>
+                <m:fPr>
+                  <m:ctrlPr>
+                    <w:rPr>
+                      <w:rFonts w:ascii="Cambria Math" w:hAnsi="Cambria Math"/>
+                      <w:i/>
+                      <w:color w:val="auto"/>
+                    </w:rPr>
+                  </m:ctrlPr>
+                </m:fPr>
+                <m:num>
+                  <m:sSub>
+                    <m:sSubPr>
+                      <m:ctrlPr>
+                        <w:rPr>
+                          <w:rFonts w:ascii="Cambria Math" w:hAnsi="Cambria Math"/>
+                          <w:i/>
+                          <w:color w:val="auto"/>
+                        </w:rPr>
+                      </m:ctrlPr>
+                    </m:sSubPr>
+                    <m:e>
+                      <m:r>
+                        <w:rPr>
+                          <w:rFonts w:ascii="Cambria Math" w:hAnsi="Cambria Math"/>
+                          <w:color w:val="auto"/>
+                        </w:rPr>
+                        <m:t>N</m:t>
+                      </m:r>
+                    </m:e>
+                    <m:sub>
+                      <m:r>
+                        <w:rPr>
+                          <w:rFonts w:ascii="Cambria Math" w:hAnsi="Cambria Math"/>
+                          <w:color w:val="auto"/>
+                        </w:rPr>
+                        <m:t>BF</m:t>
+                      </m:r>
+                    </m:sub>
+                  </m:sSub>
+                </m:num>
+                <m:den>
+                  <m:sSub>
+                    <m:sSubPr>
+                      <m:ctrlPr>
+                        <w:rPr>
+                          <w:rFonts w:ascii="Cambria Math" w:hAnsi="Cambria Math"/>
+                          <w:i/>
+                          <w:color w:val="auto"/>
+                        </w:rPr>
+                      </m:ctrlPr>
+                    </m:sSubPr>
+                    <m:e>
+                      <m:r>
+                        <w:rPr>
+                          <w:rFonts w:ascii="Cambria Math" w:hAnsi="Cambria Math"/>
+                          <w:color w:val="auto"/>
+                        </w:rPr>
+                        <m:t>N</m:t>
+                      </m:r>
+                    </m:e>
+                    <m:sub>
+                      <m:r>
+                        <w:rPr>
+                          <w:rFonts w:ascii="Cambria Math" w:hAnsi="Cambria Math"/>
+                          <w:color w:val="auto"/>
+                        </w:rPr>
+                        <m:t>BF</m:t>
+                      </m:r>
+                    </m:sub>
+                  </m:sSub>
+                  <m:r>
+                    <w:rPr>
+                      <w:rFonts w:ascii="Cambria Math" w:hAnsi="Cambria Math"/>
+                      <w:color w:val="auto"/>
+                    </w:rPr>
+                    <m:t>+</m:t>
+                  </m:r>
+                  <m:sSub>
+                    <m:sSubPr>
+                      <m:ctrlPr>
+                        <w:rPr>
+                          <w:rFonts w:ascii="Cambria Math" w:hAnsi="Cambria Math"/>
+                          <w:i/>
+                          <w:color w:val="auto"/>
+                        </w:rPr>
+                      </m:ctrlPr>
+                    </m:sSubPr>
+                    <m:e>
+                      <m:r>
+                        <w:rPr>
+                          <w:rFonts w:ascii="Cambria Math" w:hAnsi="Cambria Math"/>
+                          <w:color w:val="auto"/>
+                        </w:rPr>
+                        <m:t>N</m:t>
+                      </m:r>
+                    </m:e>
+                    <m:sub>
+                      <m:r>
+                        <w:rPr>
+                          <w:rFonts w:ascii="Cambria Math" w:hAnsi="Cambria Math"/>
+                          <w:color w:val="auto"/>
+                        </w:rPr>
+                        <m:t>BA</m:t>
+                      </m:r>
+                    </m:sub>
+                  </m:sSub>
+                </m:den>
+              </m:f>
+              <m:r>
+                <w:rPr>
+                  <w:rFonts w:ascii="Cambria Math" w:hAnsi="Cambria Math"/>
+                  <w:color w:val="auto"/>
+                </w:rPr>
+                <m:t>×100%</m:t>
+              </m:r>
+            </m:oMath>
+            <w:r>
+              <w:rPr>
+                <w:color w:val="auto"/>
+              </w:rPr>
+              <w:t xml:space="preserve"> (13)</w:t>
+            </w:r>
+          </w:p>
+        </w:tc>
+      </w:tr>
+    </w:tbl>
+    <w:p>
+      <w:pPr>
+        <w:spacing w:before="80" w:after="80" w:line="264" w:lineRule="auto"/>
+        <w:ind w:firstLine="567"/>
+        <w:jc w:val="both"/>
+        <w:rPr>
+          <w:color w:val="auto"/>
+        </w:rPr>
+      </w:pPr>
+      <w:r>
+        <w:rPr>
+          <w:color w:val="auto"/>
+        </w:rPr>
+        <w:t>Trong đó, (</w:t>
+      </w:r>
+      <m:oMath>
+        <m:sSub>
+          <m:sSubPr>
+            <m:ctrlPr>
+              <w:rPr>
+                <w:rFonts w:ascii="Cambria Math" w:hAnsi="Cambria Math"/>
+                <w:i/>
+                <w:color w:val="auto"/>
+              </w:rPr>
+            </m:ctrlPr>
+          </m:sSubPr>
+          <m:e>
+            <m:r>
+              <w:rPr>
+                <w:rFonts w:ascii="Cambria Math" w:hAnsi="Cambria Math"/>
+                <w:color w:val="auto"/>
+              </w:rPr>
+              <m:t>N</m:t>
+            </m:r>
+          </m:e>
+          <m:sub>
+            <m:r>
+              <w:rPr>
+                <w:rFonts w:ascii="Cambria Math" w:hAnsi="Cambria Math"/>
+                <w:color w:val="auto"/>
+              </w:rPr>
+              <m:t>BF</m:t>
+            </m:r>
+          </m:sub>
+        </m:sSub>
+      </m:oMath>
+      <w:r>
+        <w:rPr>
+          <w:color w:val="auto"/>
+        </w:rPr>
+        <w:t>) là số mẫu hợp lệ bị phân loại nhầm thành mẫu tấ</w:t>
+      </w:r>
+      <w:r>
+        <w:rPr>
+          <w:color w:val="auto"/>
+        </w:rPr>
+        <w:t>n công, còn (</w:t>
+      </w:r>
+      <m:oMath>
+        <m:sSub>
+          <m:sSubPr>
+            <m:ctrlPr>
+              <w:rPr>
+                <w:rFonts w:ascii="Cambria Math" w:hAnsi="Cambria Math"/>
+                <w:i/>
+                <w:color w:val="auto"/>
+              </w:rPr>
+            </m:ctrlPr>
+          </m:sSubPr>
+          <m:e>
+            <m:r>
+              <w:rPr>
+                <w:rFonts w:ascii="Cambria Math" w:hAnsi="Cambria Math"/>
+                <w:color w:val="auto"/>
+              </w:rPr>
+              <m:t>N</m:t>
+            </m:r>
+          </m:e>
+          <m:sub>
+            <m:r>
+              <w:rPr>
+                <w:rFonts w:ascii="Cambria Math" w:hAnsi="Cambria Math"/>
+                <w:color w:val="auto"/>
+              </w:rPr>
+              <m:t>BA</m:t>
+            </m:r>
+          </m:sub>
+        </m:sSub>
+      </m:oMath>
+      <w:r>
+        <w:rPr>
+          <w:color w:val="auto"/>
+        </w:rPr>
+        <w:t>) là số mẫu hợp lệ được phân loại đúng.</w:t>
+      </w:r>
+    </w:p>
+    <w:p>
+      <w:pPr>
+        <w:spacing w:before="80" w:after="80" w:line="264" w:lineRule="auto"/>
+        <w:ind w:firstLine="567"/>
+        <w:jc w:val="both"/>
+        <w:rPr>
+          <w:color w:val="auto"/>
+        </w:rPr>
+      </w:pPr>
+      <w:r>
+        <w:rPr>
+          <w:color w:val="auto"/>
+        </w:rPr>
+        <w:t>Để đánh giá hiệu năng xử lý trên Raspberry Pi 5, nghiên cứu sử dụng thời gian xử lý của từng yêu cầu điểm danh. Thời gian xử lý trung bình được xác định theo công thứ</w:t>
+      </w:r>
+      <w:r>
+        <w:rPr>
+          <w:color w:val="auto"/>
+        </w:rPr>
+        <w:t>c (14):</w:t>
+      </w:r>
+    </w:p>
+    <w:tbl>
+      <w:tblPr>
+        <w:tblStyle w:val="TableGrid"/>
+        <w:tblW w:w="0" w:type="auto"/>
+        <w:tblLook w:val="04A0" w:firstRow="1" w:lastRow="0" w:firstColumn="1" w:lastColumn="0" w:noHBand="0" w:noVBand="1"/>
+      </w:tblPr>
+      <w:tblGrid>
+        <w:gridCol w:w="9061"/>
+      </w:tblGrid>
+      <w:tr>
+        <w:tc>
+          <w:tcPr>
+            <w:tcW w:w="9062" w:type="dxa"/>
+          </w:tcPr>
+          <w:p>
+            <w:pPr>
+              <w:spacing w:before="80" w:after="80" w:line="264" w:lineRule="auto"/>
+              <w:jc w:val="center"/>
+              <w:rPr>
+                <w:color w:val="auto"/>
+              </w:rPr>
+            </w:pPr>
+            <m:oMath>
+              <m:acc>
+                <m:accPr>
+                  <m:chr m:val="̅"/>
+                  <m:ctrlPr>
+                    <w:rPr>
+                      <w:rFonts w:ascii="Cambria Math" w:hAnsi="Cambria Math"/>
+                      <w:i/>
+                      <w:color w:val="auto"/>
+                    </w:rPr>
+                  </m:ctrlPr>
+                </m:accPr>
+                <m:e>
+                  <m:r>
+                    <w:rPr>
+                      <w:rFonts w:ascii="Cambria Math" w:hAnsi="Cambria Math"/>
+                      <w:color w:val="auto"/>
+                    </w:rPr>
+                    <m:t>L</m:t>
+                  </m:r>
+                </m:e>
+              </m:acc>
+              <m:r>
+                <w:rPr>
+                  <w:rFonts w:ascii="Cambria Math" w:hAnsi="Cambria Math"/>
+                  <w:color w:val="auto"/>
+                </w:rPr>
+                <m:t xml:space="preserve">= </m:t>
+              </m:r>
+              <m:f>
+                <m:fPr>
+                  <m:ctrlPr>
+                    <w:rPr>
+                      <w:rFonts w:ascii="Cambria Math" w:hAnsi="Cambria Math"/>
+                      <w:i/>
+                      <w:color w:val="auto"/>
+                    </w:rPr>
+                  </m:ctrlPr>
+                </m:fPr>
+                <m:num>
+                  <m:r>
+                    <w:rPr>
+                      <w:rFonts w:ascii="Cambria Math" w:hAnsi="Cambria Math"/>
+                      <w:color w:val="auto"/>
+                    </w:rPr>
+                    <m:t>1</m:t>
+                  </m:r>
+                </m:num>
+                <m:den>
+                  <m:r>
+                    <w:rPr>
+                      <w:rFonts w:ascii="Cambria Math" w:hAnsi="Cambria Math"/>
+                      <w:color w:val="auto"/>
+                    </w:rPr>
+                    <m:t>N</m:t>
+                  </m:r>
+                </m:den>
+              </m:f>
+              <m:nary>
+                <m:naryPr>
+                  <m:chr m:val="∑"/>
+                  <m:limLoc m:val="undOvr"/>
+                  <m:ctrlPr>
+                    <w:rPr>
+                      <w:rFonts w:ascii="Cambria Math" w:hAnsi="Cambria Math"/>
+                      <w:i/>
+                      <w:color w:val="auto"/>
+                    </w:rPr>
+                  </m:ctrlPr>
+                </m:naryPr>
+                <m:sub>
+                  <m:r>
+                    <w:rPr>
+                      <w:rFonts w:ascii="Cambria Math" w:hAnsi="Cambria Math"/>
+                      <w:color w:val="auto"/>
+                    </w:rPr>
+                    <m:t>i=1</m:t>
+                  </m:r>
+                </m:sub>
+                <m:sup>
+                  <m:r>
+                    <w:rPr>
+                      <w:rFonts w:ascii="Cambria Math" w:hAnsi="Cambria Math"/>
+                      <w:color w:val="auto"/>
+                    </w:rPr>
+                    <m:t>N</m:t>
+                  </m:r>
+                </m:sup>
+                <m:e>
+                  <m:sSub>
+                    <m:sSubPr>
+                      <m:ctrlPr>
+                        <w:rPr>
+                          <w:rFonts w:ascii="Cambria Math" w:hAnsi="Cambria Math"/>
+                          <w:i/>
+                          <w:color w:val="auto"/>
+                        </w:rPr>
+                      </m:ctrlPr>
+                    </m:sSubPr>
+                    <m:e>
+                      <m:r>
+                        <w:rPr>
+                          <w:rFonts w:ascii="Cambria Math" w:hAnsi="Cambria Math"/>
+                          <w:color w:val="auto"/>
+                        </w:rPr>
+                        <m:t>L</m:t>
+                      </m:r>
+                    </m:e>
+                    <m:sub>
+                      <m:r>
+                        <w:rPr>
+                          <w:rFonts w:ascii="Cambria Math" w:hAnsi="Cambria Math"/>
+                          <w:color w:val="auto"/>
+                        </w:rPr>
+                        <m:t>i</m:t>
+                      </m:r>
+                    </m:sub>
+                  </m:sSub>
+                </m:e>
+              </m:nary>
+            </m:oMath>
+            <w:r>
+              <w:rPr>
+                <w:color w:val="auto"/>
+              </w:rPr>
+              <w:t xml:space="preserve"> (14)</w:t>
+            </w:r>
+          </w:p>
+        </w:tc>
+      </w:tr>
+    </w:tbl>
+    <w:p>
+      <w:pPr>
+        <w:spacing w:before="80" w:after="80" w:line="264" w:lineRule="auto"/>
+        <w:ind w:firstLine="567"/>
+        <w:jc w:val="both"/>
+        <w:rPr>
+          <w:color w:val="auto"/>
+        </w:rPr>
+      </w:pPr>
+      <w:r>
+        <w:rPr>
+          <w:color w:val="auto"/>
+        </w:rPr>
+        <w:t>Trong đó, (</w:t>
+      </w:r>
+      <m:oMath>
+        <m:sSub>
+          <m:sSubPr>
+            <m:ctrlPr>
+              <w:rPr>
+                <w:rFonts w:ascii="Cambria Math" w:hAnsi="Cambria Math"/>
+                <w:i/>
+                <w:color w:val="auto"/>
+              </w:rPr>
+            </m:ctrlPr>
+          </m:sSubPr>
+          <m:e>
+            <m:r>
+              <w:rPr>
+                <w:rFonts w:ascii="Cambria Math" w:hAnsi="Cambria Math"/>
+                <w:color w:val="auto"/>
+              </w:rPr>
+              <m:t>L</m:t>
+            </m:r>
+          </m:e>
+          <m:sub>
+            <m:r>
+              <w:rPr>
+                <w:rFonts w:ascii="Cambria Math" w:hAnsi="Cambria Math"/>
+                <w:color w:val="auto"/>
+              </w:rPr>
+              <m:t>i</m:t>
+            </m:r>
+          </m:sub>
+        </m:sSub>
+      </m:oMath>
+      <w:r>
+        <w:rPr>
+          <w:color w:val="auto"/>
+        </w:rPr>
+        <w:t>) là thời gian xử lý của yêu cầu điểm danh thứ (i) và (N) là tổng số yêu cầu được đánh giá.</w:t>
+      </w:r>
+    </w:p>
+    <w:p>
+      <w:pPr>
+        <w:keepNext/>
+        <w:spacing w:before="160" w:after="60"/>
+        <w:rPr>
+          <w:lang w:val="vi-VN"/>
+        </w:rPr>
+      </w:pPr>
+      <w:r>
+        <w:rPr>
+          <w:b/>
+          <w:color w:val="222222"/>
+          <w:lang w:val="vi-VN"/>
+        </w:rPr>
+        <w:lastRenderedPageBreak/>
+        <w:t>2.</w:t>
+      </w:r>
+      <w:r>
+        <w:rPr>
+          <w:b/>
+          <w:color w:val="222222"/>
+        </w:rPr>
+        <w:t>7</w:t>
+      </w:r>
+      <w:r>
+        <w:rPr>
+          <w:b/>
+          <w:color w:val="222222"/>
+          <w:lang w:val="vi-VN"/>
+        </w:rPr>
+        <w:t>. Quy trình điểm danh trên Kiosk</w:t>
+      </w:r>
+    </w:p>
+    <w:tbl>
+      <w:tblPr>
+        <w:tblStyle w:val="TableGrid"/>
+        <w:tblW w:w="0" w:type="auto"/>
+        <w:tblLook w:val="04A0" w:firstRow="1" w:lastRow="0" w:firstColumn="1" w:lastColumn="0" w:noHBand="0" w:noVBand="1"/>
+      </w:tblPr>
+      <w:tblGrid>
+        <w:gridCol w:w="9061"/>
       </w:tblGrid>
       <w:tr>
         <w:tc>
@@ -3897,7 +6659,6 @@
               <w:rPr>
                 <w:lang w:val="vi-VN"/>
               </w:rPr>
-              <w:lastRenderedPageBreak/>
               <w:t xml:space="preserve">Hình </w:t>
             </w:r>
             <w:r>
@@ -3945,12 +6706,28 @@
           <w:color w:val="222222"/>
           <w:lang w:val="vi-VN"/>
         </w:rPr>
-        <w:t>2.7. Thiết kế cơ sở dữ liệu và quản lý dữ liệu</w:t>
+        <w:t>2.</w:t>
+      </w:r>
+      <w:r>
+        <w:rPr>
+          <w:b/>
+          <w:color w:val="222222"/>
+        </w:rPr>
+        <w:t>8</w:t>
+      </w:r>
+      <w:r>
+        <w:rPr>
+          <w:b/>
+          <w:color w:val="222222"/>
+          <w:lang w:val="vi-VN"/>
+        </w:rPr>
+        <w:t>. Thiết kế cơ sở dữ liệu và quản lý dữ liệu</w:t>
       </w:r>
     </w:p>
     <w:p>
       <w:pPr>
         <w:spacing w:before="80" w:after="80" w:line="264" w:lineRule="auto"/>
+        <w:ind w:firstLine="567"/>
         <w:jc w:val="both"/>
         <w:rPr>
           <w:lang w:val="vi-VN"/>
@@ -4125,6 +6902,7 @@
         <w:rPr>
           <w:lang w:val="vi-VN"/>
         </w:rPr>
+        <w:lastRenderedPageBreak/>
         <w:t>user_classes: Lưu danh sách phân công giảng viên phụ trách giảng dạy các lớp học phần (bảng quan hệ N:M).</w:t>
       </w:r>
     </w:p>
@@ -4240,7 +7018,7 @@
         <w:tblLook w:val="04A0" w:firstRow="1" w:lastRow="0" w:firstColumn="1" w:lastColumn="0" w:noHBand="0" w:noVBand="1"/>
       </w:tblPr>
       <w:tblGrid>
-        <w:gridCol w:w="9062"/>
+        <w:gridCol w:w="9061"/>
       </w:tblGrid>
       <w:tr>
         <w:tc>
@@ -4262,7 +7040,6 @@
                 <w:sz w:val="26"/>
                 <w:szCs w:val="26"/>
               </w:rPr>
-              <w:lastRenderedPageBreak/>
               <w:drawing>
                 <wp:anchor distT="0" distB="0" distL="114300" distR="114300" simplePos="0" relativeHeight="251660288" behindDoc="0" locked="0" layoutInCell="1" allowOverlap="1" wp14:anchorId="3DA5B779" wp14:editId="197C6DF5">
                   <wp:simplePos x="0" y="0"/>
@@ -4328,6 +7105,18 @@
             <w:tcW w:w="9062" w:type="dxa"/>
           </w:tcPr>
           <w:p>
+            <w:pPr>
+              <w:jc w:val="center"/>
+            </w:pPr>
+            <w:r>
+              <w:rPr>
+                <w:rFonts w:cs="Times New Roman"/>
+                <w:noProof/>
+                <w:sz w:val="20"/>
+                <w:szCs w:val="20"/>
+              </w:rPr>
+              <w:t xml:space="preserve">Hình 6. </w:t>
+            </w:r>
             <w:r>
               <w:rPr>
                 <w:rFonts w:cs="Times New Roman"/>
@@ -4373,109 +7162,121 @@
         <w:keepNext/>
         <w:spacing w:before="160" w:after="60"/>
         <w:rPr>
-          <w:lang w:val="vi-VN"/>
-        </w:rPr>
-      </w:pPr>
-      <w:r>
-        <w:rPr>
           <w:b/>
           <w:color w:val="222222"/>
+        </w:rPr>
+      </w:pPr>
+      <w:r>
+        <w:rPr>
+          <w:b/>
+          <w:color w:val="222222"/>
           <w:lang w:val="vi-VN"/>
         </w:rPr>
         <w:t>3.1. Kết quả triển khai hệ thống</w:t>
       </w:r>
-    </w:p>
-    <w:p>
-      <w:pPr>
-        <w:spacing w:before="80" w:after="80" w:line="264" w:lineRule="auto"/>
-        <w:jc w:val="both"/>
-        <w:rPr>
-          <w:lang w:val="vi-VN"/>
-        </w:rPr>
-      </w:pPr>
-      <w:r>
-        <w:rPr>
-          <w:lang w:val="vi-VN"/>
-        </w:rPr>
-        <w:t>Hệ thống đã triển khai hoàn chỉnh giao diện Kiosk UI tại phòng học và giao diện Web Admin quản trị.</w:t>
-      </w:r>
-    </w:p>
-    <w:p>
-      <w:pPr>
-        <w:spacing w:before="160" w:after="40"/>
-        <w:jc w:val="center"/>
-        <w:rPr>
-          <w:lang w:val="vi-VN"/>
-        </w:rPr>
-      </w:pPr>
       <w:r>
         <w:rPr>
           <w:b/>
-          <w:color w:val="990000"/>
-          <w:lang w:val="vi-VN"/>
-        </w:rPr>
-        <w:t>[HÌNH 3 - CHÈN GIAO DIỆN KIOSK ĐIỂM DANH]</w:t>
-      </w:r>
-    </w:p>
-    <w:p>
-      <w:pPr>
-        <w:jc w:val="center"/>
-        <w:rPr>
-          <w:lang w:val="vi-VN"/>
-        </w:rPr>
-      </w:pPr>
-      <w:r>
-        <w:rPr>
-          <w:b/>
-          <w:lang w:val="vi-VN"/>
-        </w:rPr>
-        <w:t>Hình 3. Giao diện màn hình cảm ứng Kiosk UI hiển thị ca học hiện tại và nút chạm điểm danh.</w:t>
-      </w:r>
-    </w:p>
-    <w:p>
-      <w:pPr>
-        <w:spacing w:before="160" w:after="40"/>
-        <w:jc w:val="center"/>
-        <w:rPr>
-          <w:lang w:val="vi-VN"/>
-        </w:rPr>
-      </w:pPr>
-      <w:r>
-        <w:rPr>
-          <w:b/>
-          <w:color w:val="990000"/>
-          <w:lang w:val="vi-VN"/>
-        </w:rPr>
-        <w:t>[HÌNH 4 - CHỜ TÁC GIẢ CHÈN GIAO DIỆN QUẢN LÝ NHẬT KÝ ĐIỂM DANH]</w:t>
-      </w:r>
-    </w:p>
-    <w:p>
-      <w:pPr>
-        <w:jc w:val="center"/>
-        <w:rPr>
-          <w:lang w:val="vi-VN"/>
-        </w:rPr>
-      </w:pPr>
-      <w:r>
-        <w:rPr>
-          <w:b/>
-          <w:lang w:val="vi-VN"/>
-        </w:rPr>
-        <w:t>Hình 4. Giao diện Web Admin theo dõi nhật ký điểm danh chi tiết kèm hình ảnh lưu vết snapshot.</w:t>
+          <w:color w:val="222222"/>
+        </w:rPr>
+        <w:t xml:space="preserve"> thực tế</w:t>
       </w:r>
     </w:p>
     <w:p>
       <w:pPr>
         <w:keepNext/>
         <w:spacing w:before="160" w:after="60"/>
-        <w:rPr>
-          <w:lang w:val="vi-VN"/>
-        </w:rPr>
+        <w:jc w:val="center"/>
       </w:pPr>
       <w:r>
         <w:rPr>
           <w:b/>
           <w:color w:val="222222"/>
+        </w:rPr>
+        <w:t>Hình 3. Lắp đặt phần cứng thực tế</w:t>
+      </w:r>
+    </w:p>
+    <w:p>
+      <w:pPr>
+        <w:jc w:val="center"/>
+        <w:rPr>
+          <w:lang w:val="vi-VN"/>
+        </w:rPr>
+      </w:pPr>
+      <w:r>
+        <w:rPr>
+          <w:b/>
+          <w:lang w:val="vi-VN"/>
+        </w:rPr>
+        <w:t xml:space="preserve">Hình </w:t>
+      </w:r>
+      <w:r>
+        <w:rPr>
+          <w:b/>
+        </w:rPr>
+        <w:t>4</w:t>
+      </w:r>
+      <w:r>
+        <w:rPr>
+          <w:b/>
+          <w:lang w:val="vi-VN"/>
+        </w:rPr>
+        <w:t>. Giao diện màn hình cảm ứng Kiosk UI hiển thị ca học hiện tại và nút chạm điểm danh.</w:t>
+      </w:r>
+    </w:p>
+    <w:p>
+      <w:pPr>
+        <w:jc w:val="center"/>
+        <w:rPr>
+          <w:b/>
+          <w:lang w:val="vi-VN"/>
+        </w:rPr>
+      </w:pPr>
+      <w:r>
+        <w:rPr>
+          <w:b/>
+          <w:lang w:val="vi-VN"/>
+        </w:rPr>
+        <w:t xml:space="preserve">Hình </w:t>
+      </w:r>
+      <w:r>
+        <w:rPr>
+          <w:b/>
+        </w:rPr>
+        <w:t>5</w:t>
+      </w:r>
+      <w:r>
+        <w:rPr>
+          <w:b/>
+          <w:lang w:val="vi-VN"/>
+        </w:rPr>
+        <w:t>. Giao diện Web Admin theo dõi nhật ký điểm danh chi tiết kèm hình ảnh lưu vết snapshot.</w:t>
+      </w:r>
+    </w:p>
+    <w:p>
+      <w:pPr>
+        <w:jc w:val="center"/>
+      </w:pPr>
+      <w:r>
+        <w:rPr>
+          <w:b/>
+        </w:rPr>
+        <w:lastRenderedPageBreak/>
+        <w:t>Hình 6. Sinh viên điểm danh thực tế</w:t>
+      </w:r>
+    </w:p>
+    <w:p>
+      <w:pPr>
+        <w:keepNext/>
+        <w:spacing w:before="160" w:after="60"/>
+        <w:rPr>
+          <w:lang w:val="vi-VN"/>
+        </w:rPr>
+      </w:pPr>
+      <w:r>
+        <w:rPr>
+          <w:b/>
+          <w:color w:val="222222"/>
           <w:lang w:val="vi-VN"/>
         </w:rPr>
         <w:t>3.2. Kết quả nhận diện khuôn mặt</w:t>
@@ -4484,6 +7285,7 @@
     <w:p>
       <w:pPr>
         <w:spacing w:before="80" w:after="80" w:line="264" w:lineRule="auto"/>
+        <w:ind w:firstLine="567"/>
         <w:jc w:val="both"/>
         <w:rPr>
           <w:lang w:val="vi-VN"/>
@@ -4521,7 +7323,7 @@
       </w:tblPr>
       <w:tblGrid>
         <w:gridCol w:w="4531"/>
-        <w:gridCol w:w="4531"/>
+        <w:gridCol w:w="4530"/>
       </w:tblGrid>
       <w:tr>
         <w:trPr>
@@ -4609,15 +7411,6 @@
                 <w:lang w:val="vi-VN"/>
               </w:rPr>
             </w:pPr>
-            <w:r>
-              <w:rPr>
-                <w:b/>
-                <w:color w:val="990000"/>
-                <w:sz w:val="20"/>
-                <w:lang w:val="vi-VN"/>
-              </w:rPr>
-              <w:t>[CHỜ THỰC NGHIỆM ACCURACY]</w:t>
-            </w:r>
           </w:p>
         </w:tc>
       </w:tr>
@@ -4642,7 +7435,6 @@
                 <w:sz w:val="20"/>
                 <w:lang w:val="vi-VN"/>
               </w:rPr>
-              <w:lastRenderedPageBreak/>
               <w:t>Độ chính xác dự báo (Precision)</w:t>
             </w:r>
           </w:p>
@@ -4659,15 +7451,6 @@
                 <w:lang w:val="vi-VN"/>
               </w:rPr>
             </w:pPr>
-            <w:r>
-              <w:rPr>
-                <w:b/>
-                <w:color w:val="990000"/>
-                <w:sz w:val="20"/>
-                <w:lang w:val="vi-VN"/>
-              </w:rPr>
-              <w:t>[CHỜ THỰC NGHIỆM PRECISION]</w:t>
-            </w:r>
           </w:p>
         </w:tc>
       </w:tr>
@@ -4708,15 +7491,6 @@
                 <w:lang w:val="vi-VN"/>
               </w:rPr>
             </w:pPr>
-            <w:r>
-              <w:rPr>
-                <w:b/>
-                <w:color w:val="990000"/>
-                <w:sz w:val="20"/>
-                <w:lang w:val="vi-VN"/>
-              </w:rPr>
-              <w:t>[CHỜ THỰC NGHIỆM RECALL]</w:t>
-            </w:r>
           </w:p>
         </w:tc>
       </w:tr>
@@ -4757,15 +7531,6 @@
                 <w:lang w:val="vi-VN"/>
               </w:rPr>
             </w:pPr>
-            <w:r>
-              <w:rPr>
-                <w:b/>
-                <w:color w:val="990000"/>
-                <w:sz w:val="20"/>
-                <w:lang w:val="vi-VN"/>
-              </w:rPr>
-              <w:t>[CHỜ THỰC NGHIỆM F1-SCORE]</w:t>
-            </w:r>
           </w:p>
         </w:tc>
       </w:tr>
@@ -4806,15 +7571,6 @@
                 <w:lang w:val="vi-VN"/>
               </w:rPr>
             </w:pPr>
-            <w:r>
-              <w:rPr>
-                <w:b/>
-                <w:color w:val="990000"/>
-                <w:sz w:val="20"/>
-                <w:lang w:val="vi-VN"/>
-              </w:rPr>
-              <w:t>[CHỜ THỰC NGHIỆM FAR]</w:t>
-            </w:r>
           </w:p>
         </w:tc>
       </w:tr>
@@ -4855,15 +7611,6 @@
                 <w:lang w:val="vi-VN"/>
               </w:rPr>
             </w:pPr>
-            <w:r>
-              <w:rPr>
-                <w:b/>
-                <w:color w:val="990000"/>
-                <w:sz w:val="20"/>
-                <w:lang w:val="vi-VN"/>
-              </w:rPr>
-              <w:t>[CHỜ THỰC NGHIỆM FRR]</w:t>
-            </w:r>
           </w:p>
         </w:tc>
       </w:tr>
@@ -4873,6 +7620,42 @@
         <w:keepNext/>
         <w:spacing w:before="160" w:after="60"/>
         <w:rPr>
+          <w:color w:val="FF0000"/>
+          <w:lang w:val="vi-VN"/>
+        </w:rPr>
+      </w:pPr>
+      <w:r>
+        <w:rPr>
+          <w:b/>
+          <w:color w:val="FF0000"/>
+          <w:lang w:val="vi-VN"/>
+        </w:rPr>
+        <w:t>3.3. Kết quả chống giả mạo</w:t>
+      </w:r>
+    </w:p>
+    <w:p>
+      <w:pPr>
+        <w:keepNext/>
+        <w:spacing w:before="160" w:after="60"/>
+        <w:rPr>
+          <w:color w:val="FF0000"/>
+          <w:lang w:val="vi-VN"/>
+        </w:rPr>
+      </w:pPr>
+      <w:r>
+        <w:rPr>
+          <w:b/>
+          <w:color w:val="FF0000"/>
+          <w:lang w:val="vi-VN"/>
+        </w:rPr>
+        <w:t>3.4. Hiệu năng trên Raspberry Pi 5</w:t>
+      </w:r>
+    </w:p>
+    <w:p>
+      <w:pPr>
+        <w:keepNext/>
+        <w:spacing w:before="160" w:after="60"/>
+        <w:rPr>
           <w:lang w:val="vi-VN"/>
         </w:rPr>
       </w:pPr>
@@ -4882,93 +7665,28 @@
           <w:color w:val="222222"/>
           <w:lang w:val="vi-VN"/>
         </w:rPr>
-        <w:t>3.3. Kết quả chống giả mạo</w:t>
-      </w:r>
-    </w:p>
-    <w:p>
-      <w:pPr>
-        <w:keepNext/>
-        <w:spacing w:before="160" w:after="60"/>
-        <w:jc w:val="both"/>
-        <w:rPr>
-          <w:lang w:val="vi-VN"/>
-        </w:rPr>
-      </w:pPr>
-      <w:r>
-        <w:rPr>
-          <w:lang w:val="vi-VN"/>
-        </w:rPr>
-        <w:t>Hiệu năng của mạng MiniFASNetV2 được đánh giá trên các kịch bản giả mạo 2D, bao gồm sử dụng ảnh in trên giấy và phát lại video trên màn hình điện thoại. Các chỉ số APCER và BPCER được sử dụng để đánh giá khả năng phân biệt giữa mẫu hợp lệ và mẫu giả mạo của hệ thống. Kết quả thực nghiệm sẽ được bổ sung sau khi hoàn thành quá trình đánh giá trên tập dữ liệu và các điều kiện thử nghiệm được xác định.</w:t>
-      </w:r>
-    </w:p>
-    <w:p>
-      <w:pPr>
-        <w:keepNext/>
-        <w:spacing w:before="160" w:after="60"/>
-        <w:rPr>
-          <w:lang w:val="vi-VN"/>
-        </w:rPr>
-      </w:pPr>
+        <w:t>3.</w:t>
+      </w:r>
       <w:r>
         <w:rPr>
           <w:b/>
           <w:color w:val="222222"/>
-          <w:lang w:val="vi-VN"/>
-        </w:rPr>
-        <w:t>3.4. Hiệu năng trên Raspberry Pi 5</w:t>
-      </w:r>
-    </w:p>
-    <w:p>
-      <w:pPr>
-        <w:keepNext/>
-        <w:spacing w:before="160" w:after="60"/>
-        <w:jc w:val="both"/>
-        <w:rPr>
-          <w:lang w:val="vi-VN"/>
-        </w:rPr>
-      </w:pPr>
-      <w:r>
-        <w:rPr>
-          <w:lang w:val="vi-VN"/>
-        </w:rPr>
-        <w:t>Hiệu năng xử lý của hệ thống trên Raspberry Pi 5 được đánh giá thông qua thời gian xử lý mỗi yêu cầu điểm danh và mức sử dụng tài nguyên phần cứng trong quá trình suy luận AI. Các chỉ số latency, CPU và RAM sẽ được ghi nhận trong điều kiện thử nghiệm xác định và bổ sung vào kết quả sau khi hoàn thành quá trình đo lường. Việc đánh giá này nhằm xác định khả năng đáp ứng của thiết bị biên đối với quy trình điểm danh được triển khai.</w:t>
-      </w:r>
-    </w:p>
-    <w:p>
-      <w:pPr>
-        <w:keepNext/>
-        <w:spacing w:before="160" w:after="60"/>
-        <w:rPr>
-          <w:lang w:val="vi-VN"/>
-        </w:rPr>
-      </w:pPr>
+        </w:rPr>
+        <w:t>5</w:t>
+      </w:r>
       <w:r>
         <w:rPr>
           <w:b/>
           <w:color w:val="222222"/>
           <w:lang w:val="vi-VN"/>
         </w:rPr>
-        <w:t>3.</w:t>
-      </w:r>
-      <w:r>
-        <w:rPr>
-          <w:b/>
-          <w:color w:val="222222"/>
-        </w:rPr>
-        <w:t>5</w:t>
-      </w:r>
-      <w:r>
-        <w:rPr>
-          <w:b/>
-          <w:color w:val="222222"/>
-          <w:lang w:val="vi-VN"/>
-        </w:rPr>
         <w:t>. Thảo luận và hạn chế</w:t>
       </w:r>
     </w:p>
     <w:p>
       <w:pPr>
         <w:spacing w:before="80" w:after="80" w:line="264" w:lineRule="auto"/>
+        <w:ind w:firstLine="567"/>
         <w:jc w:val="both"/>
         <w:rPr>
           <w:lang w:val="vi-VN"/>
@@ -4990,6 +7708,7 @@
     <w:p>
       <w:pPr>
         <w:spacing w:before="80" w:after="80" w:line="264" w:lineRule="auto"/>
+        <w:ind w:firstLine="567"/>
         <w:jc w:val="both"/>
         <w:rPr>
           <w:lang w:val="vi-VN"/>
@@ -5023,6 +7742,7 @@
     <w:p>
       <w:pPr>
         <w:spacing w:before="80" w:after="80" w:line="264" w:lineRule="auto"/>
+        <w:ind w:firstLine="567"/>
         <w:jc w:val="both"/>
         <w:rPr>
           <w:lang w:val="vi-VN"/>
@@ -5044,6 +7764,7 @@
     <w:p>
       <w:pPr>
         <w:spacing w:before="80" w:after="80" w:line="264" w:lineRule="auto"/>
+        <w:ind w:firstLine="567"/>
         <w:jc w:val="both"/>
         <w:rPr>
           <w:lang w:val="vi-VN"/>
@@ -5055,12 +7776,11 @@
         </w:rPr>
         <w:t>Với kiến trúc xử lý cục bộ, hệ thống có khả năng thực hiện các chức năng quản lý đào tạo và xử lý dữ liệu điểm danh mà không yêu cầu hình ảnh khuôn mặt phải được truyền đến dịch vụ xử lý đám mây trong quy trình điểm danh. Cách tiếp cận này cho thấy tính khả thi của việc triển khai một hệ thống điểm danh dựa trên nhận diện khuôn mặt tại biên, đồng thời có thể hạn chế nhu cầu truyền dữ liệu sinh trắc học ra ngoài thiết bị trong quá trình xử lý.</w:t>
       </w:r>
-      <w:bookmarkStart w:id="0" w:name="_GoBack"/>
-      <w:bookmarkEnd w:id="0"/>
     </w:p>
     <w:p>
       <w:pPr>
         <w:spacing w:before="80" w:after="80" w:line="264" w:lineRule="auto"/>
+        <w:ind w:firstLine="567"/>
         <w:jc w:val="both"/>
         <w:rPr>
           <w:lang w:val="vi-VN"/>
@@ -5105,7 +7825,13 @@
         <w:rPr>
           <w:lang w:val="vi-VN"/>
         </w:rPr>
-        <w:t>[1] J. Deng, J. Guo, N. Xue, and S. Zafeiriou, "ArcFace: Additive angular margin loss for deep face recognition," in Proceedings of the IEEE/CVF Conference on Computer Vision and Pattern Recognition (CVPR), 2019, pp. 4690–4699.</w:t>
+        <w:t>[1] S. Bhattacharya, G. S. Nainala, P. Das, and A. Routray, “Smart Attendance Monitoring System (SAMS): A Face Recognition Based Attendance System for Classroom Environment,” in 2018 IEEE 18th International Conference on Advanced Learning Technologies (ICALT), Mumbai, India, 2018, pp. 358–360,</w:t>
+      </w:r>
+      <w:r>
+        <w:rPr>
+          <w:lang w:val="vi-VN"/>
+        </w:rPr>
+        <w:t xml:space="preserve"> doi: 10.1109/ICALT.2018.00090.</w:t>
       </w:r>
     </w:p>
     <w:p>
@@ -5121,7 +7847,13 @@
         <w:rPr>
           <w:lang w:val="vi-VN"/>
         </w:rPr>
-        <w:t>[2] O. M. Parkhi, A. Vedaldi, and A. Zisserman, "Deep face recognition," in British Machine Vision Conference (BMVC), 2015.</w:t>
+        <w:t>[2] V. Patil et al., “Automatic Students Attendance Marking System Using Image Processing and Machine Learning,” in 2020 International Conference on Smart Electronics and Communication (ICOSEC), Trichy, India, 2020, doi: 10</w:t>
+      </w:r>
+      <w:r>
+        <w:rPr>
+          <w:lang w:val="vi-VN"/>
+        </w:rPr>
+        <w:t>.1109/ICOSEC49089.2020.9215305.</w:t>
       </w:r>
     </w:p>
     <w:p>
@@ -5137,7 +7869,13 @@
         <w:rPr>
           <w:lang w:val="vi-VN"/>
         </w:rPr>
-        <w:t>[3] F. Schroff, D. Kalenichenko, and J. Philbin, "FaceNet: A unified embedding for face recognition and clustering," in Proceedings of the IEEE Conference on Computer Vision and Pattern Recognition (CVPR), 2015, pp. 815–823.</w:t>
+        <w:t>[3] L. Ashok Kumar, V. Indragandhi, A. Chitra, R. Paul, and S. Banerjee, “Smart Attendance Management System Using Raspberry Pi and Deep Learning Technique,” in Proceedings of the First International Conference on Combinatorial and Optimization (ICCAP 2021), 2021, doi: 10.4108/eai.7-12-2</w:t>
+      </w:r>
+      <w:r>
+        <w:rPr>
+          <w:lang w:val="vi-VN"/>
+        </w:rPr>
+        <w:t>021.2315121.</w:t>
       </w:r>
     </w:p>
     <w:p>
@@ -5153,7 +7891,13 @@
         <w:rPr>
           <w:lang w:val="vi-VN"/>
         </w:rPr>
-        <w:t>[4] S. Zhang, X. Wang, A. Liu, C. Zhao, J. Wan, and S. Z. Li, "CASIA-SURF: A large-scale multi-modal benchmark for face anti-spoofing," IEEE Transactions on Biometrics, Behavior, and Identity Science, vol. 2, no. 2, pp. 182–193, 2020.</w:t>
+        <w:t xml:space="preserve">[4] F. Schroff, D. Kalenichenko, and J. Philbin, “FaceNet: A Unified Embedding for Face Recognition and Clustering,” in Proc. IEEE Conf. Comput. Vis. Pattern Recognit. (CVPR), 2015, pp. 815–823, </w:t>
+      </w:r>
+      <w:r>
+        <w:rPr>
+          <w:lang w:val="vi-VN"/>
+        </w:rPr>
+        <w:t>doi: 10.1109/CVPR.2015.7298682.</w:t>
       </w:r>
     </w:p>
     <w:p>
@@ -5169,7 +7913,13 @@
         <w:rPr>
           <w:lang w:val="vi-VN"/>
         </w:rPr>
-        <w:t>[5] Z. Zhang, J. Yan, S. Liu, Z. Lei, D. Yi, and S. Z. Li, "A surface defect detection algorithm based on deep learning," IEEE Transactions on Information Forensics and Security, vol. 9, no. 11, pp. 1980–1990, 2014.</w:t>
+        <w:t>[5] J. Deng, J. Guo, N. Xue, and S. Zafeiriou, “ArcFace: Additive Angular Margin Loss for Deep Face Recognition,” in Proc. IEEE/CVF Conf. Comput. Vis. Pattern Recognit. (CVPR), 2019, pp. 4690–4699</w:t>
+      </w:r>
+      <w:r>
+        <w:rPr>
+          <w:lang w:val="vi-VN"/>
+        </w:rPr>
+        <w:t>, doi: 10.1109/CVPR.2019.00482.</w:t>
       </w:r>
     </w:p>
     <w:p>
@@ -5185,7 +7935,13 @@
         <w:rPr>
           <w:lang w:val="vi-VN"/>
         </w:rPr>
-        <w:t>[6] A. Lucena, A. Junior, V. Moia, R. Souza, E. Valle, and R. Lotufo, "Transfer learning using convolutional neural networks for face anti-spoofing," in IEEE International Conference on Image Processing (ICIP), 2017, pp. 27–31.</w:t>
+        <w:t>[6] X. Wang, H. Xue, X. Liu, and Q. Pei, “A Privacy-Preserving Edge Computation-Based Face Verification System for User Authentication,” IEEE Access, vol. 7, pp. 14186–14197, 2019, do</w:t>
+      </w:r>
+      <w:r>
+        <w:rPr>
+          <w:lang w:val="vi-VN"/>
+        </w:rPr>
+        <w:t>i: 10.1109/ACCESS.2019.2894535.</w:t>
       </w:r>
     </w:p>
     <w:p>
@@ -5201,7 +7957,13 @@
         <w:rPr>
           <w:lang w:val="vi-VN"/>
         </w:rPr>
-        <w:t>[7] X. Tan, Y. Li, J. Liu, and L. Jiang, "Face liveness detection using dynamic texture," IEEE Transactions on Image Processing, vol. 19, no. 8, pp. 2046–2053, 2010.</w:t>
+        <w:t>[7] Y. Xie, P. Li, N. Nedjah, B. B. Gupta, D. Taniar, and J. Zhang, “Privacy Protection Framework for Face Recognition in Edge-Based Internet of Things,” Cluster Computing, vol. 26, pp. 3017–3035, 2023, d</w:t>
+      </w:r>
+      <w:r>
+        <w:rPr>
+          <w:lang w:val="vi-VN"/>
+        </w:rPr>
+        <w:t>oi: 10.1007/s10586-022-03808-8.</w:t>
       </w:r>
     </w:p>
     <w:p>
@@ -5217,7 +7979,13 @@
         <w:rPr>
           <w:lang w:val="vi-VN"/>
         </w:rPr>
-        <w:t>[8] Y. Atoum, Y. Liu, A. Amin Jourabloo, and X. Liu, "Face anti-spoofing using patch and depth-based CNNs," in IEEE International Joint Conference on Biometrics (IJCB), 2017, pp. 319–328.</w:t>
+        <w:t>[8] Minivision AI, “Silent-Face-Anti-Spoofing,” GitHub repository, 2020. [Online]. Available: Silent-Face-Anti-Spo</w:t>
+      </w:r>
+      <w:r>
+        <w:rPr>
+          <w:lang w:val="vi-VN"/>
+        </w:rPr>
+        <w:t>ofing. Accessed: Sep. 11, 2026.</w:t>
       </w:r>
     </w:p>
     <w:p>
@@ -5233,7 +8001,13 @@
         <w:rPr>
           <w:lang w:val="vi-VN"/>
         </w:rPr>
-        <w:t>[9] A. Howard, M. Sandler, G. Chu, L. C. Chen, B. Chen, M. Tan, W. Wang, Y. Yukun, R. Vasudevan, Q. V. Le, and H. Adam, "Searching for MobileNetV3," in Proceedings of the IEEE/CVF International Conference on Computer Vision (ICCV), 2019, pp. 1314–1324.</w:t>
+        <w:t xml:space="preserve">[9] Y. Atoum, Y. Liu, A. Jourabloo, and X. Liu, “Face Anti-Spoofing Using Patch and Depth-Based CNNs,” in 2017 IEEE International Joint Conference on Biometrics (IJCB), 2017, pp. 319–328, </w:t>
+      </w:r>
+      <w:r>
+        <w:rPr>
+          <w:lang w:val="vi-VN"/>
+        </w:rPr>
+        <w:t>doi: 10.1109/BTAS.2017.8272713.</w:t>
       </w:r>
     </w:p>
     <w:p>
@@ -5249,136 +8023,13 @@
         <w:rPr>
           <w:lang w:val="vi-VN"/>
         </w:rPr>
-        <w:t>[10] N. Xiang and T. Zhang, "Edge AI-based smart attendance management system: A real-time face recognition approach," IEEE Access, vol. 9, pp. 112450–112462, 2021.</w:t>
-      </w:r>
-    </w:p>
-    <w:p>
-      <w:pPr>
-        <w:spacing w:before="40" w:after="80" w:line="264" w:lineRule="auto"/>
-        <w:ind w:left="360" w:hanging="360"/>
-        <w:jc w:val="both"/>
-        <w:rPr>
-          <w:lang w:val="vi-VN"/>
-        </w:rPr>
-      </w:pPr>
-      <w:r>
-        <w:rPr>
-          <w:lang w:val="vi-VN"/>
-        </w:rPr>
-        <w:t>[11] M. S. Kumar and R. S. Devi, "Smart attendance system using Raspberry Pi and OpenCV," International Journal of Pure and Applied Mathematics, vol. 119, no. 15, pp. 327–333, 2018.</w:t>
-      </w:r>
-    </w:p>
-    <w:p>
-      <w:pPr>
-        <w:spacing w:before="40" w:after="80" w:line="264" w:lineRule="auto"/>
-        <w:ind w:left="360" w:hanging="360"/>
-        <w:jc w:val="both"/>
-        <w:rPr>
-          <w:lang w:val="vi-VN"/>
-        </w:rPr>
-      </w:pPr>
-      <w:r>
-        <w:rPr>
-          <w:lang w:val="vi-VN"/>
-        </w:rPr>
-        <w:t>[12] R. Szegedy, W. Liu, Y. Jia, P. Sermanet, S. Reed, D. Anguelov, D. Erhan, V. Vanhoucke, and A. Rabinovich, "Going deeper with convolutions," in Proceedings of the IEEE Conference on Computer Vision and Pattern Recognition (CVPR), 2015, pp. 1–9.</w:t>
-      </w:r>
-    </w:p>
-    <w:p>
-      <w:pPr>
-        <w:spacing w:before="40" w:after="80" w:line="264" w:lineRule="auto"/>
-        <w:ind w:left="360" w:hanging="360"/>
-        <w:jc w:val="both"/>
-        <w:rPr>
-          <w:lang w:val="vi-VN"/>
-        </w:rPr>
-      </w:pPr>
-      <w:r>
-        <w:rPr>
-          <w:lang w:val="vi-VN"/>
-        </w:rPr>
-        <w:t>[13] ISO/IEC 30107-3:2017, Information technology — Biometric presentation attack detection — Part 3: Testing and reporting, International Organization for Standardization, 2017.</w:t>
-      </w:r>
-    </w:p>
-    <w:p>
-      <w:pPr>
-        <w:spacing w:before="40" w:after="80" w:line="264" w:lineRule="auto"/>
-        <w:ind w:left="360" w:hanging="360"/>
-        <w:jc w:val="both"/>
-        <w:rPr>
-          <w:lang w:val="vi-VN"/>
-        </w:rPr>
-      </w:pPr>
-      <w:r>
-        <w:rPr>
-          <w:lang w:val="vi-VN"/>
-        </w:rPr>
-        <w:t>[14] G. P. Patel and H. B. Prajapati, "Study and performance analysis of face recognition techniques on embedded edge devices," Journal of Real-Time Image Processing, vol. 18, no. 4, pp. 1205–1219, 2021.</w:t>
-      </w:r>
-    </w:p>
-    <w:p>
-      <w:pPr>
-        <w:spacing w:before="40" w:after="80" w:line="264" w:lineRule="auto"/>
-        <w:ind w:left="360" w:hanging="360"/>
-        <w:jc w:val="both"/>
-        <w:rPr>
-          <w:lang w:val="vi-VN"/>
-        </w:rPr>
-      </w:pPr>
-      <w:r>
-        <w:rPr>
-          <w:lang w:val="vi-VN"/>
-        </w:rPr>
-        <w:t>[15] S. Liu, P. Zhang, and R. Hostettler, "Resource-constrained face recognition on single-board computers," ACM Transactions on Embedded Computing Systems, vol. 20, no. 5s, pp. 1–22, 2021.</w:t>
-      </w:r>
-    </w:p>
-    <w:p>
-      <w:pPr>
-        <w:spacing w:before="40" w:after="80" w:line="264" w:lineRule="auto"/>
-        <w:ind w:left="360" w:hanging="360"/>
-        <w:jc w:val="both"/>
-        <w:rPr>
-          <w:lang w:val="vi-VN"/>
-        </w:rPr>
-      </w:pPr>
-      <w:r>
-        <w:rPr>
-          <w:lang w:val="vi-VN"/>
-        </w:rPr>
-        <w:lastRenderedPageBreak/>
-        <w:t>[16] OpenCV Development Team, "Open Source Computer Vision Library," 2024. [Online]. Available: https://opencv.org</w:t>
-      </w:r>
-    </w:p>
-    <w:p>
-      <w:pPr>
-        <w:spacing w:before="40" w:after="80" w:line="264" w:lineRule="auto"/>
-        <w:ind w:left="360" w:hanging="360"/>
-        <w:jc w:val="both"/>
-        <w:rPr>
-          <w:lang w:val="vi-VN"/>
-        </w:rPr>
-      </w:pPr>
-      <w:r>
-        <w:rPr>
-          <w:lang w:val="vi-VN"/>
-        </w:rPr>
-        <w:t>[17] InsightFace Team, "InsightFace: 2D and 3D Face Analysis Project," 2024. [Online]. Available: https://github.com/deepinsight/insightface</w:t>
-      </w:r>
-    </w:p>
-    <w:p>
-      <w:pPr>
-        <w:spacing w:before="40" w:after="80" w:line="264" w:lineRule="auto"/>
-        <w:ind w:left="360" w:hanging="360"/>
-        <w:jc w:val="both"/>
-        <w:rPr>
-          <w:lang w:val="vi-VN"/>
-        </w:rPr>
-      </w:pPr>
-      <w:r>
-        <w:rPr>
-          <w:lang w:val="vi-VN"/>
-        </w:rPr>
-        <w:t>[18] ONNX Runtime Developers, "ONNX Runtime: Cross-platform, high performance ML inferencing and training engine," 2024. [Online]. Available: https://onnxruntime.ai</w:t>
+        <w:t>[10] ISO/IEC 30107-3:2023, Information Technology—Biometric Presentation Attack Detection—Part 3: Testing and Reporting, 2nd ed., International Organization for Standardization, Geneva, Switzerland, 2023.</w:t>
+      </w:r>
+      <w:r>
+        <w:rPr>
+          <w:lang w:val="vi-VN"/>
+        </w:rPr>
+        <w:t xml:space="preserve"> </w:t>
       </w:r>
     </w:p>
     <w:p>
@@ -5390,7 +8041,7 @@
     </w:p>
     <w:sectPr>
       <w:pgSz w:w="11906" w:h="16838"/>
-      <w:pgMar w:top="1134" w:right="1417" w:bottom="1134" w:left="1417" w:header="720" w:footer="720" w:gutter="0"/>
+      <w:pgMar w:top="1134" w:right="1417" w:bottom="1134" w:left="1418" w:header="720" w:footer="720" w:gutter="0"/>
       <w:cols w:space="720"/>
       <w:docGrid w:linePitch="360"/>
     </w:sectPr>
